--- a/downloads/teacher/ai-4-week-13.docx
+++ b/downloads/teacher/ai-4-week-13.docx
@@ -3547,6 +3547,396 @@
         <w:t>Teacher answer: Threshold remains 2.5 and predictions remain [0, 1], but only 1/2 test predictions is correct.</w:t>
       </w:r>
     </w:p>
+    <w:p>
+      <w:pPr>
+        <w:pStyle w:val="Heading1"/>
+      </w:pPr>
+      <w:r>
+        <w:t>08. Prepare, teach and assess</w:t>
+      </w:r>
+    </w:p>
+    <w:p>
+      <w:r>
+        <w:t>Teaching target: Connect training-only scaling and neighbour prediction in one pipeline</w:t>
+      </w:r>
+    </w:p>
+    <w:p>
+      <w:r>
+        <w:t>Prepare the labelled worked-case picture, the matching workbook, fictional input cards and a place for individual responses. Check a local Python 3 environment before class; have a paper-trace version ready.</w:t>
+      </w:r>
+    </w:p>
+    <w:tbl>
+      <w:tblPr>
+        <w:tblStyle w:val="LightShading-Accent1"/>
+        <w:tblW w:type="auto" w:w="0"/>
+        <w:tblLook w:firstColumn="1" w:firstRow="1" w:lastColumn="0" w:lastRow="0" w:noHBand="0" w:noVBand="1" w:val="04A0"/>
+      </w:tblPr>
+      <w:tblGrid>
+        <w:gridCol w:w="3408"/>
+        <w:gridCol w:w="3408"/>
+        <w:gridCol w:w="3408"/>
+      </w:tblGrid>
+      <w:tr>
+        <w:trPr>
+          <w:tblHeader/>
+        </w:trPr>
+        <w:tc>
+          <w:tcPr>
+            <w:tcW w:type="dxa" w:w="3408"/>
+          </w:tcPr>
+          <w:p>
+            <w:r>
+              <w:t>Session</w:t>
+            </w:r>
+          </w:p>
+        </w:tc>
+        <w:tc>
+          <w:tcPr>
+            <w:tcW w:type="dxa" w:w="3408"/>
+          </w:tcPr>
+          <w:p>
+            <w:r>
+              <w:t>Plan</w:t>
+            </w:r>
+          </w:p>
+        </w:tc>
+        <w:tc>
+          <w:tcPr>
+            <w:tcW w:type="dxa" w:w="3408"/>
+          </w:tcPr>
+          <w:p>
+            <w:r>
+              <w:t>Resources</w:t>
+            </w:r>
+          </w:p>
+        </w:tc>
+      </w:tr>
+      <w:tr>
+        <w:tc>
+          <w:tcPr>
+            <w:tcW w:type="dxa" w:w="3408"/>
+          </w:tcPr>
+          <w:p>
+            <w:r>
+              <w:t>Session 1 · Understand · 45 min</w:t>
+            </w:r>
+          </w:p>
+        </w:tc>
+        <w:tc>
+          <w:tcPr>
+            <w:tcW w:type="dxa" w:w="3408"/>
+          </w:tcPr>
+          <w:p>
+            <w:r>
+              <w:t>0–7: recall and prerequisite; 7–15: inspect the concrete case and predict; 15–30: teacher models the worked trace; 30–40: learners explain a step using the text and visual; 40–45: check the core idea.</w:t>
+            </w:r>
+          </w:p>
+        </w:tc>
+        <w:tc>
+          <w:tcPr>
+            <w:tcW w:type="dxa" w:w="3408"/>
+          </w:tcPr>
+          <w:p>
+            <w:r>
+              <w:t>Sections 1–6; record the brief recall in the workbook.</w:t>
+            </w:r>
+          </w:p>
+        </w:tc>
+      </w:tr>
+      <w:tr>
+        <w:tc>
+          <w:tcPr>
+            <w:tcW w:type="dxa" w:w="3408"/>
+          </w:tcPr>
+          <w:p>
+            <w:r>
+              <w:t>Session 2 · Practise · 45 min</w:t>
+            </w:r>
+          </w:p>
+        </w:tc>
+        <w:tc>
+          <w:tcPr>
+            <w:tcW w:type="dxa" w:w="3408"/>
+          </w:tcPr>
+          <w:p>
+            <w:r>
+              <w:t>0–5: retrieve the procedure; 5–15: W2 completion practice; 15–23: explain and check with a partner; 23–30: each learner answers the misconception check; 30–40: targeted reteaching or a harder variation; 40–45: prepare the investigation.</w:t>
+            </w:r>
+          </w:p>
+        </w:tc>
+        <w:tc>
+          <w:tcPr>
+            <w:tcW w:type="dxa" w:w="3408"/>
+          </w:tcPr>
+          <w:p>
+            <w:r>
+              <w:t>Sections 7–10; use the matching workbook W2 and misconception check.</w:t>
+            </w:r>
+          </w:p>
+        </w:tc>
+      </w:tr>
+      <w:tr>
+        <w:tc>
+          <w:tcPr>
+            <w:tcW w:type="dxa" w:w="3408"/>
+          </w:tcPr>
+          <w:p>
+            <w:r>
+              <w:t>Session 3 · Investigate and transfer · 45 min</w:t>
+            </w:r>
+          </w:p>
+        </w:tc>
+        <w:tc>
+          <w:tcPr>
+            <w:tcW w:type="dxa" w:w="3408"/>
+          </w:tcPr>
+          <w:p>
+            <w:r>
+              <w:t>0–5: retrieve the decision rule; 5–20: investigate or trace; 20–30: start the independent case; 30–38: connect the project; 38–43: act on feedback; 43–45: plan the return check.</w:t>
+            </w:r>
+          </w:p>
+        </w:tc>
+        <w:tc>
+          <w:tcPr>
+            <w:tcW w:type="dxa" w:w="3408"/>
+          </w:tcPr>
+          <w:p>
+            <w:r>
+              <w:t>Sections 9 and 11–14. Give extra time to finish the full task set; use Section 15 when the week includes a coding lab.</w:t>
+            </w:r>
+          </w:p>
+        </w:tc>
+      </w:tr>
+    </w:tbl>
+    <w:p>
+      <w:r>
+        <w:t>Before class, solve the supported practice: Give the IDs and labels printed for V1,V2,V3. Use references clear,blocked,clear to calculate accuracy and the training-majority baseline. Which error should repeat in an unchanged rerun?</w:t>
+      </w:r>
+    </w:p>
+    <w:p>
+      <w:r>
+        <w:t>Reasoned practice answer: V1 selects A clear, V2 C blocked, V3 B blocked. Accuracy is 2/3. The training-majority blocked baseline is correct only for V2, scoring 1/3. V3 is the repeatable error; repeated output does not turn it into a correct prediction.</w:t>
+      </w:r>
+    </w:p>
+    <w:p>
+      <w:r>
+        <w:t>Check every learner before discussion: Use the worked case for A reproducible classifier pipeline. Proposed explanation: “A pipeline prevents every leak automatically”. Decide whether this explanation is supported. Point to the step or supplied fact that decides; explain your repair if needed.</w:t>
+      </w:r>
+    </w:p>
+    <w:p>
+      <w:r>
+        <w:t>Misconception repair: Correct sequencing cannot fix a fit call that receives held-out rows or features unavailable at prediction time.</w:t>
+      </w:r>
+    </w:p>
+    <w:p>
+      <w:r>
+        <w:t>Support: read the exact case aloud, enlarge the labelled picture, supply input cards and model only the first deciding step. Accept a spoken explanation or drawing; retain the reasoning goal.</w:t>
+      </w:r>
+    </w:p>
+    <w:p>
+      <w:r>
+        <w:t>Extension: Transform training but leave query numerically at 5. Require a prediction and a reason before comparing. Expected result: Distances become 15 and 55, incorrectly selecting healthy. Reason: The query is now compared in inconsistent units; the changed result is a pipeline defect.</w:t>
+      </w:r>
+    </w:p>
+    <w:p>
+      <w:r>
+        <w:t>Independent assessment: withhold the reserved answer until the learner has attempted the new case. Record support separately from correctness.</w:t>
+      </w:r>
+    </w:p>
+    <w:tbl>
+      <w:tblPr>
+        <w:tblStyle w:val="LightShading-Accent1"/>
+        <w:tblW w:type="auto" w:w="0"/>
+        <w:tblLook w:firstColumn="1" w:firstRow="1" w:lastColumn="0" w:lastRow="0" w:noHBand="0" w:noVBand="1" w:val="04A0"/>
+      </w:tblPr>
+      <w:tblGrid>
+        <w:gridCol w:w="2556"/>
+        <w:gridCol w:w="2556"/>
+        <w:gridCol w:w="2556"/>
+        <w:gridCol w:w="2556"/>
+      </w:tblGrid>
+      <w:tr>
+        <w:trPr>
+          <w:tblHeader/>
+        </w:trPr>
+        <w:tc>
+          <w:tcPr>
+            <w:tcW w:type="dxa" w:w="2556"/>
+          </w:tcPr>
+          <w:p>
+            <w:r>
+              <w:t>Criterion</w:t>
+            </w:r>
+          </w:p>
+        </w:tc>
+        <w:tc>
+          <w:tcPr>
+            <w:tcW w:type="dxa" w:w="2556"/>
+          </w:tcPr>
+          <w:p>
+            <w:r>
+              <w:t>Not yet</w:t>
+            </w:r>
+          </w:p>
+        </w:tc>
+        <w:tc>
+          <w:tcPr>
+            <w:tcW w:type="dxa" w:w="2556"/>
+          </w:tcPr>
+          <w:p>
+            <w:r>
+              <w:t>With support</w:t>
+            </w:r>
+          </w:p>
+        </w:tc>
+        <w:tc>
+          <w:tcPr>
+            <w:tcW w:type="dxa" w:w="2556"/>
+          </w:tcPr>
+          <w:p>
+            <w:r>
+              <w:t>Independent</w:t>
+            </w:r>
+          </w:p>
+        </w:tc>
+      </w:tr>
+      <w:tr>
+        <w:tc>
+          <w:tcPr>
+            <w:tcW w:type="dxa" w:w="2556"/>
+          </w:tcPr>
+          <w:p>
+            <w:r>
+              <w:t>Explanation</w:t>
+            </w:r>
+          </w:p>
+        </w:tc>
+        <w:tc>
+          <w:tcPr>
+            <w:tcW w:type="dxa" w:w="2556"/>
+          </w:tcPr>
+          <w:p>
+            <w:r>
+              <w:t>Names an answer without a deciding fact</w:t>
+            </w:r>
+          </w:p>
+        </w:tc>
+        <w:tc>
+          <w:tcPr>
+            <w:tcW w:type="dxa" w:w="2556"/>
+          </w:tcPr>
+          <w:p>
+            <w:r>
+              <w:t>Uses a hint to link fact and decision</w:t>
+            </w:r>
+          </w:p>
+        </w:tc>
+        <w:tc>
+          <w:tcPr>
+            <w:tcW w:type="dxa" w:w="2556"/>
+          </w:tcPr>
+          <w:p>
+            <w:r>
+              <w:t>Explains the deciding fact in own words</w:t>
+            </w:r>
+          </w:p>
+        </w:tc>
+      </w:tr>
+      <w:tr>
+        <w:tc>
+          <w:tcPr>
+            <w:tcW w:type="dxa" w:w="2556"/>
+          </w:tcPr>
+          <w:p>
+            <w:r>
+              <w:t>Trace or test</w:t>
+            </w:r>
+          </w:p>
+        </w:tc>
+        <w:tc>
+          <w:tcPr>
+            <w:tcW w:type="dxa" w:w="2556"/>
+          </w:tcPr>
+          <w:p>
+            <w:r>
+              <w:t>Cannot connect input and result</w:t>
+            </w:r>
+          </w:p>
+        </w:tc>
+        <w:tc>
+          <w:tcPr>
+            <w:tcW w:type="dxa" w:w="2556"/>
+          </w:tcPr>
+          <w:p>
+            <w:r>
+              <w:t>Completes steps with prompts</w:t>
+            </w:r>
+          </w:p>
+        </w:tc>
+        <w:tc>
+          <w:tcPr>
+            <w:tcW w:type="dxa" w:w="2556"/>
+          </w:tcPr>
+          <w:p>
+            <w:r>
+              <w:t>Traces or tests a changed case accurately</w:t>
+            </w:r>
+          </w:p>
+        </w:tc>
+      </w:tr>
+      <w:tr>
+        <w:tc>
+          <w:tcPr>
+            <w:tcW w:type="dxa" w:w="2556"/>
+          </w:tcPr>
+          <w:p>
+            <w:r>
+              <w:t>Limits and revision</w:t>
+            </w:r>
+          </w:p>
+        </w:tc>
+        <w:tc>
+          <w:tcPr>
+            <w:tcW w:type="dxa" w:w="2556"/>
+          </w:tcPr>
+          <w:p>
+            <w:r>
+              <w:t>Claims more than evidence supports</w:t>
+            </w:r>
+          </w:p>
+        </w:tc>
+        <w:tc>
+          <w:tcPr>
+            <w:tcW w:type="dxa" w:w="2556"/>
+          </w:tcPr>
+          <w:p>
+            <w:r>
+              <w:t>Names a limit after a prompt</w:t>
+            </w:r>
+          </w:p>
+        </w:tc>
+        <w:tc>
+          <w:tcPr>
+            <w:tcW w:type="dxa" w:w="2556"/>
+          </w:tcPr>
+          <w:p>
+            <w:r>
+              <w:t>States a defensible limit and useful next test</w:t>
+            </w:r>
+          </w:p>
+        </w:tc>
+      </w:tr>
+    </w:tbl>
+    <w:p>
+      <w:r>
+        <w:t>Project checkpoint: Test changed cases. Keep normal, boundary and failure cases; compare expected and observed results.</w:t>
+      </w:r>
+    </w:p>
+    <w:p>
+      <w:r>
+        <w:t>Use the weekly teacher answer for topic-specific reasoning. A saved progress tick is an activity record; judge mastery from the learner’s explanation and evidence.</w:t>
+      </w:r>
+    </w:p>
     <w:sectPr>
       <w:pgSz w:w="12240" w:h="15840"/>
       <w:pgMar w:top="936" w:right="1008" w:bottom="936" w:left="1008" w:header="720" w:footer="720" w:gutter="0"/>

--- a/downloads/teacher/ai-4-week-13.docx
+++ b/downloads/teacher/ai-4-week-13.docx
@@ -3937,6 +3937,39 @@
         <w:t>Use the weekly teacher answer for topic-specific reasoning. A saved progress tick is an activity record; judge mastery from the learner’s explanation and evidence.</w:t>
       </w:r>
     </w:p>
+    <w:p>
+      <w:pPr>
+        <w:pStyle w:val="Heading1"/>
+      </w:pPr>
+      <w:r>
+        <w:t>09. Use feedback, labs and repair paths</w:t>
+      </w:r>
+    </w:p>
+    <w:p>
+      <w:r>
+        <w:t>Use the two formative questions as supported practice, not as independent mastery scores. Discuss the deciding evidence rather than accepting a guessed selection.</w:t>
+      </w:r>
+    </w:p>
+    <w:p>
+      <w:r>
+        <w:t>The feedback comes from the reviewed public worked case. Do not reveal the separately reserved independent teacher answer until the learner has attempted that case.</w:t>
+      </w:r>
+    </w:p>
+    <w:p>
+      <w:r>
+        <w:t>Ask students to predict before running code. Preserve errors and actual outputs; collect a changed test and an explanation. The branch-boundary and indexing lessons deliberately include failure cases.</w:t>
+      </w:r>
+    </w:p>
+    <w:p>
+      <w:r>
+        <w:t>Use the earlier worked-explanation links to address a specific missing building block, then return to the current question. Adapt this suggestion after observing the learner; it is not an automatic diagnosis.</w:t>
+      </w:r>
+    </w:p>
+    <w:p>
+      <w:r>
+        <w:t>Collect the completed-work portfolio as evidence. Record support separately from correctness, and assess explanation, trace/test and limitations. Progress ticks and quiz selections alone do not establish mastery.</w:t>
+      </w:r>
+    </w:p>
     <w:sectPr>
       <w:pgSz w:w="12240" w:h="15840"/>
       <w:pgMar w:top="936" w:right="1008" w:bottom="936" w:left="1008" w:header="720" w:footer="720" w:gutter="0"/>

--- a/downloads/teacher/ai-4-week-13.docx
+++ b/downloads/teacher/ai-4-week-13.docx
@@ -29,6 +29,11 @@
       </w:r>
     </w:p>
     <w:p>
+      <w:r>
+        <w:t>Prepare Train a Classifier: check the target, prerequisites, resources and adaptable teaching schedule.</w:t>
+      </w:r>
+    </w:p>
+    <w:p>
       <w:pPr>
         <w:pStyle w:val="Heading3"/>
       </w:pPr>
@@ -37,8 +42,44 @@
       </w:r>
     </w:p>
     <w:p>
-      <w:r>
-        <w:t>Primary target: Connect training-only scaling and neighbour prediction in one pipeline</w:t>
+      <w:pPr>
+        <w:spacing w:line="336" w:lineRule="auto" w:after="180"/>
+      </w:pPr>
+      <w:r>
+        <w:rPr>
+          <w:b w:val="0"/>
+        </w:rPr>
+        <w:t xml:space="preserve">Primary target: Connect </w:t>
+      </w:r>
+      <w:r>
+        <w:rPr>
+          <w:b/>
+        </w:rPr>
+        <w:t>training</w:t>
+      </w:r>
+      <w:r>
+        <w:rPr>
+          <w:b w:val="0"/>
+        </w:rPr>
+        <w:t xml:space="preserve">-only scaling and neighbour </w:t>
+      </w:r>
+      <w:r>
+        <w:rPr>
+          <w:b/>
+        </w:rPr>
+        <w:t>prediction</w:t>
+      </w:r>
+      <w:r>
+        <w:rPr>
+          <w:b w:val="0"/>
+        </w:rPr>
+        <w:t xml:space="preserve"> in one </w:t>
+      </w:r>
+      <w:r>
+        <w:rPr>
+          <w:b/>
+        </w:rPr>
+        <w:t>pipeline</w:t>
       </w:r>
     </w:p>
     <w:tbl>
@@ -185,8 +226,37 @@
       </w:tr>
     </w:tbl>
     <w:p>
-      <w:r>
-        <w:t>This is a starting allocation of 135 minutes, not a validated duration. Preserve all named topics. Schedule extra time for connected examples, the full investigation, independent cases and project building. Repeated copies of a case share one recorded attempt; they are not new evidence.</w:t>
+      <w:pPr>
+        <w:spacing w:line="336" w:lineRule="auto" w:after="180"/>
+      </w:pPr>
+      <w:r>
+        <w:rPr>
+          <w:b w:val="0"/>
+        </w:rPr>
+        <w:t>This is a starting allocation of 135 minutes, not a validated duration. Preserve all named topics. Schedule extra time for connected examples, the full investigation, independent cases and project building.</w:t>
+      </w:r>
+    </w:p>
+    <w:p>
+      <w:pPr>
+        <w:spacing w:line="336" w:lineRule="auto" w:after="180"/>
+      </w:pPr>
+      <w:r>
+        <w:rPr>
+          <w:b w:val="0"/>
+        </w:rPr>
+        <w:t xml:space="preserve">Repeated copies of a case share one recorded attempt; they are not new </w:t>
+      </w:r>
+      <w:r>
+        <w:rPr>
+          <w:b/>
+        </w:rPr>
+        <w:t>evidence</w:t>
+      </w:r>
+      <w:r>
+        <w:rPr>
+          <w:b w:val="0"/>
+        </w:rPr>
+        <w:t>.</w:t>
       </w:r>
     </w:p>
     <w:p>
@@ -206,17 +276,47 @@
       </w:r>
     </w:p>
     <w:p>
-      <w:r>
+      <w:pPr>
+        <w:spacing w:line="336" w:lineRule="auto" w:after="180"/>
+      </w:pPr>
+      <w:r>
+        <w:rPr>
+          <w:b w:val="0"/>
+        </w:rPr>
         <w:t>Without opening the old lesson, explain one key idea from Nearest Neighbors. Give an example and a mistake that the idea helps you avoid.</w:t>
       </w:r>
     </w:p>
     <w:p>
-      <w:r>
-        <w:t>Look for: Compute absolute distances and rank training neighbours</w:t>
-      </w:r>
-    </w:p>
-    <w:p>
-      <w:r>
+      <w:pPr>
+        <w:spacing w:line="336" w:lineRule="auto" w:after="180"/>
+      </w:pPr>
+      <w:r>
+        <w:rPr>
+          <w:b w:val="0"/>
+        </w:rPr>
+        <w:t xml:space="preserve">Look for: Compute absolute distances and rank </w:t>
+      </w:r>
+      <w:r>
+        <w:rPr>
+          <w:b/>
+        </w:rPr>
+        <w:t>training</w:t>
+      </w:r>
+      <w:r>
+        <w:rPr>
+          <w:b w:val="0"/>
+        </w:rPr>
+        <w:t xml:space="preserve"> neighbours</w:t>
+      </w:r>
+    </w:p>
+    <w:p>
+      <w:pPr>
+        <w:spacing w:line="336" w:lineRule="auto" w:after="180"/>
+      </w:pPr>
+      <w:r>
+        <w:rPr>
+          <w:b w:val="0"/>
+        </w:rPr>
         <w:t>Reference example, not the only acceptable wording: Distances to A,B,C,D,E are 1,1,5,7,9 cm. A and B are equally far from 3 on the numeric feature; their labels do not enter the distance calculation.</w:t>
       </w:r>
     </w:p>
@@ -229,18 +329,95 @@
       </w:r>
     </w:p>
     <w:p>
-      <w:r>
+      <w:pPr>
+        <w:spacing w:line="336" w:lineRule="auto" w:after="180"/>
+      </w:pPr>
+      <w:r>
+        <w:rPr>
+          <w:b w:val="0"/>
+        </w:rPr>
         <w:t>Without opening the old lesson, explain one key idea from Baselines First. Give an example and a mistake that the idea helps you avoid.</w:t>
       </w:r>
     </w:p>
     <w:p>
-      <w:r>
-        <w:t>Look for: Fit a majority label baseline using training labels only</w:t>
-      </w:r>
-    </w:p>
-    <w:p>
-      <w:r>
-        <w:t>Reference example, not the only acceptable wording: Training has four clear and two blocked, so the constant is clear. A tie chooses clear under the declared classroom rule. Validation labels score the stored prediction; using their majority to choose it would change the fitting procedure.</w:t>
+      <w:pPr>
+        <w:spacing w:line="336" w:lineRule="auto" w:after="180"/>
+      </w:pPr>
+      <w:r>
+        <w:rPr>
+          <w:b w:val="0"/>
+        </w:rPr>
+        <w:t xml:space="preserve">Look for: Fit a majority label baseline using </w:t>
+      </w:r>
+      <w:r>
+        <w:rPr>
+          <w:b/>
+        </w:rPr>
+        <w:t>training</w:t>
+      </w:r>
+      <w:r>
+        <w:rPr>
+          <w:b w:val="0"/>
+        </w:rPr>
+        <w:t xml:space="preserve"> labels only</w:t>
+      </w:r>
+    </w:p>
+    <w:p>
+      <w:pPr>
+        <w:spacing w:line="336" w:lineRule="auto" w:after="180"/>
+      </w:pPr>
+      <w:r>
+        <w:rPr>
+          <w:b w:val="0"/>
+        </w:rPr>
+        <w:t xml:space="preserve">Reference example, not the only acceptable wording: </w:t>
+      </w:r>
+      <w:r>
+        <w:rPr>
+          <w:b/>
+        </w:rPr>
+        <w:t>Training</w:t>
+      </w:r>
+      <w:r>
+        <w:rPr>
+          <w:b w:val="0"/>
+        </w:rPr>
+        <w:t xml:space="preserve"> has four clear and two blocked, so the constant is clear. A tie chooses clear under the declared classroom rule.</w:t>
+      </w:r>
+    </w:p>
+    <w:p>
+      <w:pPr>
+        <w:spacing w:line="336" w:lineRule="auto" w:after="180"/>
+      </w:pPr>
+      <w:r>
+        <w:rPr>
+          <w:b w:val="0"/>
+        </w:rPr>
+        <w:t xml:space="preserve">Validation labels score the stored </w:t>
+      </w:r>
+      <w:r>
+        <w:rPr>
+          <w:b/>
+        </w:rPr>
+        <w:t>prediction</w:t>
+      </w:r>
+      <w:r>
+        <w:rPr>
+          <w:b w:val="0"/>
+        </w:rPr>
+        <w:t xml:space="preserve">; using their majority to choose it would change the </w:t>
+      </w:r>
+      <w:r>
+        <w:rPr>
+          <w:b/>
+        </w:rPr>
+        <w:t>fitting</w:t>
+      </w:r>
+      <w:r>
+        <w:rPr>
+          <w:b w:val="0"/>
+        </w:rPr>
+        <w:t xml:space="preserve"> procedure.</w:t>
       </w:r>
     </w:p>
     <w:p>
@@ -252,22 +429,57 @@
       </w:r>
     </w:p>
     <w:p>
-      <w:r>
+      <w:pPr>
+        <w:spacing w:line="336" w:lineRule="auto" w:after="180"/>
+      </w:pPr>
+      <w:r>
+        <w:rPr>
+          <w:b w:val="0"/>
+        </w:rPr>
         <w:t>Without opening the old lesson, explain one key idea from Sampling and Intended Use. Give an example and a mistake that the idea helps you avoid.</w:t>
       </w:r>
     </w:p>
     <w:p>
-      <w:r>
+      <w:pPr>
+        <w:spacing w:line="336" w:lineRule="auto" w:after="180"/>
+      </w:pPr>
+      <w:r>
+        <w:rPr>
+          <w:b w:val="0"/>
+        </w:rPr>
         <w:t>Look for: Inspect row meaning missing values and repeated records</w:t>
       </w:r>
     </w:p>
     <w:p>
-      <w:r>
-        <w:t>Reference example, not the only acceptable wording: One row is intended to represent one indoor practice trip. The source is a teacher-authored fictional export for this lesson, duration uses minutes, and None means unknown rather than zero.</w:t>
-      </w:r>
-    </w:p>
-    <w:p>
-      <w:r>
+      <w:pPr>
+        <w:spacing w:line="336" w:lineRule="auto" w:after="180"/>
+      </w:pPr>
+      <w:r>
+        <w:rPr>
+          <w:b w:val="0"/>
+        </w:rPr>
+        <w:t>Reference example, not the only acceptable wording: One row is intended to represent one indoor practice trip.</w:t>
+      </w:r>
+    </w:p>
+    <w:p>
+      <w:pPr>
+        <w:spacing w:line="336" w:lineRule="auto" w:after="180"/>
+      </w:pPr>
+      <w:r>
+        <w:rPr>
+          <w:b w:val="0"/>
+        </w:rPr>
+        <w:t>The source is a teacher-authored fictional export for this lesson, duration uses minutes, and None means unknown rather than zero.</w:t>
+      </w:r>
+    </w:p>
+    <w:p>
+      <w:pPr>
+        <w:spacing w:line="336" w:lineRule="auto" w:after="180"/>
+      </w:pPr>
+      <w:r>
+        <w:rPr>
+          <w:b w:val="0"/>
+        </w:rPr>
         <w:t>Use the student module and workbook section with this exact week title. The worked case, independent question and answers below form one aligned lesson sequence.</w:t>
       </w:r>
     </w:p>
@@ -280,8 +492,44 @@
       </w:r>
     </w:p>
     <w:p>
-      <w:r>
-        <w:t>Training: spots 0:H,2:H,4:S,6:S. Compare rules S if spots&gt;=1,&gt;=3,&gt;=5. Choose by training accuracy, then predict held-out 1:H and 5:S without revising. Report both stages.</w:t>
+      <w:pPr>
+        <w:spacing w:line="336" w:lineRule="auto" w:after="180"/>
+      </w:pPr>
+      <w:r>
+        <w:rPr>
+          <w:b/>
+        </w:rPr>
+        <w:t>Training</w:t>
+      </w:r>
+      <w:r>
+        <w:rPr>
+          <w:b w:val="0"/>
+        </w:rPr>
+        <w:t xml:space="preserve">: spots 0:H,2:H,4:S,6:S. Compare rules S if spots&gt;=1,&gt;=3,&gt;=5. Choose by </w:t>
+      </w:r>
+      <w:r>
+        <w:rPr>
+          <w:b/>
+        </w:rPr>
+        <w:t>training</w:t>
+      </w:r>
+      <w:r>
+        <w:rPr>
+          <w:b w:val="0"/>
+        </w:rPr>
+        <w:t xml:space="preserve"> accuracy, then </w:t>
+      </w:r>
+      <w:r>
+        <w:rPr>
+          <w:b/>
+        </w:rPr>
+        <w:t>predict</w:t>
+      </w:r>
+      <w:r>
+        <w:rPr>
+          <w:b w:val="0"/>
+        </w:rPr>
+        <w:t xml:space="preserve"> held-out 1:H and 5:S without revising. Report both stages.</w:t>
       </w:r>
     </w:p>
     <w:p>
@@ -293,8 +541,44 @@
       </w:r>
     </w:p>
     <w:p>
-      <w:r>
-        <w:t>Training fits model parameters from labeled examples; prediction applies the frozen fitted model to new feature rows.</w:t>
+      <w:pPr>
+        <w:spacing w:line="336" w:lineRule="auto" w:after="180"/>
+      </w:pPr>
+      <w:r>
+        <w:rPr>
+          <w:b/>
+        </w:rPr>
+        <w:t>Training</w:t>
+      </w:r>
+      <w:r>
+        <w:rPr>
+          <w:b w:val="0"/>
+        </w:rPr>
+        <w:t xml:space="preserve"> fits model </w:t>
+      </w:r>
+      <w:r>
+        <w:rPr>
+          <w:b/>
+        </w:rPr>
+        <w:t>parameter</w:t>
+      </w:r>
+      <w:r>
+        <w:rPr>
+          <w:b w:val="0"/>
+        </w:rPr>
+        <w:t xml:space="preserve">s from labeled examples; </w:t>
+      </w:r>
+      <w:r>
+        <w:rPr>
+          <w:b/>
+        </w:rPr>
+        <w:t>prediction</w:t>
+      </w:r>
+      <w:r>
+        <w:rPr>
+          <w:b w:val="0"/>
+        </w:rPr>
+        <w:t xml:space="preserve"> applies the frozen fitted model to new feature rows.</w:t>
       </w:r>
     </w:p>
     <w:tbl>
@@ -430,12 +714,38 @@
       </w:r>
     </w:p>
     <w:p>
-      <w:r>
+      <w:pPr>
+        <w:spacing w:line="336" w:lineRule="auto" w:after="180"/>
+      </w:pPr>
+      <w:r>
+        <w:rPr>
+          <w:b w:val="0"/>
+        </w:rPr>
         <w:t>Use the supplied scenario, student illustrations and blank paper. For numeric work, offer counters or a calculator after learners show the setup. Fictional records are supplied; personal data and paid accounts are unnecessary.</w:t>
       </w:r>
     </w:p>
     <w:p>
-      <w:r>
+      <w:pPr>
+        <w:pStyle w:val="Heading3"/>
+      </w:pPr>
+      <w:r>
+        <w:t>Alternative compact allocation</w:t>
+      </w:r>
+    </w:p>
+    <w:p>
+      <w:r>
+        <w:t>This compact option is not the full-week schedule. Use the main teaching cycle and allow extra sessions for the investigation, independent work and project.</w:t>
+      </w:r>
+    </w:p>
+    <w:p>
+      <w:pPr>
+        <w:spacing w:line="336" w:lineRule="auto" w:after="180"/>
+        <w:shd w:fill="F1F6F8"/>
+      </w:pPr>
+      <w:r>
+        <w:rPr>
+          <w:b w:val="0"/>
+        </w:rPr>
         <w:t>Allow 80 minutes: recall 8; explanation 12; worked demonstration 15; guided practice 20; independent assessment 15; project and reflection 10. Extend the lab into a second session when needed.</w:t>
       </w:r>
     </w:p>
@@ -448,8 +758,61 @@
       </w:r>
     </w:p>
     <w:p>
-      <w:r>
-        <w:t>Teach two 45-minute sessions. Assemble the two previous ideas into a complete runnable program, while keeping hand tracing available without devices. Distinguish a fitted state from settings and a run record. Require students to reproduce individual predictions, including errors, rather than merely quote a score.</w:t>
+      <w:pPr>
+        <w:spacing w:line="336" w:lineRule="auto" w:after="180"/>
+      </w:pPr>
+      <w:r>
+        <w:rPr>
+          <w:b w:val="0"/>
+        </w:rPr>
+        <w:t xml:space="preserve">Teach two 45-minute sessions. Assemble the two previous ideas into a complete runnable program, while keeping hand tracing available without devices. Distinguish a </w:t>
+      </w:r>
+      <w:r>
+        <w:rPr>
+          <w:b/>
+        </w:rPr>
+        <w:t>fitted state</w:t>
+      </w:r>
+      <w:r>
+        <w:rPr>
+          <w:b w:val="0"/>
+        </w:rPr>
+        <w:t xml:space="preserve"> from settings and a run record.</w:t>
+      </w:r>
+    </w:p>
+    <w:p>
+      <w:pPr>
+        <w:spacing w:line="336" w:lineRule="auto" w:after="180"/>
+      </w:pPr>
+      <w:r>
+        <w:rPr>
+          <w:b w:val="0"/>
+        </w:rPr>
+        <w:t xml:space="preserve">Require students to </w:t>
+      </w:r>
+      <w:r>
+        <w:rPr>
+          <w:b/>
+        </w:rPr>
+        <w:t>reproduce</w:t>
+      </w:r>
+      <w:r>
+        <w:rPr>
+          <w:b w:val="0"/>
+        </w:rPr>
+        <w:t xml:space="preserve"> individual </w:t>
+      </w:r>
+      <w:r>
+        <w:rPr>
+          <w:b/>
+        </w:rPr>
+        <w:t>prediction</w:t>
+      </w:r>
+      <w:r>
+        <w:rPr>
+          <w:b w:val="0"/>
+        </w:rPr>
+        <w:t>s, including errors, rather than merely quote a score.</w:t>
       </w:r>
     </w:p>
     <w:p>
@@ -461,28 +824,106 @@
       </w:r>
     </w:p>
     <w:p>
-      <w:r>
-        <w:t>It learns each feature minimum and range from training. Reuse the same minima, ranges, feature order and units to transform training and validation examples.</w:t>
-      </w:r>
-    </w:p>
-    <w:p>
-      <w:r>
+      <w:pPr>
+        <w:spacing w:line="336" w:lineRule="auto" w:after="180"/>
+      </w:pPr>
+      <w:r>
+        <w:rPr>
+          <w:b w:val="0"/>
+        </w:rPr>
+        <w:t xml:space="preserve">It learns each feature minimum and range from </w:t>
+      </w:r>
+      <w:r>
+        <w:rPr>
+          <w:b/>
+        </w:rPr>
+        <w:t>training</w:t>
+      </w:r>
+      <w:r>
+        <w:rPr>
+          <w:b w:val="0"/>
+        </w:rPr>
+        <w:t xml:space="preserve">. Reuse the same minima, ranges, feature order and units to transform </w:t>
+      </w:r>
+      <w:r>
+        <w:rPr>
+          <w:b/>
+        </w:rPr>
+        <w:t>training</w:t>
+      </w:r>
+      <w:r>
+        <w:rPr>
+          <w:b w:val="0"/>
+        </w:rPr>
+        <w:t xml:space="preserve"> and validation examples.</w:t>
+      </w:r>
+    </w:p>
+    <w:p>
+      <w:pPr>
+        <w:spacing w:line="336" w:lineRule="auto" w:after="180"/>
+      </w:pPr>
+      <w:r>
+        <w:rPr>
+          <w:b w:val="0"/>
+        </w:rPr>
         <w:t>Printed lesson and workbook</w:t>
       </w:r>
     </w:p>
     <w:p>
-      <w:r>
+      <w:pPr>
+        <w:spacing w:line="336" w:lineRule="auto" w:after="180"/>
+      </w:pPr>
+      <w:r>
+        <w:rPr>
+          <w:b w:val="0"/>
+        </w:rPr>
         <w:t>Optional Python 3 editor with no packages required</w:t>
       </w:r>
     </w:p>
     <w:p>
-      <w:r>
-        <w:t>Three cards labelled Fit Predict and Evaluate</w:t>
-      </w:r>
-    </w:p>
-    <w:p>
-      <w:r>
-        <w:t>Blank run record with split IDs feature order settings and outputs</w:t>
+      <w:pPr>
+        <w:spacing w:line="336" w:lineRule="auto" w:after="180"/>
+      </w:pPr>
+      <w:r>
+        <w:rPr>
+          <w:b w:val="0"/>
+        </w:rPr>
+        <w:t xml:space="preserve">Three cards labelled Fit </w:t>
+      </w:r>
+      <w:r>
+        <w:rPr>
+          <w:b/>
+        </w:rPr>
+        <w:t>Predict</w:t>
+      </w:r>
+      <w:r>
+        <w:rPr>
+          <w:b w:val="0"/>
+        </w:rPr>
+        <w:t xml:space="preserve"> and Evaluate</w:t>
+      </w:r>
+    </w:p>
+    <w:p>
+      <w:pPr>
+        <w:spacing w:line="336" w:lineRule="auto" w:after="180"/>
+      </w:pPr>
+      <w:r>
+        <w:rPr>
+          <w:b w:val="0"/>
+        </w:rPr>
+        <w:t xml:space="preserve">Blank run record with split IDs feature order settings and </w:t>
+      </w:r>
+      <w:r>
+        <w:rPr>
+          <w:b/>
+        </w:rPr>
+        <w:t>output</w:t>
+      </w:r>
+      <w:r>
+        <w:rPr>
+          <w:b w:val="0"/>
+        </w:rPr>
+        <w:t>s</w:t>
       </w:r>
     </w:p>
     <w:p>
@@ -494,8 +935,61 @@
       </w:r>
     </w:p>
     <w:p>
-      <w:r>
-        <w:t>Teach two 45-minute sessions using fictional sensor readings and reviewed labels. This is a small supervised fitting algorithm with a supplied rule form, not a complete decision-tree implementation. Separate the prediction boundary from the candidate replacement rule. The same split and baseline principles apply, and a zero training error must never be described as proof of generalization.</w:t>
+      <w:pPr>
+        <w:spacing w:line="336" w:lineRule="auto" w:after="180"/>
+      </w:pPr>
+      <w:r>
+        <w:rPr>
+          <w:b w:val="0"/>
+        </w:rPr>
+        <w:t xml:space="preserve">Teach two 45-minute sessions using fictional sensor readings and reviewed labels. This is a small supervised </w:t>
+      </w:r>
+      <w:r>
+        <w:rPr>
+          <w:b/>
+        </w:rPr>
+        <w:t>fitting</w:t>
+      </w:r>
+      <w:r>
+        <w:rPr>
+          <w:b w:val="0"/>
+        </w:rPr>
+        <w:t xml:space="preserve"> algorithm with a supplied rule form, not a complete decision-tree implementation.</w:t>
+      </w:r>
+    </w:p>
+    <w:p>
+      <w:pPr>
+        <w:spacing w:line="336" w:lineRule="auto" w:after="180"/>
+      </w:pPr>
+      <w:r>
+        <w:rPr>
+          <w:b w:val="0"/>
+        </w:rPr>
+        <w:t xml:space="preserve">Separate the </w:t>
+      </w:r>
+      <w:r>
+        <w:rPr>
+          <w:b/>
+        </w:rPr>
+        <w:t>prediction</w:t>
+      </w:r>
+      <w:r>
+        <w:rPr>
+          <w:b w:val="0"/>
+        </w:rPr>
+        <w:t xml:space="preserve"> boundary from the candidate replacement rule. The same split and baseline principles apply, and a zero </w:t>
+      </w:r>
+      <w:r>
+        <w:rPr>
+          <w:b/>
+        </w:rPr>
+        <w:t>training error</w:t>
+      </w:r>
+      <w:r>
+        <w:rPr>
+          <w:b w:val="0"/>
+        </w:rPr>
+        <w:t xml:space="preserve"> must never be described as proof of generalization.</w:t>
       </w:r>
     </w:p>
     <w:p>
@@ -507,28 +1001,106 @@
       </w:r>
     </w:p>
     <w:p>
-      <w:r>
-        <w:t>It chooses its constant from training label counts, using a declared tie rule. Accuracy is then measured by matching the fixed prediction to validation labels.</w:t>
-      </w:r>
-    </w:p>
-    <w:p>
-      <w:r>
+      <w:pPr>
+        <w:spacing w:line="336" w:lineRule="auto" w:after="180"/>
+      </w:pPr>
+      <w:r>
+        <w:rPr>
+          <w:b w:val="0"/>
+        </w:rPr>
+        <w:t xml:space="preserve">It chooses its constant from </w:t>
+      </w:r>
+      <w:r>
+        <w:rPr>
+          <w:b/>
+        </w:rPr>
+        <w:t>training</w:t>
+      </w:r>
+      <w:r>
+        <w:rPr>
+          <w:b w:val="0"/>
+        </w:rPr>
+        <w:t xml:space="preserve"> label counts, using a declared tie rule. Accuracy is then measured by matching the fixed </w:t>
+      </w:r>
+      <w:r>
+        <w:rPr>
+          <w:b/>
+        </w:rPr>
+        <w:t>prediction</w:t>
+      </w:r>
+      <w:r>
+        <w:rPr>
+          <w:b w:val="0"/>
+        </w:rPr>
+        <w:t xml:space="preserve"> to validation labels.</w:t>
+      </w:r>
+    </w:p>
+    <w:p>
+      <w:pPr>
+        <w:spacing w:line="336" w:lineRule="auto" w:after="180"/>
+      </w:pPr>
+      <w:r>
+        <w:rPr>
+          <w:b w:val="0"/>
+        </w:rPr>
         <w:t>Printed lesson and workbook</w:t>
       </w:r>
     </w:p>
     <w:p>
-      <w:r>
-        <w:t>Four training cards and four validation cards with distance and reference label</w:t>
-      </w:r>
-    </w:p>
-    <w:p>
-      <w:r>
+      <w:pPr>
+        <w:spacing w:line="336" w:lineRule="auto" w:after="180"/>
+      </w:pPr>
+      <w:r>
+        <w:rPr>
+          <w:b w:val="0"/>
+        </w:rPr>
+        <w:t xml:space="preserve">Four </w:t>
+      </w:r>
+      <w:r>
+        <w:rPr>
+          <w:b/>
+        </w:rPr>
+        <w:t>training</w:t>
+      </w:r>
+      <w:r>
+        <w:rPr>
+          <w:b w:val="0"/>
+        </w:rPr>
+        <w:t xml:space="preserve"> cards and four validation cards with distance and reference label</w:t>
+      </w:r>
+    </w:p>
+    <w:p>
+      <w:pPr>
+        <w:spacing w:line="336" w:lineRule="auto" w:after="180"/>
+      </w:pPr>
+      <w:r>
+        <w:rPr>
+          <w:b w:val="0"/>
+        </w:rPr>
         <w:t>Optional Python 3 editor with no extra packages</w:t>
       </w:r>
     </w:p>
     <w:p>
-      <w:r>
-        <w:t>Blank table for cutoff predictions errors and selected rule</w:t>
+      <w:pPr>
+        <w:spacing w:line="336" w:lineRule="auto" w:after="180"/>
+      </w:pPr>
+      <w:r>
+        <w:rPr>
+          <w:b w:val="0"/>
+        </w:rPr>
+        <w:t xml:space="preserve">Blank table for cutoff </w:t>
+      </w:r>
+      <w:r>
+        <w:rPr>
+          <w:b/>
+        </w:rPr>
+        <w:t>prediction</w:t>
+      </w:r>
+      <w:r>
+        <w:rPr>
+          <w:b w:val="0"/>
+        </w:rPr>
+        <w:t>s errors and selected rule</w:t>
       </w:r>
     </w:p>
     <w:p>
@@ -540,12 +1112,24 @@
       </w:r>
     </w:p>
     <w:p>
-      <w:r>
+      <w:pPr>
+        <w:spacing w:line="336" w:lineRule="auto" w:after="180"/>
+      </w:pPr>
+      <w:r>
+        <w:rPr>
+          <w:b w:val="0"/>
+        </w:rPr>
         <w:t>By the end, I can explain train a classifier using a traced example and a stated limitation.</w:t>
       </w:r>
     </w:p>
     <w:p>
-      <w:r>
+      <w:pPr>
+        <w:spacing w:line="336" w:lineRule="auto" w:after="180"/>
+      </w:pPr>
+      <w:r>
+        <w:rPr>
+          <w:b w:val="0"/>
+        </w:rPr>
         <w:t>This added worked case illustrates the week’s main idea. Retain all original and connected topics; schedule its practice within the teaching cycle.</w:t>
       </w:r>
     </w:p>
@@ -558,76 +1142,391 @@
       </w:r>
     </w:p>
     <w:p>
+      <w:r>
+        <w:t>Model Train a Classifier using the supplied case, labelled mechanism and reasoning. Make the scope of each conclusion explicit.</w:t>
+      </w:r>
+    </w:p>
+    <w:p>
+      <w:pPr>
+        <w:spacing w:line="336" w:lineRule="auto" w:after="180"/>
+      </w:pPr>
+      <w:r>
+        <w:rPr>
+          <w:b w:val="0"/>
+        </w:rPr>
+        <w:t>Trace the information, fitted behavior, and evaluation proof separately.</w:t>
+      </w:r>
+    </w:p>
+    <w:p>
       <w:pPr>
         <w:pStyle w:val="Heading3"/>
       </w:pPr>
       <w:r>
-        <w:t>Explain the mechanism</w:t>
-      </w:r>
-    </w:p>
-    <w:p>
-      <w:r>
-        <w:t>Trace the information, fitted behavior, and evaluation proof separately.</w:t>
-      </w:r>
-    </w:p>
-    <w:p>
-      <w:r>
-        <w:t>QUESTION Run a starter classifier and record data version, split, settings, and predictions.</w:t>
-      </w:r>
-    </w:p>
-    <w:p>
-      <w:r>
-        <w:t>MODEL IDEA Training fits model parameters from labeled examples; prediction applies the frozen fitted model to new feature rows.</w:t>
-      </w:r>
-    </w:p>
-    <w:p>
-      <w:r>
+        <w:t>Question to explain</w:t>
+      </w:r>
+    </w:p>
+    <w:p>
+      <w:pPr>
+        <w:spacing w:line="336" w:lineRule="auto" w:after="180"/>
+        <w:shd w:fill="F5F1FB"/>
+      </w:pPr>
+      <w:r>
+        <w:rPr>
+          <w:b w:val="0"/>
+        </w:rPr>
+        <w:t xml:space="preserve">QUESTION Run a starter classifier and record data version, split, settings, and </w:t>
+      </w:r>
+      <w:r>
+        <w:rPr>
+          <w:b/>
+        </w:rPr>
+        <w:t>prediction</w:t>
+      </w:r>
+      <w:r>
+        <w:rPr>
+          <w:b w:val="0"/>
+        </w:rPr>
+        <w:t>s.</w:t>
+      </w:r>
+    </w:p>
+    <w:p>
+      <w:pPr>
+        <w:spacing w:line="336" w:lineRule="auto" w:after="180"/>
+      </w:pPr>
+      <w:r>
+        <w:rPr>
+          <w:b w:val="0"/>
+        </w:rPr>
+        <w:t xml:space="preserve">MODEL IDEA </w:t>
+      </w:r>
+      <w:r>
+        <w:rPr>
+          <w:b/>
+        </w:rPr>
+        <w:t>Training</w:t>
+      </w:r>
+      <w:r>
+        <w:rPr>
+          <w:b w:val="0"/>
+        </w:rPr>
+        <w:t xml:space="preserve"> fits model </w:t>
+      </w:r>
+      <w:r>
+        <w:rPr>
+          <w:b/>
+        </w:rPr>
+        <w:t>parameter</w:t>
+      </w:r>
+      <w:r>
+        <w:rPr>
+          <w:b w:val="0"/>
+        </w:rPr>
+        <w:t xml:space="preserve">s from labeled examples; </w:t>
+      </w:r>
+      <w:r>
+        <w:rPr>
+          <w:b/>
+        </w:rPr>
+        <w:t>prediction</w:t>
+      </w:r>
+      <w:r>
+        <w:rPr>
+          <w:b w:val="0"/>
+        </w:rPr>
+        <w:t xml:space="preserve"> applies the frozen fitted model to new feature rows.</w:t>
+      </w:r>
+    </w:p>
+    <w:p>
+      <w:pPr>
+        <w:spacing w:line="336" w:lineRule="auto" w:after="180"/>
+      </w:pPr>
+      <w:r>
+        <w:rPr>
+          <w:b w:val="0"/>
+        </w:rPr>
         <w:t>PROOF NEEDED Use an unseen case, visible calculation, error analysis, and a stated limitation.</w:t>
       </w:r>
     </w:p>
     <w:p>
-      <w:r>
-        <w:t>UNDER THE HOOD Load data version v1 and a saved train/test split. Fit preprocessing on training rows only, then fit the classifier.</w:t>
-      </w:r>
-    </w:p>
-    <w:p>
-      <w:r>
-        <w:t>Draw a fresh data → model → prediction → evaluation trace:</w:t>
-      </w:r>
-    </w:p>
-    <w:p>
-      <w:r>
-        <w:t>Predict first. Then check each step. A correct answer without visible evidence cannot be audited.</w:t>
-      </w:r>
-    </w:p>
-    <w:p>
-      <w:r>
+      <w:pPr>
+        <w:pStyle w:val="Heading3"/>
+      </w:pPr>
+      <w:r>
+        <w:t>How the mechanism works</w:t>
+      </w:r>
+    </w:p>
+    <w:p>
+      <w:pPr>
+        <w:spacing w:line="336" w:lineRule="auto" w:after="180"/>
+        <w:shd w:fill="F1F6F8"/>
+      </w:pPr>
+      <w:r>
+        <w:rPr>
+          <w:b w:val="0"/>
+        </w:rPr>
+        <w:t>UNDER THE HOOD Load data version v1 and a saved train/test split. Fit pre</w:t>
+      </w:r>
+      <w:r>
+        <w:rPr>
+          <w:b/>
+        </w:rPr>
+        <w:t>process</w:t>
+      </w:r>
+      <w:r>
+        <w:rPr>
+          <w:b w:val="0"/>
+        </w:rPr>
+        <w:t xml:space="preserve">ing on </w:t>
+      </w:r>
+      <w:r>
+        <w:rPr>
+          <w:b/>
+        </w:rPr>
+        <w:t>training</w:t>
+      </w:r>
+      <w:r>
+        <w:rPr>
+          <w:b w:val="0"/>
+        </w:rPr>
+        <w:t xml:space="preserve"> rows only, then fit the classifier.</w:t>
+      </w:r>
+    </w:p>
+    <w:p>
+      <w:pPr>
+        <w:spacing w:line="336" w:lineRule="auto" w:after="180"/>
+      </w:pPr>
+      <w:r>
+        <w:rPr>
+          <w:b w:val="0"/>
+        </w:rPr>
+        <w:t xml:space="preserve">Draw a fresh data → model → </w:t>
+      </w:r>
+      <w:r>
+        <w:rPr>
+          <w:b/>
+        </w:rPr>
+        <w:t>prediction</w:t>
+      </w:r>
+      <w:r>
+        <w:rPr>
+          <w:b w:val="0"/>
+        </w:rPr>
+        <w:t xml:space="preserve"> → evaluation trace:</w:t>
+      </w:r>
+    </w:p>
+    <w:p>
+      <w:pPr>
+        <w:spacing w:line="336" w:lineRule="auto" w:after="180"/>
+      </w:pPr>
+      <w:r>
+        <w:rPr>
+          <w:b/>
+        </w:rPr>
+        <w:t>Predict</w:t>
+      </w:r>
+      <w:r>
+        <w:rPr>
+          <w:b w:val="0"/>
+        </w:rPr>
+        <w:t xml:space="preserve"> first. Then check each step. A correct answer without visible </w:t>
+      </w:r>
+      <w:r>
+        <w:rPr>
+          <w:b/>
+        </w:rPr>
+        <w:t>evidence</w:t>
+      </w:r>
+      <w:r>
+        <w:rPr>
+          <w:b w:val="0"/>
+        </w:rPr>
+        <w:t xml:space="preserve"> cannot be audited.</w:t>
+      </w:r>
+    </w:p>
+    <w:p>
+      <w:pPr>
+        <w:pStyle w:val="Heading3"/>
+      </w:pPr>
+      <w:r>
+        <w:t>Step 1</w:t>
+      </w:r>
+    </w:p>
+    <w:p>
+      <w:pPr>
+        <w:spacing w:line="336" w:lineRule="auto" w:after="180"/>
+        <w:shd w:fill="F4F9FC"/>
+      </w:pPr>
+      <w:r>
+        <w:rPr>
+          <w:b w:val="0"/>
+        </w:rPr>
         <w:t>STEP 1 Load data version v1 and a saved train/test split.</w:t>
       </w:r>
     </w:p>
     <w:p>
-      <w:r>
-        <w:t>STEP 2 Fit preprocessing on training rows only, then fit the classifier.</w:t>
-      </w:r>
-    </w:p>
-    <w:p>
-      <w:r>
-        <w:t>STEP 3 Freeze the pipeline and predict twenty test rows once.</w:t>
-      </w:r>
-    </w:p>
-    <w:p>
-      <w:r>
-        <w:t>STEP 4 Save settings, predictions, and metrics so the experiment can be reproduced.</w:t>
-      </w:r>
-    </w:p>
-    <w:p>
-      <w:r>
+      <w:pPr>
+        <w:pStyle w:val="Heading3"/>
+      </w:pPr>
+      <w:r>
+        <w:t>Step 2</w:t>
+      </w:r>
+    </w:p>
+    <w:p>
+      <w:pPr>
+        <w:spacing w:line="336" w:lineRule="auto" w:after="180"/>
+        <w:shd w:fill="F4F9FC"/>
+      </w:pPr>
+      <w:r>
+        <w:rPr>
+          <w:b w:val="0"/>
+        </w:rPr>
+        <w:t>STEP 2 Fit pre</w:t>
+      </w:r>
+      <w:r>
+        <w:rPr>
+          <w:b/>
+        </w:rPr>
+        <w:t>process</w:t>
+      </w:r>
+      <w:r>
+        <w:rPr>
+          <w:b w:val="0"/>
+        </w:rPr>
+        <w:t xml:space="preserve">ing on </w:t>
+      </w:r>
+      <w:r>
+        <w:rPr>
+          <w:b/>
+        </w:rPr>
+        <w:t>training</w:t>
+      </w:r>
+      <w:r>
+        <w:rPr>
+          <w:b w:val="0"/>
+        </w:rPr>
+        <w:t xml:space="preserve"> rows only, then fit the classifier.</w:t>
+      </w:r>
+    </w:p>
+    <w:p>
+      <w:pPr>
+        <w:pStyle w:val="Heading3"/>
+      </w:pPr>
+      <w:r>
+        <w:t>Step 3</w:t>
+      </w:r>
+    </w:p>
+    <w:p>
+      <w:pPr>
+        <w:spacing w:line="336" w:lineRule="auto" w:after="180"/>
+        <w:shd w:fill="F4F9FC"/>
+      </w:pPr>
+      <w:r>
+        <w:rPr>
+          <w:b w:val="0"/>
+        </w:rPr>
+        <w:t xml:space="preserve">STEP 3 Freeze the </w:t>
+      </w:r>
+      <w:r>
+        <w:rPr>
+          <w:b/>
+        </w:rPr>
+        <w:t>pipeline</w:t>
+      </w:r>
+      <w:r>
+        <w:rPr>
+          <w:b w:val="0"/>
+        </w:rPr>
+        <w:t xml:space="preserve"> and </w:t>
+      </w:r>
+      <w:r>
+        <w:rPr>
+          <w:b/>
+        </w:rPr>
+        <w:t>predict</w:t>
+      </w:r>
+      <w:r>
+        <w:rPr>
+          <w:b w:val="0"/>
+        </w:rPr>
+        <w:t xml:space="preserve"> twenty test rows once.</w:t>
+      </w:r>
+    </w:p>
+    <w:p>
+      <w:pPr>
+        <w:pStyle w:val="Heading3"/>
+      </w:pPr>
+      <w:r>
+        <w:t>Step 4</w:t>
+      </w:r>
+    </w:p>
+    <w:p>
+      <w:pPr>
+        <w:spacing w:line="336" w:lineRule="auto" w:after="180"/>
+        <w:shd w:fill="F4F9FC"/>
+      </w:pPr>
+      <w:r>
+        <w:rPr>
+          <w:b w:val="0"/>
+        </w:rPr>
+        <w:t xml:space="preserve">STEP 4 Save settings, </w:t>
+      </w:r>
+      <w:r>
+        <w:rPr>
+          <w:b/>
+        </w:rPr>
+        <w:t>prediction</w:t>
+      </w:r>
+      <w:r>
+        <w:rPr>
+          <w:b w:val="0"/>
+        </w:rPr>
+        <w:t xml:space="preserve">s, and metrics so the experiment can be </w:t>
+      </w:r>
+      <w:r>
+        <w:rPr>
+          <w:b/>
+        </w:rPr>
+        <w:t>reproduce</w:t>
+      </w:r>
+      <w:r>
+        <w:rPr>
+          <w:b w:val="0"/>
+        </w:rPr>
+        <w:t>d.</w:t>
+      </w:r>
+    </w:p>
+    <w:p>
+      <w:pPr>
+        <w:spacing w:line="336" w:lineRule="auto" w:after="180"/>
+      </w:pPr>
+      <w:r>
+        <w:rPr>
+          <w:b w:val="0"/>
+        </w:rPr>
         <w:t>CHECK Verify the denominator, unit, split, class definition, and data version before interpreting a score.</w:t>
       </w:r>
     </w:p>
     <w:p>
-      <w:r>
-        <w:t>Recalculate, retrace, or restate the evidence independently:</w:t>
+      <w:pPr>
+        <w:spacing w:line="336" w:lineRule="auto" w:after="180"/>
+      </w:pPr>
+      <w:r>
+        <w:rPr>
+          <w:b w:val="0"/>
+        </w:rPr>
+        <w:t xml:space="preserve">Recalculate, retrace, or restate the </w:t>
+      </w:r>
+      <w:r>
+        <w:rPr>
+          <w:b/>
+        </w:rPr>
+        <w:t>evidence</w:t>
+      </w:r>
+      <w:r>
+        <w:rPr>
+          <w:b w:val="0"/>
+        </w:rPr>
+        <w:t xml:space="preserve"> independently:</w:t>
       </w:r>
     </w:p>
     <w:p>
@@ -639,59 +1538,394 @@
       </w:r>
     </w:p>
     <w:p>
-      <w:r>
-        <w:t>Training is (0,H),(1,H),(4,S),(5,S). Candidate rule predicts S for spots&gt;=3. Held-out cases are (2,H),(3,S).</w:t>
-      </w:r>
-    </w:p>
-    <w:p>
-      <w:r>
-        <w:t>Apply the rule and distinguish fitting from inference.</w:t>
-      </w:r>
-    </w:p>
-    <w:p>
       <w:pPr>
         <w:pStyle w:val="Heading3"/>
       </w:pPr>
       <w:r>
+        <w:t>The teaching case</w:t>
+      </w:r>
+    </w:p>
+    <w:p>
+      <w:pPr>
+        <w:spacing w:line="336" w:lineRule="auto" w:after="180"/>
+        <w:shd w:fill="F1F6FC"/>
+      </w:pPr>
+      <w:r>
+        <w:rPr>
+          <w:b/>
+        </w:rPr>
+        <w:t>Training</w:t>
+      </w:r>
+      <w:r>
+        <w:rPr>
+          <w:b w:val="0"/>
+        </w:rPr>
+        <w:t xml:space="preserve"> is (0,H),(1,H),(4,S),(5,S). </w:t>
+      </w:r>
+      <w:r>
+        <w:rPr>
+          <w:b/>
+        </w:rPr>
+        <w:t>Candidate rule</w:t>
+      </w:r>
+      <w:r>
+        <w:rPr>
+          <w:b w:val="0"/>
+        </w:rPr>
+        <w:t xml:space="preserve"> </w:t>
+      </w:r>
+      <w:r>
+        <w:rPr>
+          <w:b/>
+        </w:rPr>
+        <w:t>predict</w:t>
+      </w:r>
+      <w:r>
+        <w:rPr>
+          <w:b w:val="0"/>
+        </w:rPr>
+        <w:t>s S for spots&gt;=3. Held-out cases are (2,H),(3,S).</w:t>
+      </w:r>
+    </w:p>
+    <w:p>
+      <w:pPr>
+        <w:pStyle w:val="Heading3"/>
+      </w:pPr>
+      <w:r>
+        <w:t>The teaching case</w:t>
+      </w:r>
+    </w:p>
+    <w:p>
+      <w:pPr>
+        <w:spacing w:line="336" w:lineRule="auto" w:after="180"/>
+        <w:shd w:fill="F1F6FC"/>
+      </w:pPr>
+      <w:r>
+        <w:rPr>
+          <w:b w:val="0"/>
+        </w:rPr>
+        <w:t xml:space="preserve">Apply the rule and distinguish </w:t>
+      </w:r>
+      <w:r>
+        <w:rPr>
+          <w:b/>
+        </w:rPr>
+        <w:t>fitting</w:t>
+      </w:r>
+      <w:r>
+        <w:rPr>
+          <w:b w:val="0"/>
+        </w:rPr>
+        <w:t xml:space="preserve"> from inference.</w:t>
+      </w:r>
+    </w:p>
+    <w:p>
+      <w:pPr>
+        <w:pStyle w:val="Heading3"/>
+      </w:pPr>
+      <w:r>
         <w:t>Exact explanation to model</w:t>
       </w:r>
     </w:p>
     <w:p>
-      <w:r>
-        <w:t>Predictions H,S give 2/2 on this tiny set. Choosing the rule is development; applying it is inference. Two cases do not establish broad performance.</w:t>
-      </w:r>
-    </w:p>
-    <w:p>
       <w:pPr>
         <w:pStyle w:val="Heading3"/>
       </w:pPr>
       <w:r>
+        <w:t>Why the result follows</w:t>
+      </w:r>
+    </w:p>
+    <w:p>
+      <w:pPr>
+        <w:spacing w:line="336" w:lineRule="auto" w:after="180"/>
+        <w:shd w:fill="F1F6FC"/>
+      </w:pPr>
+      <w:r>
+        <w:rPr>
+          <w:b/>
+        </w:rPr>
+        <w:t>Prediction</w:t>
+      </w:r>
+      <w:r>
+        <w:rPr>
+          <w:b w:val="0"/>
+        </w:rPr>
+        <w:t>s H,S give 2/2 on this tiny set. Choosing the rule is development; applying it is inference. Two cases do not establish broad performance.</w:t>
+      </w:r>
+    </w:p>
+    <w:p>
+      <w:pPr>
+        <w:pStyle w:val="Heading3"/>
+      </w:pPr>
+      <w:r>
         <w:t>Explain the added worked example</w:t>
       </w:r>
     </w:p>
     <w:p>
-      <w:r>
-        <w:t>A pipeline connects steps so a new query receives the same preparation as the training examples. This week combines the scale from Week 11 with a one-neighbour classifier. We will fit once, keep the fitted state, and call one prediction function for every raw query.</w:t>
-      </w:r>
-    </w:p>
-    <w:p>
-      <w:r>
-        <w:t>Use the same fictional trip data. Each feature pair is ordered (distance in cm, brightness in sensor units). Training IDs are A,B,C. Validation IDs V1,V2,V3 belong to separate trips; related trips were grouped before splitting. Use min-max scaling, sum of absolute scaled differences, k=1 and alphabetical ID order for exact distance ties.</w:t>
-      </w:r>
-    </w:p>
-    <w:p>
-      <w:r>
-        <w:t>The input contract requires two finite numeric features in the stated order and units, with no missing values. Training also needs unique IDs, known labels, at least one row and nonzero ranges. These assumptions must be checked before this short classroom program is used; its explicit guard only checks zero ranges.</w:t>
-      </w:r>
-    </w:p>
-    <w:p>
-      <w:r>
-        <w:t>fit returns minima (10,100), ranges (10,100) and scaled training examples. predict transforms a raw query with that state, ranks distances, then returns the selected ID and label. zip pairs matching features; sum adds their absolute differences. sorted uses distance first and unique ID second.</w:t>
-      </w:r>
-    </w:p>
-    <w:p>
-      <w:r>
-        <w:t>Run the whole script in Python 3. It prints ('A', 'clear'), ('C', 'blocked'), ('B', 'blocked') on separate lines. No validation labels enter fit or predict. This is a small pipeline written with functions, not the scikit-learn Pipeline class.</w:t>
+      <w:pPr>
+        <w:spacing w:line="336" w:lineRule="auto" w:after="180"/>
+      </w:pPr>
+      <w:r>
+        <w:rPr>
+          <w:b w:val="0"/>
+        </w:rPr>
+        <w:t xml:space="preserve">A </w:t>
+      </w:r>
+      <w:r>
+        <w:rPr>
+          <w:b/>
+        </w:rPr>
+        <w:t>pipeline</w:t>
+      </w:r>
+      <w:r>
+        <w:rPr>
+          <w:b w:val="0"/>
+        </w:rPr>
+        <w:t xml:space="preserve"> connects steps so a new query receives the same preparation as the </w:t>
+      </w:r>
+      <w:r>
+        <w:rPr>
+          <w:b/>
+        </w:rPr>
+        <w:t>training</w:t>
+      </w:r>
+      <w:r>
+        <w:rPr>
+          <w:b w:val="0"/>
+        </w:rPr>
+        <w:t xml:space="preserve"> examples. This week combines the scale from Week 11 with a one-neighbour classifier.</w:t>
+      </w:r>
+    </w:p>
+    <w:p>
+      <w:pPr>
+        <w:spacing w:line="336" w:lineRule="auto" w:after="180"/>
+      </w:pPr>
+      <w:r>
+        <w:rPr>
+          <w:b w:val="0"/>
+        </w:rPr>
+        <w:t xml:space="preserve">We will fit once, keep the </w:t>
+      </w:r>
+      <w:r>
+        <w:rPr>
+          <w:b/>
+        </w:rPr>
+        <w:t>fitted state</w:t>
+      </w:r>
+      <w:r>
+        <w:rPr>
+          <w:b w:val="0"/>
+        </w:rPr>
+        <w:t xml:space="preserve">, and call one </w:t>
+      </w:r>
+      <w:r>
+        <w:rPr>
+          <w:b/>
+        </w:rPr>
+        <w:t>prediction</w:t>
+      </w:r>
+      <w:r>
+        <w:rPr>
+          <w:b w:val="0"/>
+        </w:rPr>
+        <w:t xml:space="preserve"> function for every raw query.</w:t>
+      </w:r>
+    </w:p>
+    <w:p>
+      <w:pPr>
+        <w:pStyle w:val="Heading3"/>
+      </w:pPr>
+      <w:r>
+        <w:t>Explain the added worked example · 1</w:t>
+      </w:r>
+    </w:p>
+    <w:p>
+      <w:pPr>
+        <w:spacing w:line="336" w:lineRule="auto" w:after="180"/>
+      </w:pPr>
+      <w:r>
+        <w:rPr>
+          <w:b w:val="0"/>
+        </w:rPr>
+        <w:t xml:space="preserve">Use the same fictional trip data. Each feature pair is ordered (distance in cm, brightness in sensor units). </w:t>
+      </w:r>
+      <w:r>
+        <w:rPr>
+          <w:b/>
+        </w:rPr>
+        <w:t>Training</w:t>
+      </w:r>
+      <w:r>
+        <w:rPr>
+          <w:b w:val="0"/>
+        </w:rPr>
+        <w:t xml:space="preserve"> IDs are A,B,C.</w:t>
+      </w:r>
+    </w:p>
+    <w:p>
+      <w:pPr>
+        <w:spacing w:line="336" w:lineRule="auto" w:after="180"/>
+      </w:pPr>
+      <w:r>
+        <w:rPr>
+          <w:b w:val="0"/>
+        </w:rPr>
+        <w:t>Validation IDs V1,V2,V3 belong to separate trips; related trips were grouped before splitting. Use min-max scaling, sum of absolute scaled differences, k=1 and alphabetical ID order for exact distance ties.</w:t>
+      </w:r>
+    </w:p>
+    <w:p>
+      <w:pPr>
+        <w:pStyle w:val="Heading3"/>
+      </w:pPr>
+      <w:r>
+        <w:t>Explain the added worked example · 2</w:t>
+      </w:r>
+    </w:p>
+    <w:p>
+      <w:pPr>
+        <w:spacing w:line="336" w:lineRule="auto" w:after="180"/>
+      </w:pPr>
+      <w:r>
+        <w:rPr>
+          <w:b w:val="0"/>
+        </w:rPr>
+        <w:t xml:space="preserve">The </w:t>
+      </w:r>
+      <w:r>
+        <w:rPr>
+          <w:b/>
+        </w:rPr>
+        <w:t>input contract</w:t>
+      </w:r>
+      <w:r>
+        <w:rPr>
+          <w:b w:val="0"/>
+        </w:rPr>
+        <w:t xml:space="preserve"> requires two finite numeric features in the stated order and units, with no missing values. </w:t>
+      </w:r>
+      <w:r>
+        <w:rPr>
+          <w:b/>
+        </w:rPr>
+        <w:t>Training</w:t>
+      </w:r>
+      <w:r>
+        <w:rPr>
+          <w:b w:val="0"/>
+        </w:rPr>
+        <w:t xml:space="preserve"> also needs unique IDs, known labels, at least one row and nonzero ranges.</w:t>
+      </w:r>
+    </w:p>
+    <w:p>
+      <w:pPr>
+        <w:spacing w:line="336" w:lineRule="auto" w:after="180"/>
+      </w:pPr>
+      <w:r>
+        <w:rPr>
+          <w:b w:val="0"/>
+        </w:rPr>
+        <w:t>These assumptions must be checked before this short classroom program is used; its explicit guard only checks zero ranges.</w:t>
+      </w:r>
+    </w:p>
+    <w:p>
+      <w:pPr>
+        <w:pStyle w:val="Heading3"/>
+      </w:pPr>
+      <w:r>
+        <w:t>Explain the added worked example · 3</w:t>
+      </w:r>
+    </w:p>
+    <w:p>
+      <w:pPr>
+        <w:spacing w:line="336" w:lineRule="auto" w:after="180"/>
+      </w:pPr>
+      <w:r>
+        <w:rPr>
+          <w:b w:val="0"/>
+        </w:rPr>
+        <w:t xml:space="preserve">fit returns minima (10,100), ranges (10,100) and scaled </w:t>
+      </w:r>
+      <w:r>
+        <w:rPr>
+          <w:b/>
+        </w:rPr>
+        <w:t>training</w:t>
+      </w:r>
+      <w:r>
+        <w:rPr>
+          <w:b w:val="0"/>
+        </w:rPr>
+        <w:t xml:space="preserve"> examples. </w:t>
+      </w:r>
+      <w:r>
+        <w:rPr>
+          <w:b/>
+        </w:rPr>
+        <w:t>predict</w:t>
+      </w:r>
+      <w:r>
+        <w:rPr>
+          <w:b w:val="0"/>
+        </w:rPr>
+        <w:t xml:space="preserve"> transforms a raw query with that state, ranks distances, then returns the selected ID and label. zip pairs matching features; sum adds their absolute differences. sorted uses distance first and unique ID second.</w:t>
+      </w:r>
+    </w:p>
+    <w:p>
+      <w:pPr>
+        <w:spacing w:line="336" w:lineRule="auto" w:after="180"/>
+      </w:pPr>
+      <w:r>
+        <w:rPr>
+          <w:b w:val="0"/>
+        </w:rPr>
+        <w:t xml:space="preserve">Run the whole script in Python 3. It prints ('A', 'clear'), ('C', 'blocked'), ('B', 'blocked') on separate lines. No validation labels enter fit or </w:t>
+      </w:r>
+      <w:r>
+        <w:rPr>
+          <w:b/>
+        </w:rPr>
+        <w:t>predict</w:t>
+      </w:r>
+      <w:r>
+        <w:rPr>
+          <w:b w:val="0"/>
+        </w:rPr>
+        <w:t>.</w:t>
+      </w:r>
+    </w:p>
+    <w:p>
+      <w:pPr>
+        <w:spacing w:line="336" w:lineRule="auto" w:after="180"/>
+      </w:pPr>
+      <w:r>
+        <w:rPr>
+          <w:b w:val="0"/>
+        </w:rPr>
+        <w:t xml:space="preserve">This is a small </w:t>
+      </w:r>
+      <w:r>
+        <w:rPr>
+          <w:b/>
+        </w:rPr>
+        <w:t>pipeline</w:t>
+      </w:r>
+      <w:r>
+        <w:rPr>
+          <w:b w:val="0"/>
+        </w:rPr>
+        <w:t xml:space="preserve"> written with functions, not the scikit-learn </w:t>
+      </w:r>
+      <w:r>
+        <w:rPr>
+          <w:b/>
+        </w:rPr>
+        <w:t>Pipeline</w:t>
+      </w:r>
+      <w:r>
+        <w:rPr>
+          <w:b w:val="0"/>
+        </w:rPr>
+        <w:t xml:space="preserve"> class.</w:t>
       </w:r>
     </w:p>
     <w:p>
@@ -835,46 +2069,391 @@
       </w:r>
     </w:p>
     <w:p>
-      <w:r>
-        <w:t>Last week the baseline ignored scene features. This week a small fitting algorithm will choose a rule that uses one feature. We supply the rule form: predict blocked when a distance reading is at or below a cutoff, otherwise predict clear. The algorithm will try three cutoffs and keep the one making the fewest training mistakes.</w:t>
-      </w:r>
-    </w:p>
-    <w:p>
-      <w:r>
-        <w:t>The teacher-authored fictional rows contain a sensor distance in centimetres and a separate reviewed lane label, blocked or clear. The reading is available before prediction; the label comes from the scene review. A single distance need not describe every obstruction. These numbers are for learning, not real robot control. Each row comes from a different trip, and training and validation trips are separate.</w:t>
-      </w:r>
-    </w:p>
-    <w:p>
-      <w:r>
-        <w:t>Before scoring, declare cutoffs 3, 5 and 7 cm in ascending order, predict blocked at equality, and keep the smaller cutoff if training errors tie. This search tests only these three rules with this direction. It does not find the best possible model or prove that distance causes the label.</w:t>
-      </w:r>
-    </w:p>
-    <w:p>
-      <w:r>
-        <w:t>The output lines are 3 1, 5 0, 7 1, then chosen 5. Cutoff 3 misses the blocked row at 4 cm. Cutoff 5 matches all four training labels. Cutoff 7 wrongly marks the 6 cm clear row as blocked. Fitting stores cutoff 5; prediction then applies that stored rule to a new distance.</w:t>
-      </w:r>
-    </w:p>
-    <w:p>
-      <w:r>
-        <w:t>best_errors starts above any possible mistake count. The strict &lt; keeps the first tied candidate; ascending order makes that the smaller cutoff. The code assumes nonempty training data, numeric distances and the two allowed labels. Validate those assumptions before using another dataset.</w:t>
-      </w:r>
-    </w:p>
-    <w:p>
-      <w:r>
-        <w:t>Guided: at 5 cm the selected rule predicts blocked because equality is included. The rule misses validation rows 2 and 4; baseline clear misses rows 1 and 4. Both score 50 percent, a zero percentage-point difference. Exit: cutoff 5 has zero mistakes on four training rows among the three supplied candidates, but scores 2/4 on validation and ties the baseline. This small comparison does not prove broad performance or global optimality.</w:t>
-      </w:r>
-    </w:p>
-    <w:p>
       <w:pPr>
         <w:pStyle w:val="Heading3"/>
       </w:pPr>
       <w:r>
+        <w:t>Apply the connected idea: Searching candidate rules · 4</w:t>
+      </w:r>
+    </w:p>
+    <w:p>
+      <w:pPr>
+        <w:spacing w:line="336" w:lineRule="auto" w:after="180"/>
+      </w:pPr>
+      <w:r>
+        <w:rPr>
+          <w:b w:val="0"/>
+        </w:rPr>
+        <w:t xml:space="preserve">Last week the baseline ignored scene features. This week a small </w:t>
+      </w:r>
+      <w:r>
+        <w:rPr>
+          <w:b/>
+        </w:rPr>
+        <w:t>fitting</w:t>
+      </w:r>
+      <w:r>
+        <w:rPr>
+          <w:b w:val="0"/>
+        </w:rPr>
+        <w:t xml:space="preserve"> algorithm will choose a rule that uses one feature.</w:t>
+      </w:r>
+    </w:p>
+    <w:p>
+      <w:pPr>
+        <w:spacing w:line="336" w:lineRule="auto" w:after="180"/>
+      </w:pPr>
+      <w:r>
+        <w:rPr>
+          <w:b w:val="0"/>
+        </w:rPr>
+        <w:t xml:space="preserve">We supply the rule form: </w:t>
+      </w:r>
+      <w:r>
+        <w:rPr>
+          <w:b/>
+        </w:rPr>
+        <w:t>predict</w:t>
+      </w:r>
+      <w:r>
+        <w:rPr>
+          <w:b w:val="0"/>
+        </w:rPr>
+        <w:t xml:space="preserve"> blocked when a distance reading is at or below a cutoff, otherwise </w:t>
+      </w:r>
+      <w:r>
+        <w:rPr>
+          <w:b/>
+        </w:rPr>
+        <w:t>predict</w:t>
+      </w:r>
+      <w:r>
+        <w:rPr>
+          <w:b w:val="0"/>
+        </w:rPr>
+        <w:t xml:space="preserve"> clear. The algorithm will try three cutoffs and keep the one making the fewest </w:t>
+      </w:r>
+      <w:r>
+        <w:rPr>
+          <w:b/>
+        </w:rPr>
+        <w:t>training</w:t>
+      </w:r>
+      <w:r>
+        <w:rPr>
+          <w:b w:val="0"/>
+        </w:rPr>
+        <w:t xml:space="preserve"> mistakes.</w:t>
+      </w:r>
+    </w:p>
+    <w:p>
+      <w:pPr>
+        <w:pStyle w:val="Heading3"/>
+      </w:pPr>
+      <w:r>
+        <w:t>Apply the connected idea: Searching candidate rules · 5</w:t>
+      </w:r>
+    </w:p>
+    <w:p>
+      <w:pPr>
+        <w:spacing w:line="336" w:lineRule="auto" w:after="180"/>
+      </w:pPr>
+      <w:r>
+        <w:rPr>
+          <w:b w:val="0"/>
+        </w:rPr>
+        <w:t xml:space="preserve">The teacher-authored fictional rows contain a sensor distance in centimetres and a separate reviewed lane label, blocked or clear. The reading is available before </w:t>
+      </w:r>
+      <w:r>
+        <w:rPr>
+          <w:b/>
+        </w:rPr>
+        <w:t>prediction</w:t>
+      </w:r>
+      <w:r>
+        <w:rPr>
+          <w:b w:val="0"/>
+        </w:rPr>
+        <w:t>; the label comes from the scene review.</w:t>
+      </w:r>
+    </w:p>
+    <w:p>
+      <w:pPr>
+        <w:spacing w:line="336" w:lineRule="auto" w:after="180"/>
+      </w:pPr>
+      <w:r>
+        <w:rPr>
+          <w:b w:val="0"/>
+        </w:rPr>
+        <w:t xml:space="preserve">A single distance need not describe every obstruction. These numbers are for learning, not real robot control. Each row comes from a different trip, and </w:t>
+      </w:r>
+      <w:r>
+        <w:rPr>
+          <w:b/>
+        </w:rPr>
+        <w:t>training</w:t>
+      </w:r>
+      <w:r>
+        <w:rPr>
+          <w:b w:val="0"/>
+        </w:rPr>
+        <w:t xml:space="preserve"> and validation trips are separate.</w:t>
+      </w:r>
+    </w:p>
+    <w:p>
+      <w:pPr>
+        <w:pStyle w:val="Heading3"/>
+      </w:pPr>
+      <w:r>
+        <w:t>Apply the connected idea: Searching candidate rules · 6</w:t>
+      </w:r>
+    </w:p>
+    <w:p>
+      <w:pPr>
+        <w:spacing w:line="336" w:lineRule="auto" w:after="180"/>
+      </w:pPr>
+      <w:r>
+        <w:rPr>
+          <w:b w:val="0"/>
+        </w:rPr>
+        <w:t xml:space="preserve">Before scoring, declare cutoffs 3, 5 and 7 cm in ascending order, </w:t>
+      </w:r>
+      <w:r>
+        <w:rPr>
+          <w:b/>
+        </w:rPr>
+        <w:t>predict</w:t>
+      </w:r>
+      <w:r>
+        <w:rPr>
+          <w:b w:val="0"/>
+        </w:rPr>
+        <w:t xml:space="preserve"> blocked at equality, and keep the smaller cutoff if </w:t>
+      </w:r>
+      <w:r>
+        <w:rPr>
+          <w:b/>
+        </w:rPr>
+        <w:t>training error</w:t>
+      </w:r>
+      <w:r>
+        <w:rPr>
+          <w:b w:val="0"/>
+        </w:rPr>
+        <w:t>s tie. This search tests only these three rules with this direction.</w:t>
+      </w:r>
+    </w:p>
+    <w:p>
+      <w:pPr>
+        <w:spacing w:line="336" w:lineRule="auto" w:after="180"/>
+      </w:pPr>
+      <w:r>
+        <w:rPr>
+          <w:b w:val="0"/>
+        </w:rPr>
+        <w:t>It does not find the best possible model or prove that distance causes the label.</w:t>
+      </w:r>
+    </w:p>
+    <w:p>
+      <w:pPr>
+        <w:spacing w:line="336" w:lineRule="auto" w:after="180"/>
+      </w:pPr>
+      <w:r>
+        <w:rPr>
+          <w:b w:val="0"/>
+        </w:rPr>
+        <w:t xml:space="preserve">The </w:t>
+      </w:r>
+      <w:r>
+        <w:rPr>
+          <w:b/>
+        </w:rPr>
+        <w:t>output</w:t>
+      </w:r>
+      <w:r>
+        <w:rPr>
+          <w:b w:val="0"/>
+        </w:rPr>
+        <w:t xml:space="preserve"> lines are 3 1, 5 0, 7 1, then chosen 5. Cutoff 3 misses the blocked row at 4 cm. Cutoff 5 matches all four </w:t>
+      </w:r>
+      <w:r>
+        <w:rPr>
+          <w:b/>
+        </w:rPr>
+        <w:t>training</w:t>
+      </w:r>
+      <w:r>
+        <w:rPr>
+          <w:b w:val="0"/>
+        </w:rPr>
+        <w:t xml:space="preserve"> labels. Cutoff 7 wrongly marks the 6 cm clear row as blocked.</w:t>
+      </w:r>
+    </w:p>
+    <w:p>
+      <w:pPr>
+        <w:spacing w:line="336" w:lineRule="auto" w:after="180"/>
+      </w:pPr>
+      <w:r>
+        <w:rPr>
+          <w:b/>
+        </w:rPr>
+        <w:t>Fitting</w:t>
+      </w:r>
+      <w:r>
+        <w:rPr>
+          <w:b w:val="0"/>
+        </w:rPr>
+        <w:t xml:space="preserve"> stores cutoff 5; </w:t>
+      </w:r>
+      <w:r>
+        <w:rPr>
+          <w:b/>
+        </w:rPr>
+        <w:t>prediction</w:t>
+      </w:r>
+      <w:r>
+        <w:rPr>
+          <w:b w:val="0"/>
+        </w:rPr>
+        <w:t xml:space="preserve"> then applies that stored rule to a new distance.</w:t>
+      </w:r>
+    </w:p>
+    <w:p>
+      <w:pPr>
+        <w:pStyle w:val="Heading3"/>
+      </w:pPr>
+      <w:r>
+        <w:t>Apply the connected idea: Searching candidate rules · 7</w:t>
+      </w:r>
+    </w:p>
+    <w:p>
+      <w:pPr>
+        <w:spacing w:line="336" w:lineRule="auto" w:after="180"/>
+      </w:pPr>
+      <w:r>
+        <w:rPr>
+          <w:b w:val="0"/>
+        </w:rPr>
+        <w:t>best_errors starts above any possible mistake count. The strict &lt; keeps the first tied candidate; ascending order makes that the smaller cutoff.</w:t>
+      </w:r>
+    </w:p>
+    <w:p>
+      <w:pPr>
+        <w:spacing w:line="336" w:lineRule="auto" w:after="180"/>
+      </w:pPr>
+      <w:r>
+        <w:rPr>
+          <w:b w:val="0"/>
+        </w:rPr>
+        <w:t xml:space="preserve">The code assumes nonempty </w:t>
+      </w:r>
+      <w:r>
+        <w:rPr>
+          <w:b/>
+        </w:rPr>
+        <w:t>training</w:t>
+      </w:r>
+      <w:r>
+        <w:rPr>
+          <w:b w:val="0"/>
+        </w:rPr>
+        <w:t xml:space="preserve"> data, numeric distances and the two allowed labels. Validate those assumptions before using another dataset.</w:t>
+      </w:r>
+    </w:p>
+    <w:p>
+      <w:pPr>
+        <w:pStyle w:val="Heading3"/>
+      </w:pPr>
+      <w:r>
+        <w:t>Apply the connected idea: Searching candidate rules · 8</w:t>
+      </w:r>
+    </w:p>
+    <w:p>
+      <w:pPr>
+        <w:spacing w:line="336" w:lineRule="auto" w:after="180"/>
+      </w:pPr>
+      <w:r>
+        <w:rPr>
+          <w:b w:val="0"/>
+        </w:rPr>
+        <w:t xml:space="preserve">Guided: at 5 cm the selected rule </w:t>
+      </w:r>
+      <w:r>
+        <w:rPr>
+          <w:b/>
+        </w:rPr>
+        <w:t>predict</w:t>
+      </w:r>
+      <w:r>
+        <w:rPr>
+          <w:b w:val="0"/>
+        </w:rPr>
+        <w:t>s blocked because equality is included. The rule misses validation rows 2 and 4; baseline clear misses rows 1 and 4. Both score 50 percent, a zero percentage-point difference.</w:t>
+      </w:r>
+    </w:p>
+    <w:p>
+      <w:pPr>
+        <w:spacing w:line="336" w:lineRule="auto" w:after="180"/>
+      </w:pPr>
+      <w:r>
+        <w:rPr>
+          <w:b w:val="0"/>
+        </w:rPr>
+        <w:t xml:space="preserve">Exit: cutoff 5 has zero mistakes on four </w:t>
+      </w:r>
+      <w:r>
+        <w:rPr>
+          <w:b/>
+        </w:rPr>
+        <w:t>training</w:t>
+      </w:r>
+      <w:r>
+        <w:rPr>
+          <w:b w:val="0"/>
+        </w:rPr>
+        <w:t xml:space="preserve"> rows among the three supplied candidates, but scores 2/4 on validation and ties the baseline. This small comparison does not prove broad performance or global optimality.</w:t>
+      </w:r>
+    </w:p>
+    <w:p>
+      <w:pPr>
+        <w:pStyle w:val="Heading3"/>
+      </w:pPr>
+      <w:r>
         <w:t>Model the reasoning aloud</w:t>
       </w:r>
     </w:p>
     <w:p>
-      <w:r>
-        <w:t>Use the complete worked example below before asking learners to complete W2. Reveal a small part, invite a prediction, then explain the deciding step. These teacher notes contain solutions; do not reveal the independent case answer during modelling.</w:t>
+      <w:pPr>
+        <w:spacing w:line="336" w:lineRule="auto" w:after="180"/>
+      </w:pPr>
+      <w:r>
+        <w:rPr>
+          <w:b w:val="0"/>
+        </w:rPr>
+        <w:t xml:space="preserve">Use the complete worked example below before asking learners to complete W2. Reveal a small part, invite a </w:t>
+      </w:r>
+      <w:r>
+        <w:rPr>
+          <w:b/>
+        </w:rPr>
+        <w:t>prediction</w:t>
+      </w:r>
+      <w:r>
+        <w:rPr>
+          <w:b w:val="0"/>
+        </w:rPr>
+        <w:t>, then explain the deciding step.</w:t>
+      </w:r>
+    </w:p>
+    <w:p>
+      <w:pPr>
+        <w:spacing w:line="336" w:lineRule="auto" w:after="180"/>
+      </w:pPr>
+      <w:r>
+        <w:rPr>
+          <w:b w:val="0"/>
+        </w:rPr>
+        <w:t>These teacher notes contain solutions; do not reveal the independent case answer during modelling.</w:t>
       </w:r>
     </w:p>
     <w:p>
@@ -1034,15 +2613,52 @@
       </w:r>
     </w:p>
     <w:p>
-      <w:r>
-        <w:t>For raw query (11,120), scale gives (0.1,0.2). Distances to A,B,C are 0.9,1.1,1.7, so the function returns A and clear. It does not recalculate minima or add the query to stored rows. The returned ID is useful for checking the reasoning, but it is not evidence that the label is true.</w:t>
-      </w:r>
-    </w:p>
-    <w:p>
       <w:pPr>
         <w:pStyle w:val="Heading3"/>
       </w:pPr>
       <w:r>
+        <w:t>Model the reasoning aloud · 9</w:t>
+      </w:r>
+    </w:p>
+    <w:p>
+      <w:pPr>
+        <w:spacing w:line="336" w:lineRule="auto" w:after="180"/>
+      </w:pPr>
+      <w:r>
+        <w:rPr>
+          <w:b w:val="0"/>
+        </w:rPr>
+        <w:t>For raw query (11,120), scale gives (0.1,0.2). Distances to A,B,C are 0.9,1.1,1.7, so the function returns A and clear. It does not recalculate minima or add the query to stored rows.</w:t>
+      </w:r>
+    </w:p>
+    <w:p>
+      <w:pPr>
+        <w:spacing w:line="336" w:lineRule="auto" w:after="180"/>
+      </w:pPr>
+      <w:r>
+        <w:rPr>
+          <w:b w:val="0"/>
+        </w:rPr>
+        <w:t xml:space="preserve">The returned ID is useful for checking the reasoning, but it is not </w:t>
+      </w:r>
+      <w:r>
+        <w:rPr>
+          <w:b/>
+        </w:rPr>
+        <w:t>evidence</w:t>
+      </w:r>
+      <w:r>
+        <w:rPr>
+          <w:b w:val="0"/>
+        </w:rPr>
+        <w:t xml:space="preserve"> that the label is true.</w:t>
+      </w:r>
+    </w:p>
+    <w:p>
+      <w:pPr>
+        <w:pStyle w:val="Heading3"/>
+      </w:pPr>
+      <w:r>
         <w:t>Trace (11,120) through both functions. What does fit store, what does predict reuse, and at which point may a validation reference label be compared?</w:t>
       </w:r>
     </w:p>
@@ -1067,8 +2683,49 @@
       </w:r>
     </w:p>
     <w:p>
-      <w:r>
-        <w:t>Store the fitted state together with the input contract and method settings. A model without its scale or feature order is incomplete. Swapping the raw pair to (120,11) produces B and blocked here; the function cannot detect that the caller swapped the meanings.</w:t>
+      <w:pPr>
+        <w:spacing w:line="336" w:lineRule="auto" w:after="180"/>
+      </w:pPr>
+      <w:r>
+        <w:rPr>
+          <w:b w:val="0"/>
+        </w:rPr>
+        <w:t xml:space="preserve">Store the </w:t>
+      </w:r>
+      <w:r>
+        <w:rPr>
+          <w:b/>
+        </w:rPr>
+        <w:t>fitted state</w:t>
+      </w:r>
+      <w:r>
+        <w:rPr>
+          <w:b w:val="0"/>
+        </w:rPr>
+        <w:t xml:space="preserve"> together with the </w:t>
+      </w:r>
+      <w:r>
+        <w:rPr>
+          <w:b/>
+        </w:rPr>
+        <w:t>input contract</w:t>
+      </w:r>
+      <w:r>
+        <w:rPr>
+          <w:b w:val="0"/>
+        </w:rPr>
+        <w:t xml:space="preserve"> and method settings. A model without its scale or feature order is incomplete.</w:t>
+      </w:r>
+    </w:p>
+    <w:p>
+      <w:pPr>
+        <w:spacing w:line="336" w:lineRule="auto" w:after="180"/>
+      </w:pPr>
+      <w:r>
+        <w:rPr>
+          <w:b w:val="0"/>
+        </w:rPr>
+        <w:t>Swapping the raw pair to (120,11) produces B and blocked here; the function cannot detect that the caller swapped the meanings.</w:t>
       </w:r>
     </w:p>
     <w:tbl>
@@ -1174,7 +2831,13 @@
       </w:tr>
     </w:tbl>
     <w:p>
-      <w:r>
+      <w:pPr>
+        <w:spacing w:line="336" w:lineRule="auto" w:after="180"/>
+      </w:pPr>
+      <w:r>
+        <w:rPr>
+          <w:b w:val="0"/>
+        </w:rPr>
         <w:t>Use the diagram and verbal explanation together. Ask learners to match a sentence to a specific visual step; do not assign learners fixed visual or auditory learning styles.</w:t>
       </w:r>
     </w:p>
@@ -1187,8 +2850,38 @@
       </w:r>
     </w:p>
     <w:p>
-      <w:r>
-        <w:t>Separate a reproducible fitted pipeline from merely displaying predictions.</w:t>
+      <w:pPr>
+        <w:spacing w:line="336" w:lineRule="auto" w:after="180"/>
+      </w:pPr>
+      <w:r>
+        <w:rPr>
+          <w:b w:val="0"/>
+        </w:rPr>
+        <w:t xml:space="preserve">Separate a reproducible fitted </w:t>
+      </w:r>
+      <w:r>
+        <w:rPr>
+          <w:b/>
+        </w:rPr>
+        <w:t>pipeline</w:t>
+      </w:r>
+      <w:r>
+        <w:rPr>
+          <w:b w:val="0"/>
+        </w:rPr>
+        <w:t xml:space="preserve"> from merely displaying </w:t>
+      </w:r>
+      <w:r>
+        <w:rPr>
+          <w:b/>
+        </w:rPr>
+        <w:t>prediction</w:t>
+      </w:r>
+      <w:r>
+        <w:rPr>
+          <w:b w:val="0"/>
+        </w:rPr>
+        <w:t>s.</w:t>
       </w:r>
     </w:p>
     <w:p>
@@ -1200,13 +2893,79 @@
       </w:r>
     </w:p>
     <w:p>
-      <w:r>
-        <w:t>Toy training lengths are [2, 6] cm with labels [healthy, spotted]. Pipeline converts cm to mm, then uses k=1 absolute distance. Query is 5 cm.</w:t>
-      </w:r>
-    </w:p>
-    <w:p>
-      <w:r>
-        <w:t>All inputs and outcomes in this worked example are invented classroom data; no real model run is claimed.</w:t>
+      <w:pPr>
+        <w:pStyle w:val="Heading3"/>
+      </w:pPr>
+      <w:r>
+        <w:t>Supplied facts</w:t>
+      </w:r>
+    </w:p>
+    <w:p>
+      <w:pPr>
+        <w:spacing w:line="336" w:lineRule="auto" w:after="180"/>
+        <w:shd w:fill="F1F6FC"/>
+      </w:pPr>
+      <w:r>
+        <w:rPr>
+          <w:b w:val="0"/>
+        </w:rPr>
+        <w:t xml:space="preserve">Toy </w:t>
+      </w:r>
+      <w:r>
+        <w:rPr>
+          <w:b/>
+        </w:rPr>
+        <w:t>training</w:t>
+      </w:r>
+      <w:r>
+        <w:rPr>
+          <w:b w:val="0"/>
+        </w:rPr>
+        <w:t xml:space="preserve"> lengths are [2, 6] cm with labels [healthy, spotted]. </w:t>
+      </w:r>
+      <w:r>
+        <w:rPr>
+          <w:b/>
+        </w:rPr>
+        <w:t>Pipeline</w:t>
+      </w:r>
+      <w:r>
+        <w:rPr>
+          <w:b w:val="0"/>
+        </w:rPr>
+        <w:t xml:space="preserve"> converts cm to mm, then uses k=1 absolute distance. Query is 5 cm.</w:t>
+      </w:r>
+    </w:p>
+    <w:p>
+      <w:pPr>
+        <w:pStyle w:val="Heading3"/>
+      </w:pPr>
+      <w:r>
+        <w:t>Supplied facts</w:t>
+      </w:r>
+    </w:p>
+    <w:p>
+      <w:pPr>
+        <w:spacing w:line="336" w:lineRule="auto" w:after="180"/>
+        <w:shd w:fill="F1F6FC"/>
+      </w:pPr>
+      <w:r>
+        <w:rPr>
+          <w:b w:val="0"/>
+        </w:rPr>
+        <w:t xml:space="preserve">All </w:t>
+      </w:r>
+      <w:r>
+        <w:rPr>
+          <w:b/>
+        </w:rPr>
+        <w:t>input</w:t>
+      </w:r>
+      <w:r>
+        <w:rPr>
+          <w:b w:val="0"/>
+        </w:rPr>
+        <w:t>s and outcomes in this worked example are invented classroom data; no real model run is claimed.</w:t>
       </w:r>
     </w:p>
     <w:p>
@@ -1369,57 +3128,271 @@
       </w:r>
     </w:p>
     <w:p>
-      <w:r>
-        <w:t>Read the picture in order. Distances 30 and 10 mm select the spotted training record. The arrows show which recorded input or intermediate result each decision uses. Explain the deciding step aloud before checking the changed case; pointing to the final answer alone does not show how it follows.</w:t>
-      </w:r>
-    </w:p>
-    <w:p>
       <w:pPr>
         <w:pStyle w:val="Heading3"/>
       </w:pPr>
       <w:r>
+        <w:t>Why the result follows</w:t>
+      </w:r>
+    </w:p>
+    <w:p>
+      <w:pPr>
+        <w:spacing w:line="336" w:lineRule="auto" w:after="180"/>
+        <w:shd w:fill="F1F6FC"/>
+      </w:pPr>
+      <w:r>
+        <w:rPr>
+          <w:b w:val="0"/>
+        </w:rPr>
+        <w:t xml:space="preserve">Read the picture in order. Distances 30 and 10 mm select the spotted </w:t>
+      </w:r>
+      <w:r>
+        <w:rPr>
+          <w:b/>
+        </w:rPr>
+        <w:t>training</w:t>
+      </w:r>
+      <w:r>
+        <w:rPr>
+          <w:b w:val="0"/>
+        </w:rPr>
+        <w:t xml:space="preserve"> record. The arrows show which recorded </w:t>
+      </w:r>
+      <w:r>
+        <w:rPr>
+          <w:b/>
+        </w:rPr>
+        <w:t>input</w:t>
+      </w:r>
+      <w:r>
+        <w:rPr>
+          <w:b w:val="0"/>
+        </w:rPr>
+        <w:t xml:space="preserve"> or intermediate result each decision uses.</w:t>
+      </w:r>
+    </w:p>
+    <w:p>
+      <w:pPr>
+        <w:spacing w:line="336" w:lineRule="auto" w:after="180"/>
+        <w:shd w:fill="F1F6FC"/>
+      </w:pPr>
+      <w:r>
+        <w:rPr>
+          <w:b w:val="0"/>
+        </w:rPr>
+        <w:t>Explain the deciding step aloud before checking the changed case; pointing to the final answer alone does not show how it follows.</w:t>
+      </w:r>
+    </w:p>
+    <w:p>
+      <w:pPr>
+        <w:pStyle w:val="Heading3"/>
+      </w:pPr>
+      <w:r>
         <w:t>What this example does not establish</w:t>
       </w:r>
     </w:p>
     <w:p>
-      <w:r>
-        <w:t>A reproducible toy pipeline can still perform poorly; evaluation must use separate records and appropriate group splits.</w:t>
-      </w:r>
-    </w:p>
-    <w:p>
       <w:pPr>
         <w:pStyle w:val="Heading3"/>
       </w:pPr>
       <w:r>
+        <w:t>Keep the stated limit</w:t>
+      </w:r>
+    </w:p>
+    <w:p>
+      <w:pPr>
+        <w:spacing w:line="336" w:lineRule="auto" w:after="180"/>
+        <w:shd w:fill="FFF5E6"/>
+      </w:pPr>
+      <w:r>
+        <w:rPr>
+          <w:b w:val="0"/>
+        </w:rPr>
+        <w:t xml:space="preserve">A reproducible toy </w:t>
+      </w:r>
+      <w:r>
+        <w:rPr>
+          <w:b/>
+        </w:rPr>
+        <w:t>pipeline</w:t>
+      </w:r>
+      <w:r>
+        <w:rPr>
+          <w:b w:val="0"/>
+        </w:rPr>
+        <w:t xml:space="preserve"> can still perform poorly; evaluation must use separate records and appropriate group splits.</w:t>
+      </w:r>
+    </w:p>
+    <w:p>
+      <w:pPr>
+        <w:pStyle w:val="Heading3"/>
+      </w:pPr>
+      <w:r>
         <w:t>Change one thing in the pictured case</w:t>
       </w:r>
     </w:p>
     <w:p>
-      <w:r>
-        <w:t>Change: Transform training but leave query numerically at 5.</w:t>
-      </w:r>
-    </w:p>
-    <w:p>
-      <w:r>
-        <w:t>Prediction: Distances become 15 and 55, incorrectly selecting healthy.</w:t>
-      </w:r>
-    </w:p>
-    <w:p>
-      <w:r>
-        <w:t>Reason: The query is now compared in inconsistent units; the changed result is a pipeline defect.</w:t>
-      </w:r>
-    </w:p>
-    <w:p>
       <w:pPr>
         <w:pStyle w:val="Heading3"/>
       </w:pPr>
       <w:r>
+        <w:t>Change one thing</w:t>
+      </w:r>
+    </w:p>
+    <w:p>
+      <w:pPr>
+        <w:spacing w:line="336" w:lineRule="auto" w:after="180"/>
+        <w:shd w:fill="F5F1FB"/>
+      </w:pPr>
+      <w:r>
+        <w:rPr>
+          <w:b w:val="0"/>
+        </w:rPr>
+        <w:t xml:space="preserve">Change: Transform </w:t>
+      </w:r>
+      <w:r>
+        <w:rPr>
+          <w:b/>
+        </w:rPr>
+        <w:t>training</w:t>
+      </w:r>
+      <w:r>
+        <w:rPr>
+          <w:b w:val="0"/>
+        </w:rPr>
+        <w:t xml:space="preserve"> but leave query numerically at 5.</w:t>
+      </w:r>
+    </w:p>
+    <w:p>
+      <w:pPr>
+        <w:pStyle w:val="Heading3"/>
+      </w:pPr>
+      <w:r>
+        <w:t>Predicted result</w:t>
+      </w:r>
+    </w:p>
+    <w:p>
+      <w:pPr>
+        <w:spacing w:line="336" w:lineRule="auto" w:after="180"/>
+        <w:shd w:fill="F1F6FC"/>
+      </w:pPr>
+      <w:r>
+        <w:rPr>
+          <w:b/>
+        </w:rPr>
+        <w:t>Prediction</w:t>
+      </w:r>
+      <w:r>
+        <w:rPr>
+          <w:b w:val="0"/>
+        </w:rPr>
+        <w:t>: Distances become 15 and 55, incorrectly selecting healthy.</w:t>
+      </w:r>
+    </w:p>
+    <w:p>
+      <w:pPr>
+        <w:pStyle w:val="Heading3"/>
+      </w:pPr>
+      <w:r>
+        <w:t>Why the result follows</w:t>
+      </w:r>
+    </w:p>
+    <w:p>
+      <w:pPr>
+        <w:spacing w:line="336" w:lineRule="auto" w:after="180"/>
+        <w:shd w:fill="F1F6FC"/>
+      </w:pPr>
+      <w:r>
+        <w:rPr>
+          <w:b w:val="0"/>
+        </w:rPr>
+        <w:t xml:space="preserve">Reason: The query is now compared in inconsistent units; the changed result is a </w:t>
+      </w:r>
+      <w:r>
+        <w:rPr>
+          <w:b/>
+        </w:rPr>
+        <w:t>pipeline</w:t>
+      </w:r>
+      <w:r>
+        <w:rPr>
+          <w:b w:val="0"/>
+        </w:rPr>
+        <w:t xml:space="preserve"> defect.</w:t>
+      </w:r>
+    </w:p>
+    <w:p>
+      <w:pPr>
+        <w:pStyle w:val="Heading3"/>
+      </w:pPr>
+      <w:r>
         <w:t>Ask while showing the picture</w:t>
       </w:r>
     </w:p>
     <w:p>
-      <w:r>
-        <w:t>Cover the result. Ask learners to name the inputs and predict the next step. Uncover one step, connect the icon to the actual procedure, and explain its evidence. Then change the supplied condition and compare. The picture is a representation; it does not document execution of a real AI model.</w:t>
+      <w:pPr>
+        <w:pStyle w:val="Heading3"/>
+      </w:pPr>
+      <w:r>
+        <w:t>Ask while showing the picture · 10</w:t>
+      </w:r>
+    </w:p>
+    <w:p>
+      <w:pPr>
+        <w:spacing w:line="336" w:lineRule="auto" w:after="180"/>
+      </w:pPr>
+      <w:r>
+        <w:rPr>
+          <w:b w:val="0"/>
+        </w:rPr>
+        <w:t xml:space="preserve">Cover the result. Ask learners to name the </w:t>
+      </w:r>
+      <w:r>
+        <w:rPr>
+          <w:b/>
+        </w:rPr>
+        <w:t>input</w:t>
+      </w:r>
+      <w:r>
+        <w:rPr>
+          <w:b w:val="0"/>
+        </w:rPr>
+        <w:t xml:space="preserve">s and </w:t>
+      </w:r>
+      <w:r>
+        <w:rPr>
+          <w:b/>
+        </w:rPr>
+        <w:t>predict</w:t>
+      </w:r>
+      <w:r>
+        <w:rPr>
+          <w:b w:val="0"/>
+        </w:rPr>
+        <w:t xml:space="preserve"> the next step. Uncover one step, connect the icon to the actual procedure, and explain its </w:t>
+      </w:r>
+      <w:r>
+        <w:rPr>
+          <w:b/>
+        </w:rPr>
+        <w:t>evidence</w:t>
+      </w:r>
+      <w:r>
+        <w:rPr>
+          <w:b w:val="0"/>
+        </w:rPr>
+        <w:t>. Then change the supplied condition and compare.</w:t>
+      </w:r>
+    </w:p>
+    <w:p>
+      <w:pPr>
+        <w:spacing w:line="336" w:lineRule="auto" w:after="180"/>
+      </w:pPr>
+      <w:r>
+        <w:rPr>
+          <w:b w:val="0"/>
+        </w:rPr>
+        <w:t>The picture is a representation; it does not document execution of a real AI model.</w:t>
       </w:r>
     </w:p>
     <w:p>
@@ -1431,11 +3404,16 @@
       </w:r>
     </w:p>
     <w:p>
+      <w:r>
+        <w:t>Demonstrate Train a Classifier, reduce support deliberately and check individual reasoning before discussing answers.</w:t>
+      </w:r>
+    </w:p>
+    <w:p>
       <w:pPr>
         <w:pStyle w:val="Heading3"/>
       </w:pPr>
       <w:r>
-        <w:t>Demonstrate and guide practice</w:t>
+        <w:t>Board sequence</w:t>
       </w:r>
     </w:p>
     <w:p>
@@ -1443,27 +3421,55 @@
         <w:pStyle w:val="Heading3"/>
       </w:pPr>
       <w:r>
-        <w:t>Board sequence</w:t>
-      </w:r>
-    </w:p>
-    <w:p>
-      <w:r>
-        <w:t>Write the given facts: Training is (0,H),(1,H),(4,S),(5,S). Candidate rule predicts S for spots&gt;=3. Held-out cases are (2,H),(3,S).</w:t>
-      </w:r>
-    </w:p>
-    <w:p>
-      <w:r>
-        <w:t>Write the question to explain: Apply the rule and distinguish fitting from inference.</w:t>
-      </w:r>
-    </w:p>
-    <w:p>
-      <w:r>
-        <w:t>Reveal after predictions: Predictions H,S give 2/2 on this tiny set. Choosing the rule is development; applying it is inference. Two cases do not establish broad performance.</w:t>
-      </w:r>
-    </w:p>
-    <w:p>
-      <w:r>
-        <w:t>Keep for an independent attempt: A classifier fits on rows 1–80 and is evaluated on those same rows. Its accuracy is 100%. What additional evidence is needed before claiming generalization?</w:t>
+        <w:t>1. Put the facts on the board</w:t>
+      </w:r>
+    </w:p>
+    <w:p>
+      <w:pPr>
+        <w:spacing w:line="336" w:lineRule="auto" w:after="180"/>
+        <w:shd w:fill="F4F9FC"/>
+      </w:pPr>
+      <w:r>
+        <w:rPr>
+          <w:b w:val="0"/>
+        </w:rPr>
+        <w:t xml:space="preserve">Write the given facts: </w:t>
+      </w:r>
+      <w:r>
+        <w:rPr>
+          <w:b/>
+        </w:rPr>
+        <w:t>Training</w:t>
+      </w:r>
+      <w:r>
+        <w:rPr>
+          <w:b w:val="0"/>
+        </w:rPr>
+        <w:t xml:space="preserve"> is (0,H),(1,H),(4,S),(5,S). </w:t>
+      </w:r>
+      <w:r>
+        <w:rPr>
+          <w:b/>
+        </w:rPr>
+        <w:t>Candidate rule</w:t>
+      </w:r>
+      <w:r>
+        <w:rPr>
+          <w:b w:val="0"/>
+        </w:rPr>
+        <w:t xml:space="preserve"> </w:t>
+      </w:r>
+      <w:r>
+        <w:rPr>
+          <w:b/>
+        </w:rPr>
+        <w:t>predict</w:t>
+      </w:r>
+      <w:r>
+        <w:rPr>
+          <w:b w:val="0"/>
+        </w:rPr>
+        <w:t>s S for spots&gt;=3. Held-out cases are (2,H),(3,S).</w:t>
       </w:r>
     </w:p>
     <w:p>
@@ -1471,27 +3477,201 @@
         <w:pStyle w:val="Heading3"/>
       </w:pPr>
       <w:r>
+        <w:t>2. State the decision to explain</w:t>
+      </w:r>
+    </w:p>
+    <w:p>
+      <w:pPr>
+        <w:spacing w:line="336" w:lineRule="auto" w:after="180"/>
+        <w:shd w:fill="F4F9FC"/>
+      </w:pPr>
+      <w:r>
+        <w:rPr>
+          <w:b w:val="0"/>
+        </w:rPr>
+        <w:t xml:space="preserve">Write the question to explain: Apply the rule and distinguish </w:t>
+      </w:r>
+      <w:r>
+        <w:rPr>
+          <w:b/>
+        </w:rPr>
+        <w:t>fitting</w:t>
+      </w:r>
+      <w:r>
+        <w:rPr>
+          <w:b w:val="0"/>
+        </w:rPr>
+        <w:t xml:space="preserve"> from inference.</w:t>
+      </w:r>
+    </w:p>
+    <w:p>
+      <w:pPr>
+        <w:pStyle w:val="Heading3"/>
+      </w:pPr>
+      <w:r>
+        <w:t>3. Reveal the worked reasoning</w:t>
+      </w:r>
+    </w:p>
+    <w:p>
+      <w:pPr>
+        <w:spacing w:line="336" w:lineRule="auto" w:after="180"/>
+        <w:shd w:fill="F1F6FC"/>
+      </w:pPr>
+      <w:r>
+        <w:rPr>
+          <w:b w:val="0"/>
+        </w:rPr>
+        <w:t xml:space="preserve">Reveal after </w:t>
+      </w:r>
+      <w:r>
+        <w:rPr>
+          <w:b/>
+        </w:rPr>
+        <w:t>prediction</w:t>
+      </w:r>
+      <w:r>
+        <w:rPr>
+          <w:b w:val="0"/>
+        </w:rPr>
+        <w:t xml:space="preserve">s: </w:t>
+      </w:r>
+      <w:r>
+        <w:rPr>
+          <w:b/>
+        </w:rPr>
+        <w:t>Prediction</w:t>
+      </w:r>
+      <w:r>
+        <w:rPr>
+          <w:b w:val="0"/>
+        </w:rPr>
+        <w:t>s H,S give 2/2 on this tiny set. Choosing the rule is development; applying it is inference. Two cases do not establish broad performance.</w:t>
+      </w:r>
+    </w:p>
+    <w:p>
+      <w:pPr>
+        <w:pStyle w:val="Heading3"/>
+      </w:pPr>
+      <w:r>
+        <w:t>Hold back the independent task</w:t>
+      </w:r>
+    </w:p>
+    <w:p>
+      <w:pPr>
+        <w:spacing w:line="336" w:lineRule="auto" w:after="180"/>
+        <w:shd w:fill="F5F1FB"/>
+      </w:pPr>
+      <w:r>
+        <w:rPr>
+          <w:b w:val="0"/>
+        </w:rPr>
+        <w:t xml:space="preserve">Keep for an independent attempt: A classifier fits on rows 1–80 and is evaluated on those same rows. Its accuracy is 100%. What additional </w:t>
+      </w:r>
+      <w:r>
+        <w:rPr>
+          <w:b/>
+        </w:rPr>
+        <w:t>evidence</w:t>
+      </w:r>
+      <w:r>
+        <w:rPr>
+          <w:b w:val="0"/>
+        </w:rPr>
+        <w:t xml:space="preserve"> is needed before claiming generalization?</w:t>
+      </w:r>
+    </w:p>
+    <w:p>
+      <w:pPr>
+        <w:pStyle w:val="Heading3"/>
+      </w:pPr>
+      <w:r>
         <w:t>Classroom dialogue</w:t>
       </w:r>
     </w:p>
     <w:p>
-      <w:r>
+      <w:pPr>
+        <w:pStyle w:val="Heading3"/>
+      </w:pPr>
+      <w:r>
+        <w:t>Ask the class</w:t>
+      </w:r>
+    </w:p>
+    <w:p>
+      <w:pPr>
+        <w:spacing w:line="336" w:lineRule="auto" w:after="180"/>
+        <w:shd w:fill="F5F1FB"/>
+      </w:pPr>
+      <w:r>
+        <w:rPr>
+          <w:b w:val="0"/>
+        </w:rPr>
         <w:t>Ask: Which facts are given, and which would we have to assume? Learners mark relevant details before discussing answers.</w:t>
       </w:r>
     </w:p>
     <w:p>
-      <w:r>
-        <w:t>Say: Predict first. Show the rule, information path or calculation that would produce the result. A correct guess is not yet an explanation.</w:t>
-      </w:r>
-    </w:p>
-    <w:p>
-      <w:r>
+      <w:pPr>
+        <w:pStyle w:val="Heading3"/>
+      </w:pPr>
+      <w:r>
+        <w:t>Language to model</w:t>
+      </w:r>
+    </w:p>
+    <w:p>
+      <w:pPr>
+        <w:spacing w:line="336" w:lineRule="auto" w:after="180"/>
+        <w:shd w:fill="F1F6F8"/>
+      </w:pPr>
+      <w:r>
+        <w:rPr>
+          <w:b w:val="0"/>
+        </w:rPr>
+        <w:t xml:space="preserve">Say: </w:t>
+      </w:r>
+      <w:r>
+        <w:rPr>
+          <w:b/>
+        </w:rPr>
+        <w:t>Predict</w:t>
+      </w:r>
+      <w:r>
+        <w:rPr>
+          <w:b w:val="0"/>
+        </w:rPr>
+        <w:t xml:space="preserve"> first. Show the rule, information path or calculation that would produce the result. A correct guess is not yet an explanation.</w:t>
+      </w:r>
+    </w:p>
+    <w:p>
+      <w:pPr>
+        <w:spacing w:line="336" w:lineRule="auto" w:after="180"/>
+      </w:pPr>
+      <w:r>
+        <w:rPr>
+          <w:b w:val="0"/>
+        </w:rPr>
         <w:t>Reveal reasoning one step at a time. Explain why a tempting alternative fails. Write units and denominators for arithmetic, trace conditions for decisions, and identify supporting sources for claims.</w:t>
       </w:r>
     </w:p>
     <w:p>
-      <w:r>
-        <w:t>In pairs, one learner solves while the other checks evidence; exchange roles. Remove the worked answer before independent assessment.</w:t>
+      <w:pPr>
+        <w:spacing w:line="336" w:lineRule="auto" w:after="180"/>
+      </w:pPr>
+      <w:r>
+        <w:rPr>
+          <w:b w:val="0"/>
+        </w:rPr>
+        <w:t xml:space="preserve">In pairs, one learner solves while the other checks </w:t>
+      </w:r>
+      <w:r>
+        <w:rPr>
+          <w:b/>
+        </w:rPr>
+        <w:t>evidence</w:t>
+      </w:r>
+      <w:r>
+        <w:rPr>
+          <w:b w:val="0"/>
+        </w:rPr>
+        <w:t>; exchange roles. Remove the worked answer before independent assessment.</w:t>
       </w:r>
     </w:p>
     <w:p>
@@ -1503,8 +3683,61 @@
       </w:r>
     </w:p>
     <w:p>
-      <w:r>
-        <w:t>Guided: fit stores minima (10,100), ranges (10,100) and A (0,1) clear, B (1,0) blocked, C (1,1) blocked. predict transforms (11,120) to (0.1,0.2), measures 0.9,1.1,1.7 and returns A clear. Compare the reference only afterward. Exit: reproducible leakage is still leakage. Restore the split, fit on training only, use the frozen state for every raw validation query, then score and record all outputs.</w:t>
+      <w:pPr>
+        <w:spacing w:line="336" w:lineRule="auto" w:after="180"/>
+      </w:pPr>
+      <w:r>
+        <w:rPr>
+          <w:b w:val="0"/>
+        </w:rPr>
+        <w:t xml:space="preserve">Guided: fit stores minima (10,100), ranges (10,100) and A (0,1) clear, B (1,0) blocked, C (1,1) blocked. </w:t>
+      </w:r>
+      <w:r>
+        <w:rPr>
+          <w:b/>
+        </w:rPr>
+        <w:t>predict</w:t>
+      </w:r>
+      <w:r>
+        <w:rPr>
+          <w:b w:val="0"/>
+        </w:rPr>
+        <w:t xml:space="preserve"> transforms (11,120) to (0.1,0.2), measures 0.9,1.1,1.7 and returns A clear. Compare the reference only afterward.</w:t>
+      </w:r>
+    </w:p>
+    <w:p>
+      <w:pPr>
+        <w:spacing w:line="336" w:lineRule="auto" w:after="180"/>
+      </w:pPr>
+      <w:r>
+        <w:rPr>
+          <w:b w:val="0"/>
+        </w:rPr>
+        <w:t xml:space="preserve">Exit: reproducible leakage is still leakage. Restore the split, fit on </w:t>
+      </w:r>
+      <w:r>
+        <w:rPr>
+          <w:b/>
+        </w:rPr>
+        <w:t>training</w:t>
+      </w:r>
+      <w:r>
+        <w:rPr>
+          <w:b w:val="0"/>
+        </w:rPr>
+        <w:t xml:space="preserve"> only, use the frozen state for every raw validation query, then score and record all </w:t>
+      </w:r>
+      <w:r>
+        <w:rPr>
+          <w:b/>
+        </w:rPr>
+        <w:t>output</w:t>
+      </w:r>
+      <w:r>
+        <w:rPr>
+          <w:b w:val="0"/>
+        </w:rPr>
+        <w:t>s.</w:t>
       </w:r>
     </w:p>
     <w:p>
@@ -1956,41 +4189,191 @@
       </w:r>
     </w:p>
     <w:p>
-      <w:r>
-        <w:t>Completion task: Give the IDs and labels printed for V1,V2,V3. Use references clear,blocked,clear to calculate accuracy and the training-majority baseline. Which error should repeat in an unchanged rerun?</w:t>
-      </w:r>
-    </w:p>
-    <w:p>
-      <w:r>
-        <w:t>Teacher check: V1 selects A clear, V2 C blocked, V3 B blocked. Accuracy is 2/3. The training-majority blocked baseline is correct only for V2, scoring 1/3. V3 is the repeatable error; repeated output does not turn it into a correct prediction.</w:t>
-      </w:r>
-    </w:p>
-    <w:p>
-      <w:r>
-        <w:t>Start by identifying the given inputs together. Leave the intermediate steps blank. If needed, model one step, then withdraw that help on the next step. Move to a full trace only when the partial trace is understood. For partners, alternate explainer and checker; collect a response from every learner before discussion.</w:t>
-      </w:r>
-    </w:p>
-    <w:p>
       <w:pPr>
         <w:pStyle w:val="Heading3"/>
       </w:pPr>
       <w:r>
+        <w:t>Completion practice</w:t>
+      </w:r>
+    </w:p>
+    <w:p>
+      <w:pPr>
+        <w:spacing w:line="336" w:lineRule="auto" w:after="180"/>
+        <w:shd w:fill="F5F1FB"/>
+      </w:pPr>
+      <w:r>
+        <w:rPr>
+          <w:b w:val="0"/>
+        </w:rPr>
+        <w:t xml:space="preserve">Completion task: Give the IDs and labels printed for V1,V2,V3. Use references clear,blocked,clear to calculate accuracy and the </w:t>
+      </w:r>
+      <w:r>
+        <w:rPr>
+          <w:b/>
+        </w:rPr>
+        <w:t>training</w:t>
+      </w:r>
+      <w:r>
+        <w:rPr>
+          <w:b w:val="0"/>
+        </w:rPr>
+        <w:t>-majority baseline. Which error should repeat in an unchanged rerun?</w:t>
+      </w:r>
+    </w:p>
+    <w:p>
+      <w:pPr>
+        <w:pStyle w:val="Heading3"/>
+      </w:pPr>
+      <w:r>
+        <w:t>Reasoning to listen for</w:t>
+      </w:r>
+    </w:p>
+    <w:p>
+      <w:pPr>
+        <w:spacing w:line="336" w:lineRule="auto" w:after="180"/>
+        <w:shd w:fill="F1F6FC"/>
+      </w:pPr>
+      <w:r>
+        <w:rPr>
+          <w:b w:val="0"/>
+        </w:rPr>
+        <w:t xml:space="preserve">Teacher check: V1 selects A clear, V2 C blocked, V3 B blocked. Accuracy is 2/3. The </w:t>
+      </w:r>
+      <w:r>
+        <w:rPr>
+          <w:b/>
+        </w:rPr>
+        <w:t>training</w:t>
+      </w:r>
+      <w:r>
+        <w:rPr>
+          <w:b w:val="0"/>
+        </w:rPr>
+        <w:t>-majority blocked baseline is correct only for V2, scoring 1/3.</w:t>
+      </w:r>
+    </w:p>
+    <w:p>
+      <w:pPr>
+        <w:spacing w:line="336" w:lineRule="auto" w:after="180"/>
+        <w:shd w:fill="F1F6FC"/>
+      </w:pPr>
+      <w:r>
+        <w:rPr>
+          <w:b w:val="0"/>
+        </w:rPr>
+        <w:t xml:space="preserve">V3 is the repeatable error; repeated </w:t>
+      </w:r>
+      <w:r>
+        <w:rPr>
+          <w:b/>
+        </w:rPr>
+        <w:t>output</w:t>
+      </w:r>
+      <w:r>
+        <w:rPr>
+          <w:b w:val="0"/>
+        </w:rPr>
+        <w:t xml:space="preserve"> does not turn it into a correct </w:t>
+      </w:r>
+      <w:r>
+        <w:rPr>
+          <w:b/>
+        </w:rPr>
+        <w:t>prediction</w:t>
+      </w:r>
+      <w:r>
+        <w:rPr>
+          <w:b w:val="0"/>
+        </w:rPr>
+        <w:t>.</w:t>
+      </w:r>
+    </w:p>
+    <w:p>
+      <w:pPr>
+        <w:spacing w:line="336" w:lineRule="auto" w:after="180"/>
+      </w:pPr>
+      <w:r>
+        <w:rPr>
+          <w:b w:val="0"/>
+        </w:rPr>
+        <w:t xml:space="preserve">Start by identifying the given </w:t>
+      </w:r>
+      <w:r>
+        <w:rPr>
+          <w:b/>
+        </w:rPr>
+        <w:t>input</w:t>
+      </w:r>
+      <w:r>
+        <w:rPr>
+          <w:b w:val="0"/>
+        </w:rPr>
+        <w:t>s together. Leave the intermediate steps blank. If needed, model one step, then withdraw that help on the next step. Move to a full trace only when the partial trace is understood.</w:t>
+      </w:r>
+    </w:p>
+    <w:p>
+      <w:pPr>
+        <w:spacing w:line="336" w:lineRule="auto" w:after="180"/>
+      </w:pPr>
+      <w:r>
+        <w:rPr>
+          <w:b w:val="0"/>
+        </w:rPr>
+        <w:t>For partners, alternate explainer and checker; collect a response from every learner before discussion.</w:t>
+      </w:r>
+    </w:p>
+    <w:p>
+      <w:pPr>
+        <w:pStyle w:val="Heading3"/>
+      </w:pPr>
+      <w:r>
         <w:t>Individual reasoning check</w:t>
       </w:r>
     </w:p>
     <w:p>
-      <w:r>
-        <w:t>Use the worked case for A reproducible classifier pipeline. Proposed explanation: “A pipeline prevents every leak automatically”. Decide whether this explanation is supported. Point to the step or supplied fact that decides; explain your repair if needed.</w:t>
-      </w:r>
-    </w:p>
-    <w:p>
-      <w:r>
-        <w:t>Expected correction: Correct sequencing cannot fix a fit call that receives held-out rows or features unavailable at prediction time.</w:t>
-      </w:r>
-    </w:p>
-    <w:p>
-      <w:r>
-        <w:t>Collect explanations, not only yes/no votes. If a misunderstanding is common, re-model the relevant step for the class. If it affects a few learners, give a short targeted group explanation while others solve a more demanding variation.</w:t>
+      <w:pPr>
+        <w:spacing w:line="336" w:lineRule="auto" w:after="180"/>
+      </w:pPr>
+      <w:r>
+        <w:rPr>
+          <w:b w:val="0"/>
+        </w:rPr>
+        <w:t xml:space="preserve">Use the worked case for A reproducible classifier </w:t>
+      </w:r>
+      <w:r>
+        <w:rPr>
+          <w:b/>
+        </w:rPr>
+        <w:t>pipeline</w:t>
+      </w:r>
+      <w:r>
+        <w:rPr>
+          <w:b w:val="0"/>
+        </w:rPr>
+        <w:t xml:space="preserve">. Proposed explanation: “A </w:t>
+      </w:r>
+      <w:r>
+        <w:rPr>
+          <w:b/>
+        </w:rPr>
+        <w:t>pipeline</w:t>
+      </w:r>
+      <w:r>
+        <w:rPr>
+          <w:b w:val="0"/>
+        </w:rPr>
+        <w:t xml:space="preserve"> prevents every leak automatically”. Decide whether this explanation is supported.</w:t>
+      </w:r>
+    </w:p>
+    <w:p>
+      <w:pPr>
+        <w:spacing w:line="336" w:lineRule="auto" w:after="180"/>
+      </w:pPr>
+      <w:r>
+        <w:rPr>
+          <w:b w:val="0"/>
+        </w:rPr>
+        <w:t>Point to the step or supplied fact that decides; explain your repair if needed.</w:t>
       </w:r>
     </w:p>
     <w:p>
@@ -1998,41 +4381,240 @@
         <w:pStyle w:val="Heading3"/>
       </w:pPr>
       <w:r>
+        <w:t>Expected repair</w:t>
+      </w:r>
+    </w:p>
+    <w:p>
+      <w:pPr>
+        <w:spacing w:line="336" w:lineRule="auto" w:after="180"/>
+        <w:shd w:fill="F1F6FC"/>
+      </w:pPr>
+      <w:r>
+        <w:rPr>
+          <w:b w:val="0"/>
+        </w:rPr>
+        <w:t xml:space="preserve">Expected correction: Correct sequencing cannot fix a fit call that receives held-out rows or features unavailable at </w:t>
+      </w:r>
+      <w:r>
+        <w:rPr>
+          <w:b/>
+        </w:rPr>
+        <w:t>prediction</w:t>
+      </w:r>
+      <w:r>
+        <w:rPr>
+          <w:b w:val="0"/>
+        </w:rPr>
+        <w:t xml:space="preserve"> time.</w:t>
+      </w:r>
+    </w:p>
+    <w:p>
+      <w:pPr>
+        <w:spacing w:line="336" w:lineRule="auto" w:after="180"/>
+      </w:pPr>
+      <w:r>
+        <w:rPr>
+          <w:b w:val="0"/>
+        </w:rPr>
+        <w:t>Collect explanations, not only yes/no votes. If a misunderstanding is common, re-model the relevant step for the class.</w:t>
+      </w:r>
+    </w:p>
+    <w:p>
+      <w:pPr>
+        <w:spacing w:line="336" w:lineRule="auto" w:after="180"/>
+      </w:pPr>
+      <w:r>
+        <w:rPr>
+          <w:b w:val="0"/>
+        </w:rPr>
+        <w:t>If it affects a few learners, give a short targeted group explanation while others solve a more demanding variation.</w:t>
+      </w:r>
+    </w:p>
+    <w:p>
+      <w:pPr>
+        <w:pStyle w:val="Heading3"/>
+      </w:pPr>
+      <w:r>
         <w:t>Connected teaching cycle: Searching candidate rules</w:t>
       </w:r>
     </w:p>
     <w:p>
-      <w:r>
-        <w:t>Target: Fit a threshold rule by comparing training errors</w:t>
-      </w:r>
-    </w:p>
-    <w:p>
-      <w:r>
+      <w:pPr>
+        <w:spacing w:line="336" w:lineRule="auto" w:after="180"/>
+      </w:pPr>
+      <w:r>
+        <w:rPr>
+          <w:b w:val="0"/>
+        </w:rPr>
+        <w:t xml:space="preserve">Target: Fit a </w:t>
+      </w:r>
+      <w:r>
+        <w:rPr>
+          <w:b/>
+        </w:rPr>
+        <w:t>threshold</w:t>
+      </w:r>
+      <w:r>
+        <w:rPr>
+          <w:b w:val="0"/>
+        </w:rPr>
+        <w:t xml:space="preserve"> rule by comparing </w:t>
+      </w:r>
+      <w:r>
+        <w:rPr>
+          <w:b/>
+        </w:rPr>
+        <w:t>training error</w:t>
+      </w:r>
+      <w:r>
+        <w:rPr>
+          <w:b w:val="0"/>
+        </w:rPr>
+        <w:t>s</w:t>
+      </w:r>
+    </w:p>
+    <w:p>
+      <w:pPr>
+        <w:spacing w:line="336" w:lineRule="auto" w:after="180"/>
+      </w:pPr>
+      <w:r>
+        <w:rPr>
+          <w:b w:val="0"/>
+        </w:rPr>
         <w:t>Reserve further sessions for this topic; the 135-minute primary plan does not absorb all added content.</w:t>
       </w:r>
     </w:p>
     <w:p>
-      <w:r>
-        <w:t>Completion practice: List errors for cutoffs 3, 5 and 7 on the worked training rows. Identify the mistaken row for each imperfect candidate. Which cutoff is stored?</w:t>
-      </w:r>
-    </w:p>
-    <w:p>
-      <w:r>
-        <w:t>Teacher check: Errors are 1,0,1. Cutoff 3 misses row 2 at 4 cm; cutoff 7 misses row 3 at 6 cm. Cutoff 5 has no training mistakes and is stored as the best of these three candidates.</w:t>
-      </w:r>
-    </w:p>
-    <w:p>
-      <w:r>
-        <w:t>Individual check: For Searching candidate rules, use its worked case to evaluate this proposed explanation: “Zero training error means perfect predictions”. Explain the deciding step.</w:t>
-      </w:r>
-    </w:p>
-    <w:p>
-      <w:r>
+      <w:pPr>
+        <w:spacing w:line="336" w:lineRule="auto" w:after="180"/>
+        <w:shd w:fill="F5F1FB"/>
+      </w:pPr>
+      <w:r>
+        <w:rPr>
+          <w:b w:val="0"/>
+        </w:rPr>
+        <w:t xml:space="preserve">Completion practice: List errors for cutoffs 3, 5 and 7 on the worked </w:t>
+      </w:r>
+      <w:r>
+        <w:rPr>
+          <w:b/>
+        </w:rPr>
+        <w:t>training</w:t>
+      </w:r>
+      <w:r>
+        <w:rPr>
+          <w:b w:val="0"/>
+        </w:rPr>
+        <w:t xml:space="preserve"> rows. Identify the mistaken row for each imperfect candidate. Which cutoff is stored?</w:t>
+      </w:r>
+    </w:p>
+    <w:p>
+      <w:pPr>
+        <w:pStyle w:val="Heading3"/>
+      </w:pPr>
+      <w:r>
+        <w:t>Reasoning to listen for</w:t>
+      </w:r>
+    </w:p>
+    <w:p>
+      <w:pPr>
+        <w:spacing w:line="336" w:lineRule="auto" w:after="180"/>
+        <w:shd w:fill="F1F6FC"/>
+      </w:pPr>
+      <w:r>
+        <w:rPr>
+          <w:b w:val="0"/>
+        </w:rPr>
+        <w:t xml:space="preserve">Teacher check: Errors are 1,0,1. Cutoff 3 misses row 2 at 4 cm; cutoff 7 misses row 3 at 6 cm. Cutoff 5 has no </w:t>
+      </w:r>
+      <w:r>
+        <w:rPr>
+          <w:b/>
+        </w:rPr>
+        <w:t>training</w:t>
+      </w:r>
+      <w:r>
+        <w:rPr>
+          <w:b w:val="0"/>
+        </w:rPr>
+        <w:t xml:space="preserve"> mistakes and is stored as the best of these three candidates.</w:t>
+      </w:r>
+    </w:p>
+    <w:p>
+      <w:pPr>
+        <w:spacing w:line="336" w:lineRule="auto" w:after="180"/>
+      </w:pPr>
+      <w:r>
+        <w:rPr>
+          <w:b w:val="0"/>
+        </w:rPr>
+        <w:t xml:space="preserve">Individual check: For Searching </w:t>
+      </w:r>
+      <w:r>
+        <w:rPr>
+          <w:b/>
+        </w:rPr>
+        <w:t>candidate rule</w:t>
+      </w:r>
+      <w:r>
+        <w:rPr>
+          <w:b w:val="0"/>
+        </w:rPr>
+        <w:t xml:space="preserve">s, use its worked case to evaluate this proposed explanation: “Zero </w:t>
+      </w:r>
+      <w:r>
+        <w:rPr>
+          <w:b/>
+        </w:rPr>
+        <w:t>training error</w:t>
+      </w:r>
+      <w:r>
+        <w:rPr>
+          <w:b w:val="0"/>
+        </w:rPr>
+        <w:t xml:space="preserve"> means perfect </w:t>
+      </w:r>
+      <w:r>
+        <w:rPr>
+          <w:b/>
+        </w:rPr>
+        <w:t>prediction</w:t>
+      </w:r>
+      <w:r>
+        <w:rPr>
+          <w:b w:val="0"/>
+        </w:rPr>
+        <w:t>s”. Explain the deciding step.</w:t>
+      </w:r>
+    </w:p>
+    <w:p>
+      <w:pPr>
+        <w:pStyle w:val="Heading3"/>
+      </w:pPr>
+      <w:r>
+        <w:t>Expected repair</w:t>
+      </w:r>
+    </w:p>
+    <w:p>
+      <w:pPr>
+        <w:spacing w:line="336" w:lineRule="auto" w:after="180"/>
+        <w:shd w:fill="F1F6FC"/>
+      </w:pPr>
+      <w:r>
+        <w:rPr>
+          <w:b w:val="0"/>
+        </w:rPr>
         <w:t>Expected correction: The rule was selected using those labels. New examples can disagree, as the two validation mistakes show.</w:t>
       </w:r>
     </w:p>
     <w:p>
-      <w:r>
+      <w:pPr>
+        <w:spacing w:line="336" w:lineRule="auto" w:after="180"/>
+      </w:pPr>
+      <w:r>
+        <w:rPr>
+          <w:b w:val="0"/>
+        </w:rPr>
         <w:t>Apply the same support, independent transfer and delayed-review decisions to the named connected-topic workbook tasks.</w:t>
       </w:r>
     </w:p>
@@ -2045,8 +4627,50 @@
       </w:r>
     </w:p>
     <w:p>
-      <w:r>
-        <w:t>Which pipeline record would help another team reproduce the result? Point to the relevant step in the picture, then write the changed result and the rule or evidence that supports it.</w:t>
+      <w:pPr>
+        <w:spacing w:line="336" w:lineRule="auto" w:after="180"/>
+      </w:pPr>
+      <w:r>
+        <w:rPr>
+          <w:b w:val="0"/>
+        </w:rPr>
+        <w:t xml:space="preserve">Which </w:t>
+      </w:r>
+      <w:r>
+        <w:rPr>
+          <w:b/>
+        </w:rPr>
+        <w:t>pipeline</w:t>
+      </w:r>
+      <w:r>
+        <w:rPr>
+          <w:b w:val="0"/>
+        </w:rPr>
+        <w:t xml:space="preserve"> record would help another team </w:t>
+      </w:r>
+      <w:r>
+        <w:rPr>
+          <w:b/>
+        </w:rPr>
+        <w:t>reproduce</w:t>
+      </w:r>
+      <w:r>
+        <w:rPr>
+          <w:b w:val="0"/>
+        </w:rPr>
+        <w:t xml:space="preserve"> the result? Point to the relevant step in the picture, then write the changed result and the rule or </w:t>
+      </w:r>
+      <w:r>
+        <w:rPr>
+          <w:b/>
+        </w:rPr>
+        <w:t>evidence</w:t>
+      </w:r>
+      <w:r>
+        <w:rPr>
+          <w:b w:val="0"/>
+        </w:rPr>
+        <w:t xml:space="preserve"> that supports it.</w:t>
       </w:r>
     </w:p>
     <w:p>
@@ -2058,18 +4682,119 @@
       </w:r>
     </w:p>
     <w:p>
-      <w:r>
-        <w:t>Record training inputs/labels, unit conversion, k=1, distance rule and query transformation; correct result is spotted from distance10 mm. Changed-case check: Distances become 15 and 55, incorrectly selecting healthy. The query is now compared in inconsistent units; the changed result is a pipeline defect.</w:t>
-      </w:r>
-    </w:p>
-    <w:p>
-      <w:r>
-        <w:t>Changed-case reasoning: Distances become 15 and 55, incorrectly selecting healthy. The query is now compared in inconsistent units; the changed result is a pipeline defect.</w:t>
-      </w:r>
-    </w:p>
-    <w:p>
-      <w:r>
-        <w:t>Collect each learner’s explanation before discussion. Use the first missing connection between input, deciding step and result to choose support. This question is worked-case practice, not fresh mastery evidence.</w:t>
+      <w:pPr>
+        <w:spacing w:line="336" w:lineRule="auto" w:after="180"/>
+      </w:pPr>
+      <w:r>
+        <w:rPr>
+          <w:b w:val="0"/>
+        </w:rPr>
+        <w:t xml:space="preserve">Record </w:t>
+      </w:r>
+      <w:r>
+        <w:rPr>
+          <w:b/>
+        </w:rPr>
+        <w:t>training</w:t>
+      </w:r>
+      <w:r>
+        <w:rPr>
+          <w:b w:val="0"/>
+        </w:rPr>
+        <w:t xml:space="preserve"> </w:t>
+      </w:r>
+      <w:r>
+        <w:rPr>
+          <w:b/>
+        </w:rPr>
+        <w:t>input</w:t>
+      </w:r>
+      <w:r>
+        <w:rPr>
+          <w:b w:val="0"/>
+        </w:rPr>
+        <w:t>s/labels, unit conversion, k=1, distance rule and query transformation; correct result is spotted from distance10 mm. Changed-case check: Distances become 15 and 55, incorrectly selecting healthy.</w:t>
+      </w:r>
+    </w:p>
+    <w:p>
+      <w:pPr>
+        <w:spacing w:line="336" w:lineRule="auto" w:after="180"/>
+      </w:pPr>
+      <w:r>
+        <w:rPr>
+          <w:b w:val="0"/>
+        </w:rPr>
+        <w:t xml:space="preserve">The query is now compared in inconsistent units; the changed result is a </w:t>
+      </w:r>
+      <w:r>
+        <w:rPr>
+          <w:b/>
+        </w:rPr>
+        <w:t>pipeline</w:t>
+      </w:r>
+      <w:r>
+        <w:rPr>
+          <w:b w:val="0"/>
+        </w:rPr>
+        <w:t xml:space="preserve"> defect.</w:t>
+      </w:r>
+    </w:p>
+    <w:p>
+      <w:pPr>
+        <w:spacing w:line="336" w:lineRule="auto" w:after="180"/>
+      </w:pPr>
+      <w:r>
+        <w:rPr>
+          <w:b w:val="0"/>
+        </w:rPr>
+        <w:t xml:space="preserve">Changed-case reasoning: Distances become 15 and 55, incorrectly selecting healthy. The query is now compared in inconsistent units; the changed result is a </w:t>
+      </w:r>
+      <w:r>
+        <w:rPr>
+          <w:b/>
+        </w:rPr>
+        <w:t>pipeline</w:t>
+      </w:r>
+      <w:r>
+        <w:rPr>
+          <w:b w:val="0"/>
+        </w:rPr>
+        <w:t xml:space="preserve"> defect.</w:t>
+      </w:r>
+    </w:p>
+    <w:p>
+      <w:pPr>
+        <w:spacing w:line="336" w:lineRule="auto" w:after="180"/>
+      </w:pPr>
+      <w:r>
+        <w:rPr>
+          <w:b w:val="0"/>
+        </w:rPr>
+        <w:t xml:space="preserve">Collect each learner’s explanation before discussion. Use the first missing connection between </w:t>
+      </w:r>
+      <w:r>
+        <w:rPr>
+          <w:b/>
+        </w:rPr>
+        <w:t>input</w:t>
+      </w:r>
+      <w:r>
+        <w:rPr>
+          <w:b w:val="0"/>
+        </w:rPr>
+        <w:t xml:space="preserve">, deciding step and result to choose support. This question is worked-case practice, not fresh mastery </w:t>
+      </w:r>
+      <w:r>
+        <w:rPr>
+          <w:b/>
+        </w:rPr>
+        <w:t>evidence</w:t>
+      </w:r>
+      <w:r>
+        <w:rPr>
+          <w:b w:val="0"/>
+        </w:rPr>
+        <w:t>.</w:t>
       </w:r>
     </w:p>
     <w:p>
@@ -2081,54 +4806,169 @@
       </w:r>
     </w:p>
     <w:p>
+      <w:r>
+        <w:t>Run the Train a Classifier investigation and use the first unsupported step to choose a teaching response.</w:t>
+      </w:r>
+    </w:p>
+    <w:p>
+      <w:pPr>
+        <w:spacing w:line="336" w:lineRule="auto" w:after="180"/>
+      </w:pPr>
+      <w:r>
+        <w:rPr>
+          <w:b w:val="0"/>
+        </w:rPr>
+        <w:t>Keep the test conditions fixed, record every result, and change only one planned factor.</w:t>
+      </w:r>
+    </w:p>
+    <w:p>
+      <w:pPr>
+        <w:spacing w:line="336" w:lineRule="auto" w:after="180"/>
+        <w:shd w:fill="F4F9FC"/>
+      </w:pPr>
+      <w:r>
+        <w:rPr>
+          <w:b w:val="0"/>
+        </w:rPr>
+        <w:t xml:space="preserve">1. Write the hypothesis and expected </w:t>
+      </w:r>
+      <w:r>
+        <w:rPr>
+          <w:b/>
+        </w:rPr>
+        <w:t>evidence</w:t>
+      </w:r>
+      <w:r>
+        <w:rPr>
+          <w:b w:val="0"/>
+        </w:rPr>
+        <w:t xml:space="preserve"> before running.</w:t>
+      </w:r>
+    </w:p>
+    <w:p>
+      <w:pPr>
+        <w:spacing w:line="336" w:lineRule="auto" w:after="180"/>
+        <w:shd w:fill="F4F9FC"/>
+      </w:pPr>
+      <w:r>
+        <w:rPr>
+          <w:b w:val="0"/>
+        </w:rPr>
+        <w:t xml:space="preserve">2. Starter Classifier Run: trace code, </w:t>
+      </w:r>
+      <w:r>
+        <w:rPr>
+          <w:b/>
+        </w:rPr>
+        <w:t>predict</w:t>
+      </w:r>
+      <w:r>
+        <w:rPr>
+          <w:b w:val="0"/>
+        </w:rPr>
+        <w:t xml:space="preserve"> </w:t>
+      </w:r>
+      <w:r>
+        <w:rPr>
+          <w:b/>
+        </w:rPr>
+        <w:t>output</w:t>
+      </w:r>
+      <w:r>
+        <w:rPr>
+          <w:b w:val="0"/>
+        </w:rPr>
+        <w:t xml:space="preserve">s, execute the fixed </w:t>
+      </w:r>
+      <w:r>
+        <w:rPr>
+          <w:b/>
+        </w:rPr>
+        <w:t>pipeline</w:t>
+      </w:r>
+      <w:r>
+        <w:rPr>
+          <w:b w:val="0"/>
+        </w:rPr>
+        <w:t>, and compare recorded results with a peer.</w:t>
+      </w:r>
+    </w:p>
+    <w:p>
+      <w:pPr>
+        <w:spacing w:line="336" w:lineRule="auto" w:after="180"/>
+        <w:shd w:fill="F4F9FC"/>
+      </w:pPr>
+      <w:r>
+        <w:rPr>
+          <w:b w:val="0"/>
+        </w:rPr>
+        <w:t>3. Run one normal, one boundary, one missing, and one shifted case.</w:t>
+      </w:r>
+    </w:p>
+    <w:p>
+      <w:pPr>
+        <w:spacing w:line="336" w:lineRule="auto" w:after="180"/>
+        <w:shd w:fill="F4F9FC"/>
+      </w:pPr>
+      <w:r>
+        <w:rPr>
+          <w:b w:val="0"/>
+        </w:rPr>
+        <w:t>4. Calculate the metric from raw counts or row-level errors.</w:t>
+      </w:r>
+    </w:p>
+    <w:p>
+      <w:pPr>
+        <w:spacing w:line="336" w:lineRule="auto" w:after="180"/>
+        <w:shd w:fill="F4F9FC"/>
+      </w:pPr>
+      <w:r>
+        <w:rPr>
+          <w:b w:val="0"/>
+        </w:rPr>
+        <w:t>5. Interpret what changed, what did not, and what remains unsafe or unknown.</w:t>
+      </w:r>
+    </w:p>
+    <w:p>
       <w:pPr>
         <w:pStyle w:val="Heading3"/>
       </w:pPr>
       <w:r>
-        <w:t>Run the weekly evidence lab</w:t>
-      </w:r>
-    </w:p>
-    <w:p>
-      <w:r>
-        <w:t>Keep the test conditions fixed, record every result, and change only one planned factor.</w:t>
-      </w:r>
-    </w:p>
-    <w:p>
-      <w:r>
-        <w:t>1. Write the hypothesis and expected evidence before running.</w:t>
-      </w:r>
-    </w:p>
-    <w:p>
-      <w:r>
-        <w:t>2. Starter Classifier Run: trace code, predict outputs, execute the fixed pipeline, and compare recorded results with a peer.</w:t>
-      </w:r>
-    </w:p>
-    <w:p>
-      <w:r>
-        <w:t>3. Run one normal, one boundary, one missing, and one shifted case.</w:t>
-      </w:r>
-    </w:p>
-    <w:p>
-      <w:r>
-        <w:t>4. Calculate the metric from raw counts or row-level errors.</w:t>
-      </w:r>
-    </w:p>
-    <w:p>
-      <w:r>
-        <w:t>5. Interpret what changed, what did not, and what remains unsafe or unknown.</w:t>
-      </w:r>
-    </w:p>
-    <w:p>
-      <w:pPr>
-        <w:pStyle w:val="Heading3"/>
-      </w:pPr>
-      <w:r>
         <w:t>Make the lab runnable</w:t>
       </w:r>
     </w:p>
     <w:p>
-      <w:r>
-        <w:t>Use the concrete case as the shared normal case and the independent question as a second case. Each pair creates a boundary or missing-information case and predicts its result before testing. Keep the expected result separate from an observed mistake.</w:t>
+      <w:pPr>
+        <w:spacing w:line="336" w:lineRule="auto" w:after="180"/>
+      </w:pPr>
+      <w:r>
+        <w:rPr>
+          <w:b w:val="0"/>
+        </w:rPr>
+        <w:t xml:space="preserve">Use the concrete case as the shared normal case and the independent question as a second case. Each pair creates a boundary or missing-information case and </w:t>
+      </w:r>
+      <w:r>
+        <w:rPr>
+          <w:b/>
+        </w:rPr>
+        <w:t>predict</w:t>
+      </w:r>
+      <w:r>
+        <w:rPr>
+          <w:b w:val="0"/>
+        </w:rPr>
+        <w:t>s its result before testing.</w:t>
+      </w:r>
+    </w:p>
+    <w:p>
+      <w:pPr>
+        <w:spacing w:line="336" w:lineRule="auto" w:after="180"/>
+      </w:pPr>
+      <w:r>
+        <w:rPr>
+          <w:b w:val="0"/>
+        </w:rPr>
+        <w:t>Keep the expected result separate from an observed mistake.</w:t>
       </w:r>
     </w:p>
     <w:tbl>
@@ -2286,13 +5126,36 @@
       </w:r>
     </w:p>
     <w:p>
-      <w:r>
+      <w:pPr>
+        <w:spacing w:line="336" w:lineRule="auto" w:after="180"/>
+      </w:pPr>
+      <w:r>
+        <w:rPr>
+          <w:b w:val="0"/>
+        </w:rPr>
         <w:t>MISCONCEPTION TO REPAIR The model keeps learning whenever it sees test examples during evaluation.</w:t>
       </w:r>
     </w:p>
     <w:p>
-      <w:r>
-        <w:t>For guessing, return to given facts and request a trace. For vocabulary without application, use one example and one non-example. For arithmetic errors, check the setup before the calculation. Finish with a different uncoached case before recording mastery.</w:t>
+      <w:pPr>
+        <w:spacing w:line="336" w:lineRule="auto" w:after="180"/>
+      </w:pPr>
+      <w:r>
+        <w:rPr>
+          <w:b w:val="0"/>
+        </w:rPr>
+        <w:t>For guessing, return to given facts and request a trace. For vocabulary without application, use one example and one non-example. For arithmetic errors, check the setup before the calculation.</w:t>
+      </w:r>
+    </w:p>
+    <w:p>
+      <w:pPr>
+        <w:spacing w:line="336" w:lineRule="auto" w:after="180"/>
+      </w:pPr>
+      <w:r>
+        <w:rPr>
+          <w:b w:val="0"/>
+        </w:rPr>
+        <w:t>Finish with a different uncoached case before recording mastery.</w:t>
       </w:r>
     </w:p>
     <w:p>
@@ -2304,18 +5167,96 @@
       </w:r>
     </w:p>
     <w:p>
-      <w:r>
-        <w:t>A pipeline prevents every leak automatically: Correct sequencing cannot fix a fit call that receives held-out rows or features unavailable at prediction time.</w:t>
-      </w:r>
-    </w:p>
-    <w:p>
-      <w:r>
-        <w:t>A seed is the whole reproducibility record: This program is deterministic. Data code split feature order settings and runtime still matter; a seed cannot repair changed inputs.</w:t>
-      </w:r>
-    </w:p>
-    <w:p>
-      <w:r>
-        <w:t>Same score means same predictions: Compare predictions by example ID. Different error patterns can produce the same accuracy.</w:t>
+      <w:pPr>
+        <w:spacing w:line="336" w:lineRule="auto" w:after="180"/>
+      </w:pPr>
+      <w:r>
+        <w:rPr>
+          <w:b w:val="0"/>
+        </w:rPr>
+        <w:t xml:space="preserve">A </w:t>
+      </w:r>
+      <w:r>
+        <w:rPr>
+          <w:b/>
+        </w:rPr>
+        <w:t>pipeline</w:t>
+      </w:r>
+      <w:r>
+        <w:rPr>
+          <w:b w:val="0"/>
+        </w:rPr>
+        <w:t xml:space="preserve"> prevents every leak automatically: Correct sequencing cannot fix a fit call that receives held-out rows or features unavailable at </w:t>
+      </w:r>
+      <w:r>
+        <w:rPr>
+          <w:b/>
+        </w:rPr>
+        <w:t>prediction</w:t>
+      </w:r>
+      <w:r>
+        <w:rPr>
+          <w:b w:val="0"/>
+        </w:rPr>
+        <w:t xml:space="preserve"> time.</w:t>
+      </w:r>
+    </w:p>
+    <w:p>
+      <w:pPr>
+        <w:spacing w:line="336" w:lineRule="auto" w:after="180"/>
+      </w:pPr>
+      <w:r>
+        <w:rPr>
+          <w:b w:val="0"/>
+        </w:rPr>
+        <w:t xml:space="preserve">A seed is the whole reproducibility record: This program is deterministic. Data code split feature order settings and runtime still matter; a seed cannot repair changed </w:t>
+      </w:r>
+      <w:r>
+        <w:rPr>
+          <w:b/>
+        </w:rPr>
+        <w:t>input</w:t>
+      </w:r>
+      <w:r>
+        <w:rPr>
+          <w:b w:val="0"/>
+        </w:rPr>
+        <w:t>s.</w:t>
+      </w:r>
+    </w:p>
+    <w:p>
+      <w:pPr>
+        <w:spacing w:line="336" w:lineRule="auto" w:after="180"/>
+      </w:pPr>
+      <w:r>
+        <w:rPr>
+          <w:b w:val="0"/>
+        </w:rPr>
+        <w:t xml:space="preserve">Same score means same </w:t>
+      </w:r>
+      <w:r>
+        <w:rPr>
+          <w:b/>
+        </w:rPr>
+        <w:t>prediction</w:t>
+      </w:r>
+      <w:r>
+        <w:rPr>
+          <w:b w:val="0"/>
+        </w:rPr>
+        <w:t xml:space="preserve">s: Compare </w:t>
+      </w:r>
+      <w:r>
+        <w:rPr>
+          <w:b/>
+        </w:rPr>
+        <w:t>prediction</w:t>
+      </w:r>
+      <w:r>
+        <w:rPr>
+          <w:b w:val="0"/>
+        </w:rPr>
+        <w:t>s by example ID. Different error patterns can produce the same accuracy.</w:t>
       </w:r>
     </w:p>
     <w:p>
@@ -2327,17 +5268,71 @@
       </w:r>
     </w:p>
     <w:p>
-      <w:r>
-        <w:t>Zero training error means perfect predictions: The rule was selected using those labels. New examples can disagree, as the two validation mistakes show.</w:t>
-      </w:r>
-    </w:p>
-    <w:p>
-      <w:r>
-        <w:t>Every comparison should include equality: Prediction and candidate replacement serve different purposes. Follow the specified boundary and tie policy separately.</w:t>
-      </w:r>
-    </w:p>
-    <w:p>
-      <w:r>
+      <w:pPr>
+        <w:spacing w:line="336" w:lineRule="auto" w:after="180"/>
+      </w:pPr>
+      <w:r>
+        <w:rPr>
+          <w:b w:val="0"/>
+        </w:rPr>
+        <w:t xml:space="preserve">Zero </w:t>
+      </w:r>
+      <w:r>
+        <w:rPr>
+          <w:b/>
+        </w:rPr>
+        <w:t>training error</w:t>
+      </w:r>
+      <w:r>
+        <w:rPr>
+          <w:b w:val="0"/>
+        </w:rPr>
+        <w:t xml:space="preserve"> means perfect </w:t>
+      </w:r>
+      <w:r>
+        <w:rPr>
+          <w:b/>
+        </w:rPr>
+        <w:t>prediction</w:t>
+      </w:r>
+      <w:r>
+        <w:rPr>
+          <w:b w:val="0"/>
+        </w:rPr>
+        <w:t>s: The rule was selected using those labels. New examples can disagree, as the two validation mistakes show.</w:t>
+      </w:r>
+    </w:p>
+    <w:p>
+      <w:pPr>
+        <w:spacing w:line="336" w:lineRule="auto" w:after="180"/>
+      </w:pPr>
+      <w:r>
+        <w:rPr>
+          <w:b w:val="0"/>
+        </w:rPr>
+        <w:t xml:space="preserve">Every comparison should include equality: </w:t>
+      </w:r>
+      <w:r>
+        <w:rPr>
+          <w:b/>
+        </w:rPr>
+        <w:t>Prediction</w:t>
+      </w:r>
+      <w:r>
+        <w:rPr>
+          <w:b w:val="0"/>
+        </w:rPr>
+        <w:t xml:space="preserve"> and candidate replacement serve different purposes. Follow the specified boundary and tie policy separately.</w:t>
+      </w:r>
+    </w:p>
+    <w:p>
+      <w:pPr>
+        <w:spacing w:line="336" w:lineRule="auto" w:after="180"/>
+      </w:pPr>
+      <w:r>
+        <w:rPr>
+          <w:b w:val="0"/>
+        </w:rPr>
         <w:t>The best tested rule is the best possible model: The search covers only the declared candidates and rule form, evaluated on a small set. Other forms and future cases remain unknown.</w:t>
       </w:r>
     </w:p>
@@ -2496,8 +5491,25 @@
       </w:tr>
     </w:tbl>
     <w:p>
-      <w:r>
-        <w:t>Offer an oral explanation, drawing, enlarged visual or fewer examples when that removes a reading/writing barrier. Keep the same reasoning goal. Stretch secure learners by changing a boundary or assumption and asking them to defend the effect, not simply by assigning more of the same questions.</w:t>
+      <w:pPr>
+        <w:spacing w:line="336" w:lineRule="auto" w:after="180"/>
+      </w:pPr>
+      <w:r>
+        <w:rPr>
+          <w:b w:val="0"/>
+        </w:rPr>
+        <w:t>Offer an oral explanation, drawing, enlarged visual or fewer examples when that removes a reading/writing barrier. Keep the same reasoning goal.</w:t>
+      </w:r>
+    </w:p>
+    <w:p>
+      <w:pPr>
+        <w:spacing w:line="336" w:lineRule="auto" w:after="180"/>
+      </w:pPr>
+      <w:r>
+        <w:rPr>
+          <w:b w:val="0"/>
+        </w:rPr>
+        <w:t>Stretch secure learners by changing a boundary or assumption and asking them to defend the effect, not simply by assigning more of the same questions.</w:t>
       </w:r>
     </w:p>
     <w:p>
@@ -2509,11 +5521,16 @@
       </w:r>
     </w:p>
     <w:p>
+      <w:r>
+        <w:t>Use the Train a Classifier questions, teacher keys and criteria after the relevant attempts. Previously discussed cases are practice; protect the separately selected independent task.</w:t>
+      </w:r>
+    </w:p>
+    <w:p>
       <w:pPr>
         <w:pStyle w:val="Heading3"/>
       </w:pPr>
       <w:r>
-        <w:t>Assess and explain the answers</w:t>
+        <w:t>Worked case answer</w:t>
       </w:r>
     </w:p>
     <w:p>
@@ -2521,12 +5538,25 @@
         <w:pStyle w:val="Heading3"/>
       </w:pPr>
       <w:r>
-        <w:t>Worked case answer</w:t>
-      </w:r>
-    </w:p>
-    <w:p>
-      <w:r>
-        <w:t>Predictions H,S give 2/2 on this tiny set. Choosing the rule is development; applying it is inference. Two cases do not establish broad performance.</w:t>
+        <w:t>Teacher key · Worked case answer</w:t>
+      </w:r>
+    </w:p>
+    <w:p>
+      <w:pPr>
+        <w:spacing w:line="336" w:lineRule="auto" w:after="180"/>
+        <w:shd w:fill="F1F6FC"/>
+      </w:pPr>
+      <w:r>
+        <w:rPr>
+          <w:b/>
+        </w:rPr>
+        <w:t>Prediction</w:t>
+      </w:r>
+      <w:r>
+        <w:rPr>
+          <w:b w:val="0"/>
+        </w:rPr>
+        <w:t>s H,S give 2/2 on this tiny set. Choosing the rule is development; applying it is inference. Two cases do not establish broad performance.</w:t>
       </w:r>
     </w:p>
     <w:p>
@@ -2538,21 +5568,75 @@
       </w:r>
     </w:p>
     <w:p>
-      <w:r>
-        <w:t>A classifier fits on rows 1–80 and is evaluated on those same rows. Its accuracy is 100%. What additional evidence is needed before claiming generalization?</w:t>
-      </w:r>
-    </w:p>
-    <w:p>
       <w:pPr>
         <w:pStyle w:val="Heading3"/>
       </w:pPr>
       <w:r>
+        <w:t>Independent question · withhold the key</w:t>
+      </w:r>
+    </w:p>
+    <w:p>
+      <w:pPr>
+        <w:spacing w:line="336" w:lineRule="auto" w:after="180"/>
+        <w:shd w:fill="F5F1FB"/>
+      </w:pPr>
+      <w:r>
+        <w:rPr>
+          <w:b w:val="0"/>
+        </w:rPr>
+        <w:t xml:space="preserve">A classifier fits on rows 1–80 and is evaluated on those same rows. Its accuracy is 100%. What additional </w:t>
+      </w:r>
+      <w:r>
+        <w:rPr>
+          <w:b/>
+        </w:rPr>
+        <w:t>evidence</w:t>
+      </w:r>
+      <w:r>
+        <w:rPr>
+          <w:b w:val="0"/>
+        </w:rPr>
+        <w:t xml:space="preserve"> is needed before claiming generalization?</w:t>
+      </w:r>
+    </w:p>
+    <w:p>
+      <w:pPr>
+        <w:pStyle w:val="Heading3"/>
+      </w:pPr>
+      <w:r>
         <w:t>Expected independent answer</w:t>
       </w:r>
     </w:p>
     <w:p>
-      <w:r>
-        <w:t>Evaluate on independent examples not used to fit or tune the model, with appropriate split discipline. Training accuracy alone measures fit to seen data.</w:t>
+      <w:pPr>
+        <w:pStyle w:val="Heading3"/>
+      </w:pPr>
+      <w:r>
+        <w:t>Teacher key · Expected independent answer</w:t>
+      </w:r>
+    </w:p>
+    <w:p>
+      <w:pPr>
+        <w:spacing w:line="336" w:lineRule="auto" w:after="180"/>
+        <w:shd w:fill="F1F6FC"/>
+      </w:pPr>
+      <w:r>
+        <w:rPr>
+          <w:b w:val="0"/>
+        </w:rPr>
+        <w:t xml:space="preserve">Evaluate on independent examples not used to fit or tune the model, with appropriate split discipline. </w:t>
+      </w:r>
+      <w:r>
+        <w:rPr>
+          <w:b/>
+        </w:rPr>
+        <w:t>Training</w:t>
+      </w:r>
+      <w:r>
+        <w:rPr>
+          <w:b w:val="0"/>
+        </w:rPr>
+        <w:t xml:space="preserve"> accuracy alone measures fit to seen data.</w:t>
       </w:r>
     </w:p>
     <w:p>
@@ -2790,8 +5874,37 @@
       </w:tr>
     </w:tbl>
     <w:p>
-      <w:r>
-        <w:t>Use 6/8 as a classroom checkpoint, with 2 required for both Result and Reasoning. This is a proposed teaching rule, not a validated certification threshold. Do not count a coached answer as independent mastery; correct unsafe or unsupported claims regardless of total.</w:t>
+      <w:pPr>
+        <w:spacing w:line="336" w:lineRule="auto" w:after="180"/>
+      </w:pPr>
+      <w:r>
+        <w:rPr>
+          <w:b w:val="0"/>
+        </w:rPr>
+        <w:t xml:space="preserve">Use 6/8 as a classroom checkpoint, with 2 required for both Result and Reasoning. This is a proposed teaching rule, not a validated certification </w:t>
+      </w:r>
+      <w:r>
+        <w:rPr>
+          <w:b/>
+        </w:rPr>
+        <w:t>threshold</w:t>
+      </w:r>
+      <w:r>
+        <w:rPr>
+          <w:b w:val="0"/>
+        </w:rPr>
+        <w:t>.</w:t>
+      </w:r>
+    </w:p>
+    <w:p>
+      <w:pPr>
+        <w:spacing w:line="336" w:lineRule="auto" w:after="180"/>
+      </w:pPr>
+      <w:r>
+        <w:rPr>
+          <w:b w:val="0"/>
+        </w:rPr>
+        <w:t>Do not count a coached answer as independent mastery; correct unsafe or unsupported claims regardless of total.</w:t>
       </w:r>
     </w:p>
     <w:p>
@@ -2803,8 +5916,38 @@
       </w:r>
     </w:p>
     <w:p>
-      <w:r>
-        <w:t>Ask the learner to find the evidence that challenges this claim: “Perfect training accuracy proves perfect performance on new examples.” Keep the first attempt and an uncoached retry separate.</w:t>
+      <w:pPr>
+        <w:spacing w:line="336" w:lineRule="auto" w:after="180"/>
+      </w:pPr>
+      <w:r>
+        <w:rPr>
+          <w:b w:val="0"/>
+        </w:rPr>
+        <w:t xml:space="preserve">Ask the learner to find the </w:t>
+      </w:r>
+      <w:r>
+        <w:rPr>
+          <w:b/>
+        </w:rPr>
+        <w:t>evidence</w:t>
+      </w:r>
+      <w:r>
+        <w:rPr>
+          <w:b w:val="0"/>
+        </w:rPr>
+        <w:t xml:space="preserve"> that challenges this claim: “Perfect </w:t>
+      </w:r>
+      <w:r>
+        <w:rPr>
+          <w:b/>
+        </w:rPr>
+        <w:t>training</w:t>
+      </w:r>
+      <w:r>
+        <w:rPr>
+          <w:b w:val="0"/>
+        </w:rPr>
+        <w:t xml:space="preserve"> accuracy proves perfect performance on new examples.” Keep the first attempt and an uncoached retry separate.</w:t>
       </w:r>
     </w:p>
     <w:p>
@@ -2816,15 +5959,60 @@
       </w:r>
     </w:p>
     <w:p>
-      <w:r>
-        <w:t>Threshold 1 gets 3/4, 3 gets 4/4, 5 gets 3/4. Select 3; held-out predictions are H,S, giving 2/2. This finite search is a simple training procedure. Tiny perfect test performance does not justify broad claims.</w:t>
-      </w:r>
-    </w:p>
-    <w:p>
       <w:pPr>
         <w:pStyle w:val="Heading3"/>
       </w:pPr>
       <w:r>
+        <w:t>Teacher key · Original transfer answer</w:t>
+      </w:r>
+    </w:p>
+    <w:p>
+      <w:pPr>
+        <w:spacing w:line="336" w:lineRule="auto" w:after="180"/>
+        <w:shd w:fill="F1F6FC"/>
+      </w:pPr>
+      <w:r>
+        <w:rPr>
+          <w:b/>
+        </w:rPr>
+        <w:t>Threshold</w:t>
+      </w:r>
+      <w:r>
+        <w:rPr>
+          <w:b w:val="0"/>
+        </w:rPr>
+        <w:t xml:space="preserve"> 1 gets 3/4, 3 gets 4/4, 5 gets 3/4. Select 3; held-out </w:t>
+      </w:r>
+      <w:r>
+        <w:rPr>
+          <w:b/>
+        </w:rPr>
+        <w:t>prediction</w:t>
+      </w:r>
+      <w:r>
+        <w:rPr>
+          <w:b w:val="0"/>
+        </w:rPr>
+        <w:t xml:space="preserve">s are H,S, giving 2/2. This finite search is a simple </w:t>
+      </w:r>
+      <w:r>
+        <w:rPr>
+          <w:b/>
+        </w:rPr>
+        <w:t>training</w:t>
+      </w:r>
+      <w:r>
+        <w:rPr>
+          <w:b w:val="0"/>
+        </w:rPr>
+        <w:t xml:space="preserve"> procedure. Tiny perfect test performance does not justify broad claims.</w:t>
+      </w:r>
+    </w:p>
+    <w:p>
+      <w:pPr>
+        <w:pStyle w:val="Heading3"/>
+      </w:pPr>
+      <w:r>
         <w:t>Explanations for the additional workbook examples</w:t>
       </w:r>
     </w:p>
@@ -2837,103 +6025,744 @@
       </w:r>
     </w:p>
     <w:p>
-      <w:r>
-        <w:t>List what fit learns or stores, what predict takes as input, and what evaluation compares. State where the validation reference labels belong.</w:t>
-      </w:r>
-    </w:p>
-    <w:p>
-      <w:r>
-        <w:t>fit learns training minima and ranges and stores scaled training rows with IDs and labels. predict takes a raw feature pair and the fitted state. Evaluation compares a prediction with its reference label afterward. Validation references belong only in evaluation, not in fitting or the neighbour pool.</w:t>
-      </w:r>
-    </w:p>
-    <w:p>
       <w:pPr>
         <w:pStyle w:val="Heading3"/>
       </w:pPr>
       <w:r>
+        <w:t>Workbook question · W1</w:t>
+      </w:r>
+    </w:p>
+    <w:p>
+      <w:pPr>
+        <w:spacing w:line="336" w:lineRule="auto" w:after="180"/>
+        <w:shd w:fill="F5F1FB"/>
+      </w:pPr>
+      <w:r>
+        <w:rPr>
+          <w:b w:val="0"/>
+        </w:rPr>
+        <w:t xml:space="preserve">List what fit learns or stores, what </w:t>
+      </w:r>
+      <w:r>
+        <w:rPr>
+          <w:b/>
+        </w:rPr>
+        <w:t>predict</w:t>
+      </w:r>
+      <w:r>
+        <w:rPr>
+          <w:b w:val="0"/>
+        </w:rPr>
+        <w:t xml:space="preserve"> takes as </w:t>
+      </w:r>
+      <w:r>
+        <w:rPr>
+          <w:b/>
+        </w:rPr>
+        <w:t>input</w:t>
+      </w:r>
+      <w:r>
+        <w:rPr>
+          <w:b w:val="0"/>
+        </w:rPr>
+        <w:t>, and what evaluation compares. State where the validation reference labels belong.</w:t>
+      </w:r>
+    </w:p>
+    <w:p>
+      <w:pPr>
+        <w:pStyle w:val="Heading3"/>
+      </w:pPr>
+      <w:r>
+        <w:t>Teacher reasoning · W1</w:t>
+      </w:r>
+    </w:p>
+    <w:p>
+      <w:pPr>
+        <w:spacing w:line="336" w:lineRule="auto" w:after="180"/>
+        <w:shd w:fill="F1F6FC"/>
+      </w:pPr>
+      <w:r>
+        <w:rPr>
+          <w:b w:val="0"/>
+        </w:rPr>
+        <w:t xml:space="preserve">fit learns </w:t>
+      </w:r>
+      <w:r>
+        <w:rPr>
+          <w:b/>
+        </w:rPr>
+        <w:t>training</w:t>
+      </w:r>
+      <w:r>
+        <w:rPr>
+          <w:b w:val="0"/>
+        </w:rPr>
+        <w:t xml:space="preserve"> minima and ranges and stores scaled </w:t>
+      </w:r>
+      <w:r>
+        <w:rPr>
+          <w:b/>
+        </w:rPr>
+        <w:t>training</w:t>
+      </w:r>
+      <w:r>
+        <w:rPr>
+          <w:b w:val="0"/>
+        </w:rPr>
+        <w:t xml:space="preserve"> rows with IDs and labels. </w:t>
+      </w:r>
+      <w:r>
+        <w:rPr>
+          <w:b/>
+        </w:rPr>
+        <w:t>predict</w:t>
+      </w:r>
+      <w:r>
+        <w:rPr>
+          <w:b w:val="0"/>
+        </w:rPr>
+        <w:t xml:space="preserve"> takes a raw feature pair and the </w:t>
+      </w:r>
+      <w:r>
+        <w:rPr>
+          <w:b/>
+        </w:rPr>
+        <w:t>fitted state</w:t>
+      </w:r>
+      <w:r>
+        <w:rPr>
+          <w:b w:val="0"/>
+        </w:rPr>
+        <w:t xml:space="preserve">. Evaluation compares a </w:t>
+      </w:r>
+      <w:r>
+        <w:rPr>
+          <w:b/>
+        </w:rPr>
+        <w:t>prediction</w:t>
+      </w:r>
+      <w:r>
+        <w:rPr>
+          <w:b w:val="0"/>
+        </w:rPr>
+        <w:t xml:space="preserve"> with its reference label afterward.</w:t>
+      </w:r>
+    </w:p>
+    <w:p>
+      <w:pPr>
+        <w:spacing w:line="336" w:lineRule="auto" w:after="180"/>
+        <w:shd w:fill="F1F6FC"/>
+      </w:pPr>
+      <w:r>
+        <w:rPr>
+          <w:b w:val="0"/>
+        </w:rPr>
+        <w:t xml:space="preserve">Validation references belong only in evaluation, not in </w:t>
+      </w:r>
+      <w:r>
+        <w:rPr>
+          <w:b/>
+        </w:rPr>
+        <w:t>fitting</w:t>
+      </w:r>
+      <w:r>
+        <w:rPr>
+          <w:b w:val="0"/>
+        </w:rPr>
+        <w:t xml:space="preserve"> or the neighbour pool.</w:t>
+      </w:r>
+    </w:p>
+    <w:p>
+      <w:pPr>
+        <w:pStyle w:val="Heading3"/>
+      </w:pPr>
+      <w:r>
         <w:t>W2 Trace and score the saved run</w:t>
       </w:r>
     </w:p>
     <w:p>
-      <w:r>
-        <w:t>Give the IDs and labels printed for V1,V2,V3. Use references clear,blocked,clear to calculate accuracy and the training-majority baseline. Which error should repeat in an unchanged rerun?</w:t>
-      </w:r>
-    </w:p>
-    <w:p>
-      <w:r>
-        <w:t>V1 selects A clear, V2 C blocked, V3 B blocked. Accuracy is 2/3. The training-majority blocked baseline is correct only for V2, scoring 1/3. V3 is the repeatable error; repeated output does not turn it into a correct prediction.</w:t>
-      </w:r>
-    </w:p>
-    <w:p>
       <w:pPr>
         <w:pStyle w:val="Heading3"/>
       </w:pPr>
       <w:r>
+        <w:t>Workbook question · W2</w:t>
+      </w:r>
+    </w:p>
+    <w:p>
+      <w:pPr>
+        <w:spacing w:line="336" w:lineRule="auto" w:after="180"/>
+        <w:shd w:fill="F5F1FB"/>
+      </w:pPr>
+      <w:r>
+        <w:rPr>
+          <w:b w:val="0"/>
+        </w:rPr>
+        <w:t xml:space="preserve">Give the IDs and labels printed for V1,V2,V3. Use references clear,blocked,clear to calculate accuracy and the </w:t>
+      </w:r>
+      <w:r>
+        <w:rPr>
+          <w:b/>
+        </w:rPr>
+        <w:t>training</w:t>
+      </w:r>
+      <w:r>
+        <w:rPr>
+          <w:b w:val="0"/>
+        </w:rPr>
+        <w:t>-majority baseline. Which error should repeat in an unchanged rerun?</w:t>
+      </w:r>
+    </w:p>
+    <w:p>
+      <w:pPr>
+        <w:pStyle w:val="Heading3"/>
+      </w:pPr>
+      <w:r>
+        <w:t>Teacher reasoning · W2</w:t>
+      </w:r>
+    </w:p>
+    <w:p>
+      <w:pPr>
+        <w:spacing w:line="336" w:lineRule="auto" w:after="180"/>
+        <w:shd w:fill="F1F6FC"/>
+      </w:pPr>
+      <w:r>
+        <w:rPr>
+          <w:b w:val="0"/>
+        </w:rPr>
+        <w:t xml:space="preserve">V1 selects A clear, V2 C blocked, V3 B blocked. Accuracy is 2/3. The </w:t>
+      </w:r>
+      <w:r>
+        <w:rPr>
+          <w:b/>
+        </w:rPr>
+        <w:t>training</w:t>
+      </w:r>
+      <w:r>
+        <w:rPr>
+          <w:b w:val="0"/>
+        </w:rPr>
+        <w:t>-majority blocked baseline is correct only for V2, scoring 1/3.</w:t>
+      </w:r>
+    </w:p>
+    <w:p>
+      <w:pPr>
+        <w:spacing w:line="336" w:lineRule="auto" w:after="180"/>
+        <w:shd w:fill="F1F6FC"/>
+      </w:pPr>
+      <w:r>
+        <w:rPr>
+          <w:b w:val="0"/>
+        </w:rPr>
+        <w:t xml:space="preserve">V3 is the repeatable error; repeated </w:t>
+      </w:r>
+      <w:r>
+        <w:rPr>
+          <w:b/>
+        </w:rPr>
+        <w:t>output</w:t>
+      </w:r>
+      <w:r>
+        <w:rPr>
+          <w:b w:val="0"/>
+        </w:rPr>
+        <w:t xml:space="preserve"> does not turn it into a correct </w:t>
+      </w:r>
+      <w:r>
+        <w:rPr>
+          <w:b/>
+        </w:rPr>
+        <w:t>prediction</w:t>
+      </w:r>
+      <w:r>
+        <w:rPr>
+          <w:b w:val="0"/>
+        </w:rPr>
+        <w:t>.</w:t>
+      </w:r>
+    </w:p>
+    <w:p>
+      <w:pPr>
+        <w:pStyle w:val="Heading3"/>
+      </w:pPr>
+      <w:r>
         <w:t>W3 Repair an incomplete run record</w:t>
       </w:r>
     </w:p>
     <w:p>
-      <w:r>
-        <w:t>A classmate saves only k=1 and a score of 2/3. Name the information needed to reproduce this run. Explain why the same score alone is insufficient.</w:t>
-      </w:r>
-    </w:p>
-    <w:p>
-      <w:r>
-        <w:t>Record the data and code versions, exact split IDs, feature names order and units, fitted minima and ranges, stored training rows, distance and tie policy, zero-range policy, runtime version and predictions linked to validation IDs. A score hides which examples were correct; different predictions can have equal accuracy.</w:t>
-      </w:r>
-    </w:p>
-    <w:p>
       <w:pPr>
         <w:pStyle w:val="Heading3"/>
       </w:pPr>
       <w:r>
+        <w:t>Workbook question · W3</w:t>
+      </w:r>
+    </w:p>
+    <w:p>
+      <w:pPr>
+        <w:spacing w:line="336" w:lineRule="auto" w:after="180"/>
+        <w:shd w:fill="F5F1FB"/>
+      </w:pPr>
+      <w:r>
+        <w:rPr>
+          <w:b w:val="0"/>
+        </w:rPr>
+        <w:t xml:space="preserve">A classmate saves only k=1 and a score of 2/3. Name the information needed to </w:t>
+      </w:r>
+      <w:r>
+        <w:rPr>
+          <w:b/>
+        </w:rPr>
+        <w:t>reproduce</w:t>
+      </w:r>
+      <w:r>
+        <w:rPr>
+          <w:b w:val="0"/>
+        </w:rPr>
+        <w:t xml:space="preserve"> this run. Explain why the same score alone is insufficient.</w:t>
+      </w:r>
+    </w:p>
+    <w:p>
+      <w:pPr>
+        <w:pStyle w:val="Heading3"/>
+      </w:pPr>
+      <w:r>
+        <w:t>Teacher reasoning · W3</w:t>
+      </w:r>
+    </w:p>
+    <w:p>
+      <w:pPr>
+        <w:spacing w:line="336" w:lineRule="auto" w:after="180"/>
+        <w:shd w:fill="F1F6FC"/>
+      </w:pPr>
+      <w:r>
+        <w:rPr>
+          <w:b w:val="0"/>
+        </w:rPr>
+        <w:t xml:space="preserve">Record the data and code versions, exact split IDs, feature names order and units, fitted minima and ranges, stored </w:t>
+      </w:r>
+      <w:r>
+        <w:rPr>
+          <w:b/>
+        </w:rPr>
+        <w:t>training</w:t>
+      </w:r>
+      <w:r>
+        <w:rPr>
+          <w:b w:val="0"/>
+        </w:rPr>
+        <w:t xml:space="preserve"> rows, distance and tie policy, zero-range policy, runtime version and </w:t>
+      </w:r>
+      <w:r>
+        <w:rPr>
+          <w:b/>
+        </w:rPr>
+        <w:t>prediction</w:t>
+      </w:r>
+      <w:r>
+        <w:rPr>
+          <w:b w:val="0"/>
+        </w:rPr>
+        <w:t>s linked to validation IDs.</w:t>
+      </w:r>
+    </w:p>
+    <w:p>
+      <w:pPr>
+        <w:spacing w:line="336" w:lineRule="auto" w:after="180"/>
+        <w:shd w:fill="F1F6FC"/>
+      </w:pPr>
+      <w:r>
+        <w:rPr>
+          <w:b w:val="0"/>
+        </w:rPr>
+        <w:t xml:space="preserve">A score hides which examples were correct; different </w:t>
+      </w:r>
+      <w:r>
+        <w:rPr>
+          <w:b/>
+        </w:rPr>
+        <w:t>prediction</w:t>
+      </w:r>
+      <w:r>
+        <w:rPr>
+          <w:b w:val="0"/>
+        </w:rPr>
+        <w:t>s can have equal accuracy.</w:t>
+      </w:r>
+    </w:p>
+    <w:p>
+      <w:pPr>
+        <w:pStyle w:val="Heading3"/>
+      </w:pPr>
+      <w:r>
         <w:t>W4 Build and trace a fresh fitted state</w:t>
       </w:r>
     </w:p>
     <w:p>
-      <w:r>
-        <w:t>Use P (0,60) blocked, Q (20,20) clear, R (20,60) clear as new training rows. Fit the same pipeline. Predict validation queries (2,28),(18,56),(4,12) with references blocked,clear,blocked. Give fitted minima and ranges, transformed queries, selected IDs, predictions, accuracy and training-majority baseline.</w:t>
-      </w:r>
-    </w:p>
-    <w:p>
-      <w:r>
-        <w:t>Minima (0,20), ranges (20,40). Scaled queries are (0.1,0.2),(0.9,0.9),(0.2,-0.2). Selected IDs P,R,Q give blocked,clear,clear. Accuracy is 2/3; the training-majority clear baseline gets 1/3. The third query remains wrong. Validation rows do not change the fitted state.</w:t>
-      </w:r>
-    </w:p>
-    <w:p>
       <w:pPr>
         <w:pStyle w:val="Heading3"/>
       </w:pPr>
       <w:r>
+        <w:t>Workbook question · W4</w:t>
+      </w:r>
+    </w:p>
+    <w:p>
+      <w:pPr>
+        <w:spacing w:line="336" w:lineRule="auto" w:after="180"/>
+        <w:shd w:fill="F5F1FB"/>
+      </w:pPr>
+      <w:r>
+        <w:rPr>
+          <w:b w:val="0"/>
+        </w:rPr>
+        <w:t xml:space="preserve">Use P (0,60) blocked, Q (20,20) clear, R (20,60) clear as new </w:t>
+      </w:r>
+      <w:r>
+        <w:rPr>
+          <w:b/>
+        </w:rPr>
+        <w:t>training</w:t>
+      </w:r>
+      <w:r>
+        <w:rPr>
+          <w:b w:val="0"/>
+        </w:rPr>
+        <w:t xml:space="preserve"> rows. Fit the same </w:t>
+      </w:r>
+      <w:r>
+        <w:rPr>
+          <w:b/>
+        </w:rPr>
+        <w:t>pipeline</w:t>
+      </w:r>
+      <w:r>
+        <w:rPr>
+          <w:b w:val="0"/>
+        </w:rPr>
+        <w:t xml:space="preserve">. </w:t>
+      </w:r>
+      <w:r>
+        <w:rPr>
+          <w:b/>
+        </w:rPr>
+        <w:t>Predict</w:t>
+      </w:r>
+      <w:r>
+        <w:rPr>
+          <w:b w:val="0"/>
+        </w:rPr>
+        <w:t xml:space="preserve"> validation queries (2,28),(18,56),(4,12) with references blocked,clear,blocked.</w:t>
+      </w:r>
+    </w:p>
+    <w:p>
+      <w:pPr>
+        <w:spacing w:line="336" w:lineRule="auto" w:after="180"/>
+        <w:shd w:fill="F5F1FB"/>
+      </w:pPr>
+      <w:r>
+        <w:rPr>
+          <w:b w:val="0"/>
+        </w:rPr>
+        <w:t xml:space="preserve">Give fitted minima and ranges, transformed queries, selected IDs, </w:t>
+      </w:r>
+      <w:r>
+        <w:rPr>
+          <w:b/>
+        </w:rPr>
+        <w:t>prediction</w:t>
+      </w:r>
+      <w:r>
+        <w:rPr>
+          <w:b w:val="0"/>
+        </w:rPr>
+        <w:t xml:space="preserve">s, accuracy and </w:t>
+      </w:r>
+      <w:r>
+        <w:rPr>
+          <w:b/>
+        </w:rPr>
+        <w:t>training</w:t>
+      </w:r>
+      <w:r>
+        <w:rPr>
+          <w:b w:val="0"/>
+        </w:rPr>
+        <w:t>-majority baseline.</w:t>
+      </w:r>
+    </w:p>
+    <w:p>
+      <w:pPr>
+        <w:pStyle w:val="Heading3"/>
+      </w:pPr>
+      <w:r>
+        <w:t>Teacher reasoning · W4</w:t>
+      </w:r>
+    </w:p>
+    <w:p>
+      <w:pPr>
+        <w:spacing w:line="336" w:lineRule="auto" w:after="180"/>
+        <w:shd w:fill="F1F6FC"/>
+      </w:pPr>
+      <w:r>
+        <w:rPr>
+          <w:b w:val="0"/>
+        </w:rPr>
+        <w:t xml:space="preserve">Minima (0,20), ranges (20,40). Scaled queries are (0.1,0.2),(0.9,0.9),(0.2,-0.2). Selected IDs P,R,Q give blocked,clear,clear. Accuracy is 2/3; the </w:t>
+      </w:r>
+      <w:r>
+        <w:rPr>
+          <w:b/>
+        </w:rPr>
+        <w:t>training</w:t>
+      </w:r>
+      <w:r>
+        <w:rPr>
+          <w:b w:val="0"/>
+        </w:rPr>
+        <w:t>-majority clear baseline gets 1/3. The third query remains wrong.</w:t>
+      </w:r>
+    </w:p>
+    <w:p>
+      <w:pPr>
+        <w:spacing w:line="336" w:lineRule="auto" w:after="180"/>
+        <w:shd w:fill="F1F6FC"/>
+      </w:pPr>
+      <w:r>
+        <w:rPr>
+          <w:b w:val="0"/>
+        </w:rPr>
+        <w:t xml:space="preserve">Validation rows do not change the </w:t>
+      </w:r>
+      <w:r>
+        <w:rPr>
+          <w:b/>
+        </w:rPr>
+        <w:t>fitted state</w:t>
+      </w:r>
+      <w:r>
+        <w:rPr>
+          <w:b w:val="0"/>
+        </w:rPr>
+        <w:t>.</w:t>
+      </w:r>
+    </w:p>
+    <w:p>
+      <w:pPr>
+        <w:pStyle w:val="Heading3"/>
+      </w:pPr>
+      <w:r>
         <w:t>W5 Diagnose pipeline misuse</w:t>
       </w:r>
     </w:p>
     <w:p>
-      <w:r>
-        <w:t>Explain and repair three mistakes: predict receives an already scaled query; fit receives training plus validation rows; a query uses brightness before distance. Does repeating each mistaken run make it valid?</w:t>
-      </w:r>
-    </w:p>
-    <w:p>
-      <w:r>
-        <w:t>predict expects raw features, so a pre-scaled query is scaled again; pass the raw pair. Fitting on validation leaks evaluation information; refit on training only and reevaluate. Swapped features violate the input contract; restore distance then brightness in the stated units. Repeating a mistake shows repeatability, not validity.</w:t>
-      </w:r>
-    </w:p>
-    <w:p>
       <w:pPr>
         <w:pStyle w:val="Heading3"/>
       </w:pPr>
       <w:r>
+        <w:t>Workbook question · W5</w:t>
+      </w:r>
+    </w:p>
+    <w:p>
+      <w:pPr>
+        <w:spacing w:line="336" w:lineRule="auto" w:after="180"/>
+        <w:shd w:fill="F5F1FB"/>
+      </w:pPr>
+      <w:r>
+        <w:rPr>
+          <w:b w:val="0"/>
+        </w:rPr>
+        <w:t xml:space="preserve">Explain and repair three mistakes: </w:t>
+      </w:r>
+      <w:r>
+        <w:rPr>
+          <w:b/>
+        </w:rPr>
+        <w:t>predict</w:t>
+      </w:r>
+      <w:r>
+        <w:rPr>
+          <w:b w:val="0"/>
+        </w:rPr>
+        <w:t xml:space="preserve"> receives an already scaled query; fit receives </w:t>
+      </w:r>
+      <w:r>
+        <w:rPr>
+          <w:b/>
+        </w:rPr>
+        <w:t>training</w:t>
+      </w:r>
+      <w:r>
+        <w:rPr>
+          <w:b w:val="0"/>
+        </w:rPr>
+        <w:t xml:space="preserve"> plus validation rows; a query uses brightness before distance. Does repeating each mistaken run make it valid?</w:t>
+      </w:r>
+    </w:p>
+    <w:p>
+      <w:pPr>
+        <w:pStyle w:val="Heading3"/>
+      </w:pPr>
+      <w:r>
+        <w:t>Teacher reasoning · W5</w:t>
+      </w:r>
+    </w:p>
+    <w:p>
+      <w:pPr>
+        <w:spacing w:line="336" w:lineRule="auto" w:after="180"/>
+        <w:shd w:fill="F1F6FC"/>
+      </w:pPr>
+      <w:r>
+        <w:rPr>
+          <w:b/>
+        </w:rPr>
+        <w:t>predict</w:t>
+      </w:r>
+      <w:r>
+        <w:rPr>
+          <w:b w:val="0"/>
+        </w:rPr>
+        <w:t xml:space="preserve"> expects raw features, so a pre-scaled query is scaled again; pass the raw pair. </w:t>
+      </w:r>
+      <w:r>
+        <w:rPr>
+          <w:b/>
+        </w:rPr>
+        <w:t>Fitting</w:t>
+      </w:r>
+      <w:r>
+        <w:rPr>
+          <w:b w:val="0"/>
+        </w:rPr>
+        <w:t xml:space="preserve"> on validation leaks evaluation information; refit on </w:t>
+      </w:r>
+      <w:r>
+        <w:rPr>
+          <w:b/>
+        </w:rPr>
+        <w:t>training</w:t>
+      </w:r>
+      <w:r>
+        <w:rPr>
+          <w:b w:val="0"/>
+        </w:rPr>
+        <w:t xml:space="preserve"> only and reevaluate.</w:t>
+      </w:r>
+    </w:p>
+    <w:p>
+      <w:pPr>
+        <w:spacing w:line="336" w:lineRule="auto" w:after="180"/>
+        <w:shd w:fill="F1F6FC"/>
+      </w:pPr>
+      <w:r>
+        <w:rPr>
+          <w:b w:val="0"/>
+        </w:rPr>
+        <w:t xml:space="preserve">Swapped features violate the </w:t>
+      </w:r>
+      <w:r>
+        <w:rPr>
+          <w:b/>
+        </w:rPr>
+        <w:t>input contract</w:t>
+      </w:r>
+      <w:r>
+        <w:rPr>
+          <w:b w:val="0"/>
+        </w:rPr>
+        <w:t>; restore distance then brightness in the stated units. Repeating a mistake shows repeatability, not validity.</w:t>
+      </w:r>
+    </w:p>
+    <w:p>
+      <w:pPr>
+        <w:pStyle w:val="Heading3"/>
+      </w:pPr>
+      <w:r>
         <w:t>Searching candidate rules — W1 State the search before running it</w:t>
       </w:r>
     </w:p>
     <w:p>
-      <w:r>
-        <w:t>Write the rule direction, equality behavior, candidate cutoffs and tie policy. Identify what humans supplied and what fitting selects.</w:t>
-      </w:r>
-    </w:p>
-    <w:p>
-      <w:r>
-        <w:t>Predict blocked for distance &lt;= cutoff and clear otherwise. Try 3,5,7 cm; choose the smaller cutoff on tied training errors. Humans supplied the feature, rule form, candidates and policy; fitting selects the cutoff using training labels.</w:t>
+      <w:pPr>
+        <w:spacing w:line="336" w:lineRule="auto" w:after="180"/>
+      </w:pPr>
+      <w:r>
+        <w:rPr>
+          <w:b w:val="0"/>
+        </w:rPr>
+        <w:t xml:space="preserve">Write the rule direction, equality behavior, candidate cutoffs and tie policy. Identify what humans supplied and what </w:t>
+      </w:r>
+      <w:r>
+        <w:rPr>
+          <w:b/>
+        </w:rPr>
+        <w:t>fitting</w:t>
+      </w:r>
+      <w:r>
+        <w:rPr>
+          <w:b w:val="0"/>
+        </w:rPr>
+        <w:t xml:space="preserve"> selects.</w:t>
+      </w:r>
+    </w:p>
+    <w:p>
+      <w:pPr>
+        <w:spacing w:line="336" w:lineRule="auto" w:after="180"/>
+      </w:pPr>
+      <w:r>
+        <w:rPr>
+          <w:b/>
+        </w:rPr>
+        <w:t>Predict</w:t>
+      </w:r>
+      <w:r>
+        <w:rPr>
+          <w:b w:val="0"/>
+        </w:rPr>
+        <w:t xml:space="preserve"> blocked for distance &lt;= cutoff and clear otherwise. Try 3,5,7 cm; choose the smaller cutoff on tied </w:t>
+      </w:r>
+      <w:r>
+        <w:rPr>
+          <w:b/>
+        </w:rPr>
+        <w:t>training error</w:t>
+      </w:r>
+      <w:r>
+        <w:rPr>
+          <w:b w:val="0"/>
+        </w:rPr>
+        <w:t>s.</w:t>
+      </w:r>
+    </w:p>
+    <w:p>
+      <w:pPr>
+        <w:spacing w:line="336" w:lineRule="auto" w:after="180"/>
+      </w:pPr>
+      <w:r>
+        <w:rPr>
+          <w:b w:val="0"/>
+        </w:rPr>
+        <w:t xml:space="preserve">Humans supplied the feature, rule form, candidates and policy; </w:t>
+      </w:r>
+      <w:r>
+        <w:rPr>
+          <w:b/>
+        </w:rPr>
+        <w:t>fitting</w:t>
+      </w:r>
+      <w:r>
+        <w:rPr>
+          <w:b w:val="0"/>
+        </w:rPr>
+        <w:t xml:space="preserve"> selects the cutoff using </w:t>
+      </w:r>
+      <w:r>
+        <w:rPr>
+          <w:b/>
+        </w:rPr>
+        <w:t>training</w:t>
+      </w:r>
+      <w:r>
+        <w:rPr>
+          <w:b w:val="0"/>
+        </w:rPr>
+        <w:t xml:space="preserve"> labels.</w:t>
       </w:r>
     </w:p>
     <w:p>
@@ -2945,13 +6774,50 @@
       </w:r>
     </w:p>
     <w:p>
-      <w:r>
-        <w:t>List errors for cutoffs 3, 5 and 7 on the worked training rows. Identify the mistaken row for each imperfect candidate. Which cutoff is stored?</w:t>
-      </w:r>
-    </w:p>
-    <w:p>
-      <w:r>
-        <w:t>Errors are 1,0,1. Cutoff 3 misses row 2 at 4 cm; cutoff 7 misses row 3 at 6 cm. Cutoff 5 has no training mistakes and is stored as the best of these three candidates.</w:t>
+      <w:pPr>
+        <w:spacing w:line="336" w:lineRule="auto" w:after="180"/>
+        <w:shd w:fill="F5F1FB"/>
+      </w:pPr>
+      <w:r>
+        <w:rPr>
+          <w:b w:val="0"/>
+        </w:rPr>
+        <w:t xml:space="preserve">List errors for cutoffs 3, 5 and 7 on the worked </w:t>
+      </w:r>
+      <w:r>
+        <w:rPr>
+          <w:b/>
+        </w:rPr>
+        <w:t>training</w:t>
+      </w:r>
+      <w:r>
+        <w:rPr>
+          <w:b w:val="0"/>
+        </w:rPr>
+        <w:t xml:space="preserve"> rows. Identify the mistaken row for each imperfect candidate. Which cutoff is stored?</w:t>
+      </w:r>
+    </w:p>
+    <w:p>
+      <w:pPr>
+        <w:spacing w:line="336" w:lineRule="auto" w:after="180"/>
+      </w:pPr>
+      <w:r>
+        <w:rPr>
+          <w:b w:val="0"/>
+        </w:rPr>
+        <w:t xml:space="preserve">Errors are 1,0,1. Cutoff 3 misses row 2 at 4 cm; cutoff 7 misses row 3 at 6 cm. Cutoff 5 has no </w:t>
+      </w:r>
+      <w:r>
+        <w:rPr>
+          <w:b/>
+        </w:rPr>
+        <w:t>training</w:t>
+      </w:r>
+      <w:r>
+        <w:rPr>
+          <w:b w:val="0"/>
+        </w:rPr>
+        <w:t xml:space="preserve"> mistakes and is stored as the best of these three candidates.</w:t>
       </w:r>
     </w:p>
     <w:p>
@@ -2963,13 +6829,84 @@
       </w:r>
     </w:p>
     <w:p>
-      <w:r>
-        <w:t>What happens at distance 5 if prediction uses &lt; instead of &lt;= with cutoff 5? Explain why the search uses a strict &lt; for error counts even though prediction uses &lt;= for distance.</w:t>
-      </w:r>
-    </w:p>
-    <w:p>
-      <w:r>
-        <w:t>The changed prediction would be clear instead of blocked at 5 cm. Prediction &lt;= includes equality in blocked. Search &lt; replaces a candidate only for fewer mistakes, preserving the first tied candidate; with ascending candidates that implements the smaller-cutoff policy.</w:t>
+      <w:pPr>
+        <w:spacing w:line="336" w:lineRule="auto" w:after="180"/>
+      </w:pPr>
+      <w:r>
+        <w:rPr>
+          <w:b w:val="0"/>
+        </w:rPr>
+        <w:t xml:space="preserve">What happens at distance 5 if </w:t>
+      </w:r>
+      <w:r>
+        <w:rPr>
+          <w:b/>
+        </w:rPr>
+        <w:t>prediction</w:t>
+      </w:r>
+      <w:r>
+        <w:rPr>
+          <w:b w:val="0"/>
+        </w:rPr>
+        <w:t xml:space="preserve"> uses &lt; instead of &lt;= with cutoff 5? Explain why the search uses a strict &lt; for error counts even though </w:t>
+      </w:r>
+      <w:r>
+        <w:rPr>
+          <w:b/>
+        </w:rPr>
+        <w:t>prediction</w:t>
+      </w:r>
+      <w:r>
+        <w:rPr>
+          <w:b w:val="0"/>
+        </w:rPr>
+        <w:t xml:space="preserve"> uses &lt;= for distance.</w:t>
+      </w:r>
+    </w:p>
+    <w:p>
+      <w:pPr>
+        <w:spacing w:line="336" w:lineRule="auto" w:after="180"/>
+      </w:pPr>
+      <w:r>
+        <w:rPr>
+          <w:b w:val="0"/>
+        </w:rPr>
+        <w:t xml:space="preserve">The changed </w:t>
+      </w:r>
+      <w:r>
+        <w:rPr>
+          <w:b/>
+        </w:rPr>
+        <w:t>prediction</w:t>
+      </w:r>
+      <w:r>
+        <w:rPr>
+          <w:b w:val="0"/>
+        </w:rPr>
+        <w:t xml:space="preserve"> would be clear instead of blocked at 5 cm. </w:t>
+      </w:r>
+      <w:r>
+        <w:rPr>
+          <w:b/>
+        </w:rPr>
+        <w:t>Prediction</w:t>
+      </w:r>
+      <w:r>
+        <w:rPr>
+          <w:b w:val="0"/>
+        </w:rPr>
+        <w:t xml:space="preserve"> &lt;= includes equality in blocked.</w:t>
+      </w:r>
+    </w:p>
+    <w:p>
+      <w:pPr>
+        <w:spacing w:line="336" w:lineRule="auto" w:after="180"/>
+      </w:pPr>
+      <w:r>
+        <w:rPr>
+          <w:b w:val="0"/>
+        </w:rPr>
+        <w:t>Search &lt; replaces a candidate only for fewer mistakes, preserving the first tied candidate; with ascending candidates that implements the smaller-cutoff policy.</w:t>
       </w:r>
     </w:p>
     <w:p>
@@ -2981,13 +6918,119 @@
       </w:r>
     </w:p>
     <w:p>
-      <w:r>
-        <w:t>New training rows are (1,blocked), (3,clear), (5,blocked), (7,clear). Try cutoffs 2,4,6, using the same direction and smaller-cutoff tie policy. Give every training error count and select a cutoff. Validation rows are (2,blocked), (4,blocked), (6,clear), (8,clear). List the selected rule’s predictions and score. Compare with the training-majority baseline using clear on ties.</w:t>
-      </w:r>
-    </w:p>
-    <w:p>
-      <w:r>
-        <w:t>Training errors for 2,4,6 are 1,2,1. Choose 2 under the declared tie policy. Validation predictions are blocked,clear,clear,clear, matching rows 1,3,4: 3/4 or 75 percent. Training labels tie, so baseline clear matches rows 3,4: 2/4 or 50 percent. The selected rule gains one correct example or 25 percentage points on this small set only.</w:t>
+      <w:pPr>
+        <w:spacing w:line="336" w:lineRule="auto" w:after="180"/>
+      </w:pPr>
+      <w:r>
+        <w:rPr>
+          <w:b w:val="0"/>
+        </w:rPr>
+        <w:t xml:space="preserve">New </w:t>
+      </w:r>
+      <w:r>
+        <w:rPr>
+          <w:b/>
+        </w:rPr>
+        <w:t>training</w:t>
+      </w:r>
+      <w:r>
+        <w:rPr>
+          <w:b w:val="0"/>
+        </w:rPr>
+        <w:t xml:space="preserve"> rows are (1,blocked), (3,clear), (5,blocked), (7,clear). Try cutoffs 2,4,6, using the same direction and smaller-cutoff tie policy. Give every </w:t>
+      </w:r>
+      <w:r>
+        <w:rPr>
+          <w:b/>
+        </w:rPr>
+        <w:t>training error</w:t>
+      </w:r>
+      <w:r>
+        <w:rPr>
+          <w:b w:val="0"/>
+        </w:rPr>
+        <w:t xml:space="preserve"> count and select a cutoff.</w:t>
+      </w:r>
+    </w:p>
+    <w:p>
+      <w:pPr>
+        <w:spacing w:line="336" w:lineRule="auto" w:after="180"/>
+      </w:pPr>
+      <w:r>
+        <w:rPr>
+          <w:b w:val="0"/>
+        </w:rPr>
+        <w:t xml:space="preserve">Validation rows are (2,blocked), (4,blocked), (6,clear), (8,clear). List the selected rule’s </w:t>
+      </w:r>
+      <w:r>
+        <w:rPr>
+          <w:b/>
+        </w:rPr>
+        <w:t>prediction</w:t>
+      </w:r>
+      <w:r>
+        <w:rPr>
+          <w:b w:val="0"/>
+        </w:rPr>
+        <w:t xml:space="preserve">s and score. Compare with the </w:t>
+      </w:r>
+      <w:r>
+        <w:rPr>
+          <w:b/>
+        </w:rPr>
+        <w:t>training</w:t>
+      </w:r>
+      <w:r>
+        <w:rPr>
+          <w:b w:val="0"/>
+        </w:rPr>
+        <w:t>-majority baseline using clear on ties.</w:t>
+      </w:r>
+    </w:p>
+    <w:p>
+      <w:pPr>
+        <w:spacing w:line="336" w:lineRule="auto" w:after="180"/>
+      </w:pPr>
+      <w:r>
+        <w:rPr>
+          <w:b/>
+        </w:rPr>
+        <w:t>Training error</w:t>
+      </w:r>
+      <w:r>
+        <w:rPr>
+          <w:b w:val="0"/>
+        </w:rPr>
+        <w:t xml:space="preserve">s for 2,4,6 are 1,2,1. Choose 2 under the declared tie policy. Validation </w:t>
+      </w:r>
+      <w:r>
+        <w:rPr>
+          <w:b/>
+        </w:rPr>
+        <w:t>prediction</w:t>
+      </w:r>
+      <w:r>
+        <w:rPr>
+          <w:b w:val="0"/>
+        </w:rPr>
+        <w:t>s are blocked,clear,clear,clear, matching rows 1,3,4: 3/4 or 75 percent.</w:t>
+      </w:r>
+    </w:p>
+    <w:p>
+      <w:pPr>
+        <w:spacing w:line="336" w:lineRule="auto" w:after="180"/>
+      </w:pPr>
+      <w:r>
+        <w:rPr>
+          <w:b/>
+        </w:rPr>
+        <w:t>Training</w:t>
+      </w:r>
+      <w:r>
+        <w:rPr>
+          <w:b w:val="0"/>
+        </w:rPr>
+        <w:t xml:space="preserve"> labels tie, so baseline clear matches rows 3,4: 2/4 or 50 percent. The selected rule gains one correct example or 25 percentage points on this small set only.</w:t>
       </w:r>
     </w:p>
     <w:p>
@@ -2999,13 +7042,72 @@
       </w:r>
     </w:p>
     <w:p>
-      <w:r>
-        <w:t>The worked rule fits training perfectly but ties the baseline on validation accuracy. Explain why neither result proves it is the best possible model. Name two details to keep in the experiment record.</w:t>
-      </w:r>
-    </w:p>
-    <w:p>
-      <w:r>
-        <w:t>Perfect training fit describes the examples used for selection; the four-row validation score is only 50 percent and ties the baseline. Only three candidates of one form were searched. Keep the candidates, all error counts, tie policy, chosen cutoff, split and row-aligned validation predictions; none proves general superiority.</w:t>
+      <w:pPr>
+        <w:spacing w:line="336" w:lineRule="auto" w:after="180"/>
+      </w:pPr>
+      <w:r>
+        <w:rPr>
+          <w:b w:val="0"/>
+        </w:rPr>
+        <w:t xml:space="preserve">The worked rule fits </w:t>
+      </w:r>
+      <w:r>
+        <w:rPr>
+          <w:b/>
+        </w:rPr>
+        <w:t>training</w:t>
+      </w:r>
+      <w:r>
+        <w:rPr>
+          <w:b w:val="0"/>
+        </w:rPr>
+        <w:t xml:space="preserve"> perfectly but ties the baseline on validation accuracy. Explain why neither result proves it is the best possible model. Name two details to keep in the experiment record.</w:t>
+      </w:r>
+    </w:p>
+    <w:p>
+      <w:pPr>
+        <w:spacing w:line="336" w:lineRule="auto" w:after="180"/>
+      </w:pPr>
+      <w:r>
+        <w:rPr>
+          <w:b w:val="0"/>
+        </w:rPr>
+        <w:t xml:space="preserve">Perfect </w:t>
+      </w:r>
+      <w:r>
+        <w:rPr>
+          <w:b/>
+        </w:rPr>
+        <w:t>training</w:t>
+      </w:r>
+      <w:r>
+        <w:rPr>
+          <w:b w:val="0"/>
+        </w:rPr>
+        <w:t xml:space="preserve"> fit describes the examples used for selection; the four-row validation score is only 50 percent and ties the baseline. Only three candidates of one form were searched.</w:t>
+      </w:r>
+    </w:p>
+    <w:p>
+      <w:pPr>
+        <w:spacing w:line="336" w:lineRule="auto" w:after="180"/>
+      </w:pPr>
+      <w:r>
+        <w:rPr>
+          <w:b w:val="0"/>
+        </w:rPr>
+        <w:t xml:space="preserve">Keep the candidates, all error counts, tie policy, chosen cutoff, split and row-aligned validation </w:t>
+      </w:r>
+      <w:r>
+        <w:rPr>
+          <w:b/>
+        </w:rPr>
+        <w:t>prediction</w:t>
+      </w:r>
+      <w:r>
+        <w:rPr>
+          <w:b w:val="0"/>
+        </w:rPr>
+        <w:t>s; none proves general superiority.</w:t>
       </w:r>
     </w:p>
     <w:p>
@@ -3017,21 +7119,159 @@
       </w:r>
     </w:p>
     <w:p>
-      <w:r>
-        <w:t>Selected case: Use P (0,60) blocked, Q (20,20) clear, R (20,60) clear as new training rows. Fit the same pipeline. Predict validation queries (2,28),(18,56),(4,12) with references blocked,clear,blocked. Give fitted minima and ranges, transformed queries, selected IDs, predictions, accuracy and training-majority baseline.</w:t>
-      </w:r>
-    </w:p>
-    <w:p>
       <w:pPr>
         <w:pStyle w:val="Heading3"/>
       </w:pPr>
       <w:r>
+        <w:t>Independent question · withhold the key</w:t>
+      </w:r>
+    </w:p>
+    <w:p>
+      <w:pPr>
+        <w:spacing w:line="336" w:lineRule="auto" w:after="180"/>
+        <w:shd w:fill="F5F1FB"/>
+      </w:pPr>
+      <w:r>
+        <w:rPr>
+          <w:b w:val="0"/>
+        </w:rPr>
+        <w:t xml:space="preserve">Selected case: Use P (0,60) blocked, Q (20,20) clear, R (20,60) clear as new </w:t>
+      </w:r>
+      <w:r>
+        <w:rPr>
+          <w:b/>
+        </w:rPr>
+        <w:t>training</w:t>
+      </w:r>
+      <w:r>
+        <w:rPr>
+          <w:b w:val="0"/>
+        </w:rPr>
+        <w:t xml:space="preserve"> rows. Fit the same </w:t>
+      </w:r>
+      <w:r>
+        <w:rPr>
+          <w:b/>
+        </w:rPr>
+        <w:t>pipeline</w:t>
+      </w:r>
+      <w:r>
+        <w:rPr>
+          <w:b w:val="0"/>
+        </w:rPr>
+        <w:t xml:space="preserve">. </w:t>
+      </w:r>
+      <w:r>
+        <w:rPr>
+          <w:b/>
+        </w:rPr>
+        <w:t>Predict</w:t>
+      </w:r>
+      <w:r>
+        <w:rPr>
+          <w:b w:val="0"/>
+        </w:rPr>
+        <w:t xml:space="preserve"> validation queries (2,28),(18,56),(4,12) with references blocked,clear,blocked.</w:t>
+      </w:r>
+    </w:p>
+    <w:p>
+      <w:pPr>
+        <w:spacing w:line="336" w:lineRule="auto" w:after="180"/>
+        <w:shd w:fill="F5F1FB"/>
+      </w:pPr>
+      <w:r>
+        <w:rPr>
+          <w:b w:val="0"/>
+        </w:rPr>
+        <w:t xml:space="preserve">Give fitted minima and ranges, transformed queries, selected IDs, </w:t>
+      </w:r>
+      <w:r>
+        <w:rPr>
+          <w:b/>
+        </w:rPr>
+        <w:t>prediction</w:t>
+      </w:r>
+      <w:r>
+        <w:rPr>
+          <w:b w:val="0"/>
+        </w:rPr>
+        <w:t xml:space="preserve">s, accuracy and </w:t>
+      </w:r>
+      <w:r>
+        <w:rPr>
+          <w:b/>
+        </w:rPr>
+        <w:t>training</w:t>
+      </w:r>
+      <w:r>
+        <w:rPr>
+          <w:b w:val="0"/>
+        </w:rPr>
+        <w:t>-majority baseline.</w:t>
+      </w:r>
+    </w:p>
+    <w:p>
+      <w:pPr>
+        <w:pStyle w:val="Heading3"/>
+      </w:pPr>
+      <w:r>
         <w:t>Selected case answer</w:t>
       </w:r>
     </w:p>
     <w:p>
-      <w:r>
-        <w:t>Minima (0,20), ranges (20,40). Scaled queries are (0.1,0.2),(0.9,0.9),(0.2,-0.2). Selected IDs P,R,Q give blocked,clear,clear. Accuracy is 2/3; the training-majority clear baseline gets 1/3. The third query remains wrong. Validation rows do not change the fitted state.</w:t>
+      <w:pPr>
+        <w:pStyle w:val="Heading3"/>
+      </w:pPr>
+      <w:r>
+        <w:t>Teacher key · Selected case answer</w:t>
+      </w:r>
+    </w:p>
+    <w:p>
+      <w:pPr>
+        <w:spacing w:line="336" w:lineRule="auto" w:after="180"/>
+        <w:shd w:fill="F1F6FC"/>
+      </w:pPr>
+      <w:r>
+        <w:rPr>
+          <w:b w:val="0"/>
+        </w:rPr>
+        <w:t xml:space="preserve">Minima (0,20), ranges (20,40). Scaled queries are (0.1,0.2),(0.9,0.9),(0.2,-0.2). Selected IDs P,R,Q give blocked,clear,clear. Accuracy is 2/3; the </w:t>
+      </w:r>
+      <w:r>
+        <w:rPr>
+          <w:b/>
+        </w:rPr>
+        <w:t>training</w:t>
+      </w:r>
+      <w:r>
+        <w:rPr>
+          <w:b w:val="0"/>
+        </w:rPr>
+        <w:t>-majority clear baseline gets 1/3. The third query remains wrong.</w:t>
+      </w:r>
+    </w:p>
+    <w:p>
+      <w:pPr>
+        <w:spacing w:line="336" w:lineRule="auto" w:after="180"/>
+        <w:shd w:fill="F1F6FC"/>
+      </w:pPr>
+      <w:r>
+        <w:rPr>
+          <w:b w:val="0"/>
+        </w:rPr>
+        <w:t xml:space="preserve">Validation rows do not change the </w:t>
+      </w:r>
+      <w:r>
+        <w:rPr>
+          <w:b/>
+        </w:rPr>
+        <w:t>fitted state</w:t>
+      </w:r>
+      <w:r>
+        <w:rPr>
+          <w:b w:val="0"/>
+        </w:rPr>
+        <w:t>.</w:t>
       </w:r>
     </w:p>
     <w:tbl>
@@ -3137,21 +7377,77 @@
       </w:tr>
     </w:tbl>
     <w:p>
-      <w:r>
-        <w:t>Record each dimension as not yet, with support, or independent. Accept a valid alternative procedure with a defensible trace. Do not penalise an honestly recorded model failure if the learner correctly explains its evidence and limits.</w:t>
-      </w:r>
-    </w:p>
-    <w:p>
       <w:pPr>
         <w:pStyle w:val="Heading3"/>
       </w:pPr>
       <w:r>
+        <w:t>Teacher key · Selected case answer</w:t>
+      </w:r>
+    </w:p>
+    <w:p>
+      <w:pPr>
+        <w:spacing w:line="336" w:lineRule="auto" w:after="180"/>
+        <w:shd w:fill="F1F6FC"/>
+      </w:pPr>
+      <w:r>
+        <w:rPr>
+          <w:b w:val="0"/>
+        </w:rPr>
+        <w:t>Record each dimension as not yet, with support, or independent. Accept a valid alternative procedure with a defensible trace.</w:t>
+      </w:r>
+    </w:p>
+    <w:p>
+      <w:pPr>
+        <w:spacing w:line="336" w:lineRule="auto" w:after="180"/>
+        <w:shd w:fill="F1F6FC"/>
+      </w:pPr>
+      <w:r>
+        <w:rPr>
+          <w:b w:val="0"/>
+        </w:rPr>
+        <w:t xml:space="preserve">Do not penalise an honestly recorded model failure if the learner correctly explains its </w:t>
+      </w:r>
+      <w:r>
+        <w:rPr>
+          <w:b/>
+        </w:rPr>
+        <w:t>evidence</w:t>
+      </w:r>
+      <w:r>
+        <w:rPr>
+          <w:b w:val="0"/>
+        </w:rPr>
+        <w:t xml:space="preserve"> and limits.</w:t>
+      </w:r>
+    </w:p>
+    <w:p>
+      <w:pPr>
+        <w:pStyle w:val="Heading3"/>
+      </w:pPr>
+      <w:r>
         <w:t>Feedback that the learner uses</w:t>
       </w:r>
     </w:p>
     <w:p>
-      <w:r>
-        <w:t>Name the earliest unsupported step and give one action to repair it. Have the learner make that repair now and explain why. Then assess the relevant skill on a fresh, fully specified case. Confirm it was not previously practised with feedback; solve and check the new case before assigning it. A follow-up design prompt is a starting brief, not automatically an equivalent test.</w:t>
+      <w:pPr>
+        <w:spacing w:line="336" w:lineRule="auto" w:after="180"/>
+      </w:pPr>
+      <w:r>
+        <w:rPr>
+          <w:b w:val="0"/>
+        </w:rPr>
+        <w:t>Name the earliest unsupported step and give one action to repair it. Have the learner make that repair now and explain why. Then assess the relevant skill on a fresh, fully specified case.</w:t>
+      </w:r>
+    </w:p>
+    <w:p>
+      <w:pPr>
+        <w:spacing w:line="336" w:lineRule="auto" w:after="180"/>
+      </w:pPr>
+      <w:r>
+        <w:rPr>
+          <w:b w:val="0"/>
+        </w:rPr>
+        <w:t>Confirm it was not previously practised with feedback; solve and check the new case before assigning it. A follow-up design prompt is a starting brief, not automatically an equivalent test.</w:t>
       </w:r>
     </w:p>
     <w:p>
@@ -3163,11 +7459,62 @@
       </w:r>
     </w:p>
     <w:p>
+      <w:r>
+        <w:t>Connect Train a Classifier to Responsible Plant Classifier, adapt support and plan a later changed-case check.</w:t>
+      </w:r>
+    </w:p>
+    <w:p>
       <w:pPr>
         <w:pStyle w:val="Heading3"/>
       </w:pPr>
       <w:r>
-        <w:t>Connect and extend learning</w:t>
+        <w:t>Responsible Plant Classifier</w:t>
+      </w:r>
+    </w:p>
+    <w:p>
+      <w:pPr>
+        <w:spacing w:line="336" w:lineRule="auto" w:after="180"/>
+      </w:pPr>
+      <w:r>
+        <w:rPr>
+          <w:b w:val="0"/>
+        </w:rPr>
+        <w:t>Train Plant Classifier v1 without opening the final test labels during model choice; save the experiment record.</w:t>
+      </w:r>
+    </w:p>
+    <w:p>
+      <w:pPr>
+        <w:spacing w:line="336" w:lineRule="auto" w:after="180"/>
+      </w:pPr>
+      <w:r>
+        <w:rPr>
+          <w:b w:val="0"/>
+        </w:rPr>
+        <w:t xml:space="preserve">Keep the decision, </w:t>
+      </w:r>
+      <w:r>
+        <w:rPr>
+          <w:b/>
+        </w:rPr>
+        <w:t>input</w:t>
+      </w:r>
+      <w:r>
+        <w:rPr>
+          <w:b w:val="0"/>
+        </w:rPr>
+        <w:t xml:space="preserve">, result, explanation and remaining limitation in the project </w:t>
+      </w:r>
+      <w:r>
+        <w:rPr>
+          <w:b/>
+        </w:rPr>
+        <w:t>evidence</w:t>
+      </w:r>
+      <w:r>
+        <w:rPr>
+          <w:b w:val="0"/>
+        </w:rPr>
+        <w:t xml:space="preserve"> record. Retrieve this record next week rather than restarting the project.</w:t>
       </w:r>
     </w:p>
     <w:p>
@@ -3175,17 +7522,18 @@
         <w:pStyle w:val="Heading3"/>
       </w:pPr>
       <w:r>
-        <w:t>Responsible Plant Classifier</w:t>
-      </w:r>
-    </w:p>
-    <w:p>
-      <w:r>
-        <w:t>Train Plant Classifier v1 without opening the final test labels during model choice; save the experiment record.</w:t>
-      </w:r>
-    </w:p>
-    <w:p>
-      <w:r>
-        <w:t>Keep the decision, input, result, explanation and remaining limitation in the project evidence record. Retrieve this record next week rather than restarting the project.</w:t>
+        <w:t>Support and stretch</w:t>
+      </w:r>
+    </w:p>
+    <w:p>
+      <w:pPr>
+        <w:spacing w:line="336" w:lineRule="auto" w:after="180"/>
+      </w:pPr>
+      <w:r>
+        <w:rPr>
+          <w:b w:val="0"/>
+        </w:rPr>
+        <w:t>Use a tiny labelled dataset, explicit units and a named positive class. Stretch: require a baseline, held-out evaluation and subgroup or shifted-condition analysis with denominators.</w:t>
       </w:r>
     </w:p>
     <w:p>
@@ -3193,12 +7541,30 @@
         <w:pStyle w:val="Heading3"/>
       </w:pPr>
       <w:r>
-        <w:t>Support and stretch</w:t>
-      </w:r>
-    </w:p>
-    <w:p>
-      <w:r>
-        <w:t>Use a tiny labelled dataset, explicit units and a named positive class. Stretch: require a baseline, held-out evaluation and subgroup or shifted-condition analysis with denominators.</w:t>
+        <w:t>Exit reflection</w:t>
+      </w:r>
+    </w:p>
+    <w:p>
+      <w:pPr>
+        <w:spacing w:line="336" w:lineRule="auto" w:after="180"/>
+      </w:pPr>
+      <w:r>
+        <w:rPr>
+          <w:b w:val="0"/>
+        </w:rPr>
+        <w:t xml:space="preserve">Ask for one decision the learner can now justify and one situation requiring more </w:t>
+      </w:r>
+      <w:r>
+        <w:rPr>
+          <w:b/>
+        </w:rPr>
+        <w:t>evidence</w:t>
+      </w:r>
+      <w:r>
+        <w:rPr>
+          <w:b w:val="0"/>
+        </w:rPr>
+        <w:t xml:space="preserve"> or human review. Confidence ratings are separate from correct independent performance.</w:t>
       </w:r>
     </w:p>
     <w:p>
@@ -3206,12 +7572,30 @@
         <w:pStyle w:val="Heading3"/>
       </w:pPr>
       <w:r>
-        <w:t>Exit reflection</w:t>
-      </w:r>
-    </w:p>
-    <w:p>
-      <w:r>
-        <w:t>Ask for one decision the learner can now justify and one situation requiring more evidence or human review. Confidence ratings are separate from correct independent performance.</w:t>
+        <w:t>Bridge to the next week</w:t>
+      </w:r>
+    </w:p>
+    <w:p>
+      <w:pPr>
+        <w:spacing w:line="336" w:lineRule="auto" w:after="180"/>
+      </w:pPr>
+      <w:r>
+        <w:rPr>
+          <w:b w:val="0"/>
+        </w:rPr>
+        <w:t xml:space="preserve">Next: Week 14: Scores and Calibration Intuition. Retrieve today’s </w:t>
+      </w:r>
+      <w:r>
+        <w:rPr>
+          <w:b/>
+        </w:rPr>
+        <w:t>evidence</w:t>
+      </w:r>
+      <w:r>
+        <w:rPr>
+          <w:b w:val="0"/>
+        </w:rPr>
+        <w:t xml:space="preserve"> and identify what carries forward and what is new.</w:t>
       </w:r>
     </w:p>
     <w:p>
@@ -3219,12 +7603,169 @@
         <w:pStyle w:val="Heading3"/>
       </w:pPr>
       <w:r>
-        <w:t>Bridge to the next week</w:t>
-      </w:r>
-    </w:p>
-    <w:p>
-      <w:r>
-        <w:t>Next: Week 14: Scores and Calibration Intuition. Retrieve today’s evidence and identify what carries forward and what is new.</w:t>
+        <w:t>Support and fresh reassessment</w:t>
+      </w:r>
+    </w:p>
+    <w:p>
+      <w:pPr>
+        <w:spacing w:line="336" w:lineRule="auto" w:after="180"/>
+      </w:pPr>
+      <w:r>
+        <w:rPr>
+          <w:b w:val="0"/>
+        </w:rPr>
+        <w:t>Label each tuple field and use one query at a time. Provide a blank fit/</w:t>
+      </w:r>
+      <w:r>
+        <w:rPr>
+          <w:b/>
+        </w:rPr>
+        <w:t>predict</w:t>
+      </w:r>
+      <w:r>
+        <w:rPr>
+          <w:b w:val="0"/>
+        </w:rPr>
+        <w:t>/evaluate diagram without answers. Extension: use query (10,100) in the worked model.</w:t>
+      </w:r>
+    </w:p>
+    <w:p>
+      <w:pPr>
+        <w:spacing w:line="336" w:lineRule="auto" w:after="180"/>
+      </w:pPr>
+      <w:r>
+        <w:rPr>
+          <w:b w:val="0"/>
+        </w:rPr>
+        <w:t>A and B both have scaled distance 1, C has 2; alphabetical ID order selects A clear. Explain why this convention must be recorded.</w:t>
+      </w:r>
+    </w:p>
+    <w:p>
+      <w:pPr>
+        <w:spacing w:line="336" w:lineRule="auto" w:after="180"/>
+      </w:pPr>
+      <w:r>
+        <w:rPr>
+          <w:b w:val="0"/>
+        </w:rPr>
+        <w:t xml:space="preserve">Require W4 minima (0,20), ranges (20,40), scaled queries (0.1,0.2),(0.9,0.9),(0.2,-0.2), IDs P,R,Q, </w:t>
+      </w:r>
+      <w:r>
+        <w:rPr>
+          <w:b/>
+        </w:rPr>
+        <w:t>prediction</w:t>
+      </w:r>
+      <w:r>
+        <w:rPr>
+          <w:b w:val="0"/>
+        </w:rPr>
+        <w:t>s blocked,clear,clear and scores 2/3 versus 1/3. Fresh retry: L (5,80) clear, M (15,40) blocked, N (15,80) blocked.</w:t>
+      </w:r>
+    </w:p>
+    <w:p>
+      <w:pPr>
+        <w:spacing w:line="336" w:lineRule="auto" w:after="180"/>
+      </w:pPr>
+      <w:r>
+        <w:rPr>
+          <w:b w:val="0"/>
+        </w:rPr>
+        <w:t xml:space="preserve">Fit gives minima (5,40), ranges (10,40). Queries (6,48),(14,76) scale to (0.1,0.2),(0.9,0.9), selecting L clear and N blocked. Require the </w:t>
+      </w:r>
+      <w:r>
+        <w:rPr>
+          <w:b/>
+        </w:rPr>
+        <w:t>input contract</w:t>
+      </w:r>
+      <w:r>
+        <w:rPr>
+          <w:b w:val="0"/>
+        </w:rPr>
+        <w:t xml:space="preserve"> and a statement that </w:t>
+      </w:r>
+      <w:r>
+        <w:rPr>
+          <w:b/>
+        </w:rPr>
+        <w:t>prediction</w:t>
+      </w:r>
+      <w:r>
+        <w:rPr>
+          <w:b w:val="0"/>
+        </w:rPr>
+        <w:t xml:space="preserve"> does not refit.</w:t>
+      </w:r>
+    </w:p>
+    <w:p>
+      <w:pPr>
+        <w:spacing w:line="336" w:lineRule="auto" w:after="180"/>
+      </w:pPr>
+      <w:r>
+        <w:rPr>
+          <w:b w:val="0"/>
+        </w:rPr>
+        <w:t xml:space="preserve">Week 13 introduces confusion matrices. Keep the ID-linked reference and </w:t>
+      </w:r>
+      <w:r>
+        <w:rPr>
+          <w:b/>
+        </w:rPr>
+        <w:t>prediction</w:t>
+      </w:r>
+      <w:r>
+        <w:rPr>
+          <w:b w:val="0"/>
+        </w:rPr>
+        <w:t xml:space="preserve"> pairs from this week.</w:t>
+      </w:r>
+    </w:p>
+    <w:p>
+      <w:pPr>
+        <w:spacing w:line="336" w:lineRule="auto" w:after="180"/>
+      </w:pPr>
+      <w:r>
+        <w:rPr>
+          <w:b w:val="0"/>
+        </w:rPr>
+        <w:t>Teacher reference: https://scikit-learn.org/stable/common_pitfalls.html (consistent pre</w:t>
+      </w:r>
+      <w:r>
+        <w:rPr>
+          <w:b/>
+        </w:rPr>
+        <w:t>process</w:t>
+      </w:r>
+      <w:r>
+        <w:rPr>
+          <w:b w:val="0"/>
+        </w:rPr>
+        <w:t xml:space="preserve">ing and </w:t>
+      </w:r>
+      <w:r>
+        <w:rPr>
+          <w:b/>
+        </w:rPr>
+        <w:t>training</w:t>
+      </w:r>
+      <w:r>
+        <w:rPr>
+          <w:b w:val="0"/>
+        </w:rPr>
+        <w:t xml:space="preserve">-only </w:t>
+      </w:r>
+      <w:r>
+        <w:rPr>
+          <w:b/>
+        </w:rPr>
+        <w:t>fitting</w:t>
+      </w:r>
+      <w:r>
+        <w:rPr>
+          <w:b w:val="0"/>
+        </w:rPr>
+        <w:t>; reviewed 2026-09-27).</w:t>
       </w:r>
     </w:p>
     <w:p>
@@ -3232,22 +7773,98 @@
         <w:pStyle w:val="Heading3"/>
       </w:pPr>
       <w:r>
-        <w:t>Support and fresh reassessment</w:t>
-      </w:r>
-    </w:p>
-    <w:p>
-      <w:r>
-        <w:t>Label each tuple field and use one query at a time. Provide a blank fit/predict/evaluate diagram without answers. Extension: use query (10,100) in the worked model. A and B both have scaled distance 1, C has 2; alphabetical ID order selects A clear. Explain why this convention must be recorded.</w:t>
-      </w:r>
-    </w:p>
-    <w:p>
-      <w:r>
-        <w:t>Require W4 minima (0,20), ranges (20,40), scaled queries (0.1,0.2),(0.9,0.9),(0.2,-0.2), IDs P,R,Q, predictions blocked,clear,clear and scores 2/3 versus 1/3. Fresh retry: L (5,80) clear, M (15,40) blocked, N (15,80) blocked. Fit gives minima (5,40), ranges (10,40). Queries (6,48),(14,76) scale to (0.1,0.2),(0.9,0.9), selecting L clear and N blocked. Require the input contract and a statement that prediction does not refit.</w:t>
-      </w:r>
-    </w:p>
-    <w:p>
-      <w:r>
-        <w:t>Week 13 introduces confusion matrices. Keep the ID-linked reference and prediction pairs from this week. Teacher reference: https://scikit-learn.org/stable/common_pitfalls.html (consistent preprocessing and training-only fitting; reviewed 2026-09-27).</w:t>
+        <w:t>Readiness and reassessment for Searching candidate rules</w:t>
+      </w:r>
+    </w:p>
+    <w:p>
+      <w:pPr>
+        <w:spacing w:line="336" w:lineRule="auto" w:after="180"/>
+      </w:pPr>
+      <w:r>
+        <w:rPr>
+          <w:b w:val="0"/>
+        </w:rPr>
+        <w:t xml:space="preserve">Use a number line and move a cutoff marker; place equality on the blocked side. Give a blank </w:t>
+      </w:r>
+      <w:r>
+        <w:rPr>
+          <w:b/>
+        </w:rPr>
+        <w:t>prediction</w:t>
+      </w:r>
+      <w:r>
+        <w:rPr>
+          <w:b w:val="0"/>
+        </w:rPr>
+        <w:t xml:space="preserve"> grid but no error counts.</w:t>
+      </w:r>
+    </w:p>
+    <w:p>
+      <w:pPr>
+        <w:spacing w:line="336" w:lineRule="auto" w:after="180"/>
+      </w:pPr>
+      <w:r>
+        <w:rPr>
+          <w:b w:val="0"/>
+        </w:rPr>
+        <w:t>Extension: reverse tied candidate order in the supplied code and explain why the retained cutoff changes unless the tie policy is implemented explicitly.</w:t>
+      </w:r>
+    </w:p>
+    <w:p>
+      <w:pPr>
+        <w:spacing w:line="336" w:lineRule="auto" w:after="180"/>
+      </w:pPr>
+      <w:r>
+        <w:rPr>
+          <w:b w:val="0"/>
+        </w:rPr>
+        <w:t xml:space="preserve">Require W4 </w:t>
+      </w:r>
+      <w:r>
+        <w:rPr>
+          <w:b/>
+        </w:rPr>
+        <w:t>training error</w:t>
+      </w:r>
+      <w:r>
+        <w:rPr>
+          <w:b w:val="0"/>
+        </w:rPr>
+        <w:t xml:space="preserve">s 1,2,1, cutoff 2, validation 3/4 and baseline 2/4 with a 25 percentage-point difference. Fresh retry: </w:t>
+      </w:r>
+      <w:r>
+        <w:rPr>
+          <w:b/>
+        </w:rPr>
+        <w:t>training</w:t>
+      </w:r>
+      <w:r>
+        <w:rPr>
+          <w:b w:val="0"/>
+        </w:rPr>
+        <w:t xml:space="preserve"> (2,blocked),(4,clear),(6,blocked),(8,clear), candidates 3,5,7.</w:t>
+      </w:r>
+    </w:p>
+    <w:p>
+      <w:pPr>
+        <w:spacing w:line="336" w:lineRule="auto" w:after="180"/>
+      </w:pPr>
+      <w:r>
+        <w:rPr>
+          <w:b w:val="0"/>
+        </w:rPr>
+        <w:t>Errors are 1,2,1; select 3. Validation (3,clear),(5,blocked),(7,clear),(9,clear) gives rule blocked,clear,clear,clear: 2/4. Baseline clear gives 3/4, so the rule is one correct example or 25 percentage points worse.</w:t>
+      </w:r>
+    </w:p>
+    <w:p>
+      <w:pPr>
+        <w:spacing w:line="336" w:lineRule="auto" w:after="180"/>
+      </w:pPr>
+      <w:r>
+        <w:rPr>
+          <w:b w:val="0"/>
+        </w:rPr>
+        <w:t>Require correct equality handling and a restrained claim.</w:t>
       </w:r>
     </w:p>
     <w:p>
@@ -3255,35 +7872,40 @@
         <w:pStyle w:val="Heading3"/>
       </w:pPr>
       <w:r>
-        <w:t>Readiness and reassessment for Searching candidate rules</w:t>
-      </w:r>
-    </w:p>
-    <w:p>
-      <w:r>
-        <w:t>Use a number line and move a cutoff marker; place equality on the blocked side. Give a blank prediction grid but no error counts. Extension: reverse tied candidate order in the supplied code and explain why the retained cutoff changes unless the tie policy is implemented explicitly.</w:t>
-      </w:r>
-    </w:p>
-    <w:p>
-      <w:r>
-        <w:t>Require W4 training errors 1,2,1, cutoff 2, validation 3/4 and baseline 2/4 with a 25 percentage-point difference. Fresh retry: training (2,blocked),(4,clear),(6,blocked),(8,clear), candidates 3,5,7. Errors are 1,2,1; select 3. Validation (3,clear),(5,blocked),(7,clear),(9,clear) gives rule blocked,clear,clear,clear: 2/4. Baseline clear gives 3/4, so the rule is one correct example or 25 percentage points worse. Require correct equality handling and a restrained claim.</w:t>
-      </w:r>
-    </w:p>
-    <w:p>
-      <w:pPr>
-        <w:pStyle w:val="Heading3"/>
-      </w:pPr>
-      <w:r>
         <w:t>Plan the delayed return</w:t>
       </w:r>
     </w:p>
     <w:p>
-      <w:r>
+      <w:pPr>
+        <w:spacing w:line="336" w:lineRule="auto" w:after="180"/>
+      </w:pPr>
+      <w:r>
+        <w:rPr>
+          <w:b w:val="0"/>
+        </w:rPr>
         <w:t>Suggested return points in this level: ai-4/14, ai-4/16, ai-4/19. Use actual classroom dates, adjusting for holidays and gaps. One, three and six teaching weeks are scheduling choices, not a claimed optimal spacing.</w:t>
       </w:r>
     </w:p>
     <w:p>
-      <w:r>
-        <w:t>At a delayed check, ask for the idea from memory and a changed application. Compare with the earlier independent response and record support used. For a new level, revisit the previous capstone before checking the new prerequisites.</w:t>
+      <w:pPr>
+        <w:spacing w:line="336" w:lineRule="auto" w:after="180"/>
+      </w:pPr>
+      <w:r>
+        <w:rPr>
+          <w:b w:val="0"/>
+        </w:rPr>
+        <w:t>At a delayed check, ask for the idea from memory and a changed application. Compare with the earlier independent response and record support used.</w:t>
+      </w:r>
+    </w:p>
+    <w:p>
+      <w:pPr>
+        <w:spacing w:line="336" w:lineRule="auto" w:after="180"/>
+      </w:pPr>
+      <w:r>
+        <w:rPr>
+          <w:b w:val="0"/>
+        </w:rPr>
+        <w:t>For a new level, revisit the previous capstone before checking the new prerequisites.</w:t>
       </w:r>
     </w:p>
     <w:tbl>
@@ -3443,8 +8065,26 @@
       </w:tr>
     </w:tbl>
     <w:p>
-      <w:r>
-        <w:t>Use the evidence to choose reteaching or the next step. A completed page, confidence rating or attractive project does not by itself demonstrate understanding.</w:t>
+      <w:pPr>
+        <w:spacing w:line="336" w:lineRule="auto" w:after="180"/>
+      </w:pPr>
+      <w:r>
+        <w:rPr>
+          <w:b w:val="0"/>
+        </w:rPr>
+        <w:t xml:space="preserve">Use the </w:t>
+      </w:r>
+      <w:r>
+        <w:rPr>
+          <w:b/>
+        </w:rPr>
+        <w:t>evidence</w:t>
+      </w:r>
+      <w:r>
+        <w:rPr>
+          <w:b w:val="0"/>
+        </w:rPr>
+        <w:t xml:space="preserve"> to choose reteaching or the next step. A completed page, confidence rating or attractive project does not by itself demonstrate understanding.</w:t>
       </w:r>
     </w:p>
     <w:p>
@@ -3456,8 +8096,37 @@
       </w:r>
     </w:p>
     <w:p>
-      <w:r>
-        <w:t>For your Responsible Plant Classifier, save the input, procedure, observed result and limitation of this check. Label this worked example as practice; use a different, previously unreviewed case when checking independent understanding.</w:t>
+      <w:pPr>
+        <w:spacing w:line="336" w:lineRule="auto" w:after="180"/>
+      </w:pPr>
+      <w:r>
+        <w:rPr>
+          <w:b w:val="0"/>
+        </w:rPr>
+        <w:t xml:space="preserve">For your Responsible Plant Classifier, save the </w:t>
+      </w:r>
+      <w:r>
+        <w:rPr>
+          <w:b/>
+        </w:rPr>
+        <w:t>input</w:t>
+      </w:r>
+      <w:r>
+        <w:rPr>
+          <w:b w:val="0"/>
+        </w:rPr>
+        <w:t>, procedure, observed result and limitation of this check.</w:t>
+      </w:r>
+    </w:p>
+    <w:p>
+      <w:pPr>
+        <w:spacing w:line="336" w:lineRule="auto" w:after="180"/>
+      </w:pPr>
+      <w:r>
+        <w:rPr>
+          <w:b w:val="0"/>
+        </w:rPr>
+        <w:t>Label this worked example as practice; use a different, previously unreviewed case when checking independent understanding.</w:t>
       </w:r>
     </w:p>
     <w:p>
@@ -3469,16 +8138,67 @@
       </w:r>
     </w:p>
     <w:p>
-      <w:pPr>
-        <w:pStyle w:val="Heading3"/>
-      </w:pPr>
-      <w:r>
-        <w:t>Fit and test a threshold classifier</w:t>
-      </w:r>
-    </w:p>
-    <w:p>
-      <w:r>
-        <w:t>The program chooses a threshold using training labels only. Spotted is 1 and healthy is 0. Candidate thresholds lie between consecutive training values. Test rows are used after selection.</w:t>
+      <w:r>
+        <w:t>Use the supplied Train a Classifier task to record your reasoning, evidence and next step.</w:t>
+      </w:r>
+    </w:p>
+    <w:p>
+      <w:pPr>
+        <w:spacing w:line="336" w:lineRule="auto" w:after="180"/>
+      </w:pPr>
+      <w:r>
+        <w:rPr>
+          <w:b w:val="0"/>
+        </w:rPr>
+        <w:t xml:space="preserve">The program chooses a </w:t>
+      </w:r>
+      <w:r>
+        <w:rPr>
+          <w:b/>
+        </w:rPr>
+        <w:t>threshold</w:t>
+      </w:r>
+      <w:r>
+        <w:rPr>
+          <w:b w:val="0"/>
+        </w:rPr>
+        <w:t xml:space="preserve"> using </w:t>
+      </w:r>
+      <w:r>
+        <w:rPr>
+          <w:b/>
+        </w:rPr>
+        <w:t>training</w:t>
+      </w:r>
+      <w:r>
+        <w:rPr>
+          <w:b w:val="0"/>
+        </w:rPr>
+        <w:t xml:space="preserve"> labels only. Spotted is 1 and healthy is 0. Candidate </w:t>
+      </w:r>
+      <w:r>
+        <w:rPr>
+          <w:b/>
+        </w:rPr>
+        <w:t>threshold</w:t>
+      </w:r>
+      <w:r>
+        <w:rPr>
+          <w:b w:val="0"/>
+        </w:rPr>
+        <w:t xml:space="preserve">s lie between consecutive </w:t>
+      </w:r>
+      <w:r>
+        <w:rPr>
+          <w:b/>
+        </w:rPr>
+        <w:t>training</w:t>
+      </w:r>
+      <w:r>
+        <w:rPr>
+          <w:b w:val="0"/>
+        </w:rPr>
+        <w:t xml:space="preserve"> values. Test rows are used after selection.</w:t>
       </w:r>
     </w:p>
     <w:p>
@@ -3520,13 +8240,108 @@
       </w:r>
     </w:p>
     <w:p>
-      <w:r>
-        <w:t>Expected output: 2.5 [0, 1] 2 2</w:t>
-      </w:r>
-    </w:p>
-    <w:p>
-      <w:r>
-        <w:t>Candidate thresholds 0.5, 2.5 and 4.5 have training errors 1, 0 and 1. The selected threshold is 2.5. Both test predictions are correct. This tiny artificial example demonstrates fitting and evaluation; it does not establish reliability on real leaf photos.</w:t>
+      <w:pPr>
+        <w:spacing w:line="336" w:lineRule="auto" w:after="180"/>
+      </w:pPr>
+      <w:r>
+        <w:rPr>
+          <w:b w:val="0"/>
+        </w:rPr>
+        <w:t xml:space="preserve">Expected </w:t>
+      </w:r>
+      <w:r>
+        <w:rPr>
+          <w:b/>
+        </w:rPr>
+        <w:t>output</w:t>
+      </w:r>
+      <w:r>
+        <w:rPr>
+          <w:b w:val="0"/>
+        </w:rPr>
+        <w:t>: 2.5 [0, 1] 2 2</w:t>
+      </w:r>
+    </w:p>
+    <w:p>
+      <w:pPr>
+        <w:spacing w:line="336" w:lineRule="auto" w:after="180"/>
+      </w:pPr>
+      <w:r>
+        <w:rPr>
+          <w:b w:val="0"/>
+        </w:rPr>
+        <w:t xml:space="preserve">Candidate </w:t>
+      </w:r>
+      <w:r>
+        <w:rPr>
+          <w:b/>
+        </w:rPr>
+        <w:t>threshold</w:t>
+      </w:r>
+      <w:r>
+        <w:rPr>
+          <w:b w:val="0"/>
+        </w:rPr>
+        <w:t xml:space="preserve">s 0.5, 2.5 and 4.5 have </w:t>
+      </w:r>
+      <w:r>
+        <w:rPr>
+          <w:b/>
+        </w:rPr>
+        <w:t>training error</w:t>
+      </w:r>
+      <w:r>
+        <w:rPr>
+          <w:b w:val="0"/>
+        </w:rPr>
+        <w:t xml:space="preserve">s 1, 0 and 1. The selected </w:t>
+      </w:r>
+      <w:r>
+        <w:rPr>
+          <w:b/>
+        </w:rPr>
+        <w:t>threshold</w:t>
+      </w:r>
+      <w:r>
+        <w:rPr>
+          <w:b w:val="0"/>
+        </w:rPr>
+        <w:t xml:space="preserve"> is 2.5. Both test </w:t>
+      </w:r>
+      <w:r>
+        <w:rPr>
+          <w:b/>
+        </w:rPr>
+        <w:t>prediction</w:t>
+      </w:r>
+      <w:r>
+        <w:rPr>
+          <w:b w:val="0"/>
+        </w:rPr>
+        <w:t>s are correct.</w:t>
+      </w:r>
+    </w:p>
+    <w:p>
+      <w:pPr>
+        <w:spacing w:line="336" w:lineRule="auto" w:after="180"/>
+      </w:pPr>
+      <w:r>
+        <w:rPr>
+          <w:b w:val="0"/>
+        </w:rPr>
+        <w:t xml:space="preserve">This tiny artificial example demonstrates </w:t>
+      </w:r>
+      <w:r>
+        <w:rPr>
+          <w:b/>
+        </w:rPr>
+        <w:t>fitting</w:t>
+      </w:r>
+      <w:r>
+        <w:rPr>
+          <w:b w:val="0"/>
+        </w:rPr>
+        <w:t xml:space="preserve"> and evaluation; it does not establish reliability on real leaf photos.</w:t>
       </w:r>
     </w:p>
     <w:p>
@@ -3538,13 +8353,85 @@
       </w:r>
     </w:p>
     <w:p>
-      <w:r>
-        <w:t>Change the final test row to (3, 0), keeping training unchanged. Predict before running.</w:t>
-      </w:r>
-    </w:p>
-    <w:p>
-      <w:r>
-        <w:t>Teacher answer: Threshold remains 2.5 and predictions remain [0, 1], but only 1/2 test predictions is correct.</w:t>
+      <w:pPr>
+        <w:spacing w:line="336" w:lineRule="auto" w:after="180"/>
+      </w:pPr>
+      <w:r>
+        <w:rPr>
+          <w:b w:val="0"/>
+        </w:rPr>
+        <w:t xml:space="preserve">Change the final test row to (3, 0), keeping </w:t>
+      </w:r>
+      <w:r>
+        <w:rPr>
+          <w:b/>
+        </w:rPr>
+        <w:t>training</w:t>
+      </w:r>
+      <w:r>
+        <w:rPr>
+          <w:b w:val="0"/>
+        </w:rPr>
+        <w:t xml:space="preserve"> unchanged. </w:t>
+      </w:r>
+      <w:r>
+        <w:rPr>
+          <w:b/>
+        </w:rPr>
+        <w:t>Predict</w:t>
+      </w:r>
+      <w:r>
+        <w:rPr>
+          <w:b w:val="0"/>
+        </w:rPr>
+        <w:t xml:space="preserve"> before running.</w:t>
+      </w:r>
+    </w:p>
+    <w:p>
+      <w:pPr>
+        <w:spacing w:line="336" w:lineRule="auto" w:after="180"/>
+      </w:pPr>
+      <w:r>
+        <w:rPr>
+          <w:b w:val="0"/>
+        </w:rPr>
+        <w:t xml:space="preserve">Teacher answer: </w:t>
+      </w:r>
+      <w:r>
+        <w:rPr>
+          <w:b/>
+        </w:rPr>
+        <w:t>Threshold</w:t>
+      </w:r>
+      <w:r>
+        <w:rPr>
+          <w:b w:val="0"/>
+        </w:rPr>
+        <w:t xml:space="preserve"> remains 2.5 and </w:t>
+      </w:r>
+      <w:r>
+        <w:rPr>
+          <w:b/>
+        </w:rPr>
+        <w:t>prediction</w:t>
+      </w:r>
+      <w:r>
+        <w:rPr>
+          <w:b w:val="0"/>
+        </w:rPr>
+        <w:t xml:space="preserve">s remain [0, 1], but only 1/2 test </w:t>
+      </w:r>
+      <w:r>
+        <w:rPr>
+          <w:b/>
+        </w:rPr>
+        <w:t>prediction</w:t>
+      </w:r>
+      <w:r>
+        <w:rPr>
+          <w:b w:val="0"/>
+        </w:rPr>
+        <w:t>s is correct.</w:t>
       </w:r>
     </w:p>
     <w:p>
@@ -3557,12 +8444,80 @@
     </w:p>
     <w:p>
       <w:r>
-        <w:t>Teaching target: Connect training-only scaling and neighbour prediction in one pipeline</w:t>
-      </w:r>
-    </w:p>
-    <w:p>
-      <w:r>
-        <w:t>Prepare the labelled worked-case picture, the matching workbook, fictional input cards and a place for individual responses. Check a local Python 3 environment before class; have a paper-trace version ready.</w:t>
+        <w:t>Use this preparation summary alongside the detailed Train a Classifier lesson; it is a checklist rather than a replacement for the full sequence.</w:t>
+      </w:r>
+    </w:p>
+    <w:p>
+      <w:pPr>
+        <w:pStyle w:val="Heading3"/>
+      </w:pPr>
+      <w:r>
+        <w:t>Teaching target</w:t>
+      </w:r>
+    </w:p>
+    <w:p>
+      <w:pPr>
+        <w:spacing w:line="336" w:lineRule="auto" w:after="180"/>
+        <w:shd w:fill="EDF7F3"/>
+      </w:pPr>
+      <w:r>
+        <w:rPr>
+          <w:b w:val="0"/>
+        </w:rPr>
+        <w:t xml:space="preserve">Teaching target: Connect </w:t>
+      </w:r>
+      <w:r>
+        <w:rPr>
+          <w:b/>
+        </w:rPr>
+        <w:t>training</w:t>
+      </w:r>
+      <w:r>
+        <w:rPr>
+          <w:b w:val="0"/>
+        </w:rPr>
+        <w:t xml:space="preserve">-only scaling and neighbour </w:t>
+      </w:r>
+      <w:r>
+        <w:rPr>
+          <w:b/>
+        </w:rPr>
+        <w:t>prediction</w:t>
+      </w:r>
+      <w:r>
+        <w:rPr>
+          <w:b w:val="0"/>
+        </w:rPr>
+        <w:t xml:space="preserve"> in one </w:t>
+      </w:r>
+      <w:r>
+        <w:rPr>
+          <w:b/>
+        </w:rPr>
+        <w:t>pipeline</w:t>
+      </w:r>
+    </w:p>
+    <w:p>
+      <w:pPr>
+        <w:spacing w:line="336" w:lineRule="auto" w:after="180"/>
+      </w:pPr>
+      <w:r>
+        <w:rPr>
+          <w:b w:val="0"/>
+        </w:rPr>
+        <w:t xml:space="preserve">Prepare the labelled worked-case picture, the matching workbook, fictional </w:t>
+      </w:r>
+      <w:r>
+        <w:rPr>
+          <w:b/>
+        </w:rPr>
+        <w:t>input</w:t>
+      </w:r>
+      <w:r>
+        <w:rPr>
+          <w:b w:val="0"/>
+        </w:rPr>
+        <w:t xml:space="preserve"> cards and a place for individual responses. Check a local Python 3 environment before class; have a paper-trace version ready.</w:t>
       </w:r>
     </w:p>
     <w:tbl>
@@ -3709,37 +8664,304 @@
       </w:tr>
     </w:tbl>
     <w:p>
-      <w:r>
-        <w:t>Before class, solve the supported practice: Give the IDs and labels printed for V1,V2,V3. Use references clear,blocked,clear to calculate accuracy and the training-majority baseline. Which error should repeat in an unchanged rerun?</w:t>
-      </w:r>
-    </w:p>
-    <w:p>
-      <w:r>
-        <w:t>Reasoned practice answer: V1 selects A clear, V2 C blocked, V3 B blocked. Accuracy is 2/3. The training-majority blocked baseline is correct only for V2, scoring 1/3. V3 is the repeatable error; repeated output does not turn it into a correct prediction.</w:t>
-      </w:r>
-    </w:p>
-    <w:p>
-      <w:r>
-        <w:t>Check every learner before discussion: Use the worked case for A reproducible classifier pipeline. Proposed explanation: “A pipeline prevents every leak automatically”. Decide whether this explanation is supported. Point to the step or supplied fact that decides; explain your repair if needed.</w:t>
-      </w:r>
-    </w:p>
-    <w:p>
-      <w:r>
-        <w:t>Misconception repair: Correct sequencing cannot fix a fit call that receives held-out rows or features unavailable at prediction time.</w:t>
-      </w:r>
-    </w:p>
-    <w:p>
-      <w:r>
-        <w:t>Support: read the exact case aloud, enlarge the labelled picture, supply input cards and model only the first deciding step. Accept a spoken explanation or drawing; retain the reasoning goal.</w:t>
-      </w:r>
-    </w:p>
-    <w:p>
-      <w:r>
-        <w:t>Extension: Transform training but leave query numerically at 5. Require a prediction and a reason before comparing. Expected result: Distances become 15 and 55, incorrectly selecting healthy. Reason: The query is now compared in inconsistent units; the changed result is a pipeline defect.</w:t>
-      </w:r>
-    </w:p>
-    <w:p>
-      <w:r>
+      <w:pPr>
+        <w:spacing w:line="336" w:lineRule="auto" w:after="180"/>
+        <w:shd w:fill="F5F1FB"/>
+      </w:pPr>
+      <w:r>
+        <w:rPr>
+          <w:b w:val="0"/>
+        </w:rPr>
+        <w:t xml:space="preserve">Before class, solve the supported practice: Give the IDs and labels printed for V1,V2,V3. Use references clear,blocked,clear to calculate accuracy and the </w:t>
+      </w:r>
+      <w:r>
+        <w:rPr>
+          <w:b/>
+        </w:rPr>
+        <w:t>training</w:t>
+      </w:r>
+      <w:r>
+        <w:rPr>
+          <w:b w:val="0"/>
+        </w:rPr>
+        <w:t>-majority baseline.</w:t>
+      </w:r>
+    </w:p>
+    <w:p>
+      <w:pPr>
+        <w:spacing w:line="336" w:lineRule="auto" w:after="180"/>
+        <w:shd w:fill="F5F1FB"/>
+      </w:pPr>
+      <w:r>
+        <w:rPr>
+          <w:b w:val="0"/>
+        </w:rPr>
+        <w:t>Which error should repeat in an unchanged rerun?</w:t>
+      </w:r>
+    </w:p>
+    <w:p>
+      <w:pPr>
+        <w:pStyle w:val="Heading3"/>
+      </w:pPr>
+      <w:r>
+        <w:t>Supported practice answer</w:t>
+      </w:r>
+    </w:p>
+    <w:p>
+      <w:pPr>
+        <w:spacing w:line="336" w:lineRule="auto" w:after="180"/>
+        <w:shd w:fill="F1F6FC"/>
+      </w:pPr>
+      <w:r>
+        <w:rPr>
+          <w:b w:val="0"/>
+        </w:rPr>
+        <w:t xml:space="preserve">Reasoned practice answer: V1 selects A clear, V2 C blocked, V3 B blocked. Accuracy is 2/3. The </w:t>
+      </w:r>
+      <w:r>
+        <w:rPr>
+          <w:b/>
+        </w:rPr>
+        <w:t>training</w:t>
+      </w:r>
+      <w:r>
+        <w:rPr>
+          <w:b w:val="0"/>
+        </w:rPr>
+        <w:t>-majority blocked baseline is correct only for V2, scoring 1/3.</w:t>
+      </w:r>
+    </w:p>
+    <w:p>
+      <w:pPr>
+        <w:spacing w:line="336" w:lineRule="auto" w:after="180"/>
+        <w:shd w:fill="F1F6FC"/>
+      </w:pPr>
+      <w:r>
+        <w:rPr>
+          <w:b w:val="0"/>
+        </w:rPr>
+        <w:t xml:space="preserve">V3 is the repeatable error; repeated </w:t>
+      </w:r>
+      <w:r>
+        <w:rPr>
+          <w:b/>
+        </w:rPr>
+        <w:t>output</w:t>
+      </w:r>
+      <w:r>
+        <w:rPr>
+          <w:b w:val="0"/>
+        </w:rPr>
+        <w:t xml:space="preserve"> does not turn it into a correct </w:t>
+      </w:r>
+      <w:r>
+        <w:rPr>
+          <w:b/>
+        </w:rPr>
+        <w:t>prediction</w:t>
+      </w:r>
+      <w:r>
+        <w:rPr>
+          <w:b w:val="0"/>
+        </w:rPr>
+        <w:t>.</w:t>
+      </w:r>
+    </w:p>
+    <w:p>
+      <w:pPr>
+        <w:spacing w:line="336" w:lineRule="auto" w:after="180"/>
+      </w:pPr>
+      <w:r>
+        <w:rPr>
+          <w:b w:val="0"/>
+        </w:rPr>
+        <w:t xml:space="preserve">Check every learner before discussion: Use the worked case for A reproducible classifier </w:t>
+      </w:r>
+      <w:r>
+        <w:rPr>
+          <w:b/>
+        </w:rPr>
+        <w:t>pipeline</w:t>
+      </w:r>
+      <w:r>
+        <w:rPr>
+          <w:b w:val="0"/>
+        </w:rPr>
+        <w:t xml:space="preserve">. Proposed explanation: “A </w:t>
+      </w:r>
+      <w:r>
+        <w:rPr>
+          <w:b/>
+        </w:rPr>
+        <w:t>pipeline</w:t>
+      </w:r>
+      <w:r>
+        <w:rPr>
+          <w:b w:val="0"/>
+        </w:rPr>
+        <w:t xml:space="preserve"> prevents every leak automatically”. Decide whether this explanation is supported.</w:t>
+      </w:r>
+    </w:p>
+    <w:p>
+      <w:pPr>
+        <w:spacing w:line="336" w:lineRule="auto" w:after="180"/>
+      </w:pPr>
+      <w:r>
+        <w:rPr>
+          <w:b w:val="0"/>
+        </w:rPr>
+        <w:t>Point to the step or supplied fact that decides; explain your repair if needed.</w:t>
+      </w:r>
+    </w:p>
+    <w:p>
+      <w:pPr>
+        <w:pStyle w:val="Heading3"/>
+      </w:pPr>
+      <w:r>
+        <w:t>Repair the misconception</w:t>
+      </w:r>
+    </w:p>
+    <w:p>
+      <w:pPr>
+        <w:spacing w:line="336" w:lineRule="auto" w:after="180"/>
+        <w:shd w:fill="FFF5E6"/>
+      </w:pPr>
+      <w:r>
+        <w:rPr>
+          <w:b w:val="0"/>
+        </w:rPr>
+        <w:t xml:space="preserve">Misconception repair: Correct sequencing cannot fix a fit call that receives held-out rows or features unavailable at </w:t>
+      </w:r>
+      <w:r>
+        <w:rPr>
+          <w:b/>
+        </w:rPr>
+        <w:t>prediction</w:t>
+      </w:r>
+      <w:r>
+        <w:rPr>
+          <w:b w:val="0"/>
+        </w:rPr>
+        <w:t xml:space="preserve"> time.</w:t>
+      </w:r>
+    </w:p>
+    <w:p>
+      <w:pPr>
+        <w:pStyle w:val="Heading3"/>
+      </w:pPr>
+      <w:r>
+        <w:t>Support without giving away the answer</w:t>
+      </w:r>
+    </w:p>
+    <w:p>
+      <w:pPr>
+        <w:spacing w:line="336" w:lineRule="auto" w:after="180"/>
+        <w:shd w:fill="F1F6F8"/>
+      </w:pPr>
+      <w:r>
+        <w:rPr>
+          <w:b w:val="0"/>
+        </w:rPr>
+        <w:t xml:space="preserve">Support: read the exact case aloud, enlarge the labelled picture, supply </w:t>
+      </w:r>
+      <w:r>
+        <w:rPr>
+          <w:b/>
+        </w:rPr>
+        <w:t>input</w:t>
+      </w:r>
+      <w:r>
+        <w:rPr>
+          <w:b w:val="0"/>
+        </w:rPr>
+        <w:t xml:space="preserve"> cards and model only the first deciding step. Accept a spoken explanation or drawing; retain the reasoning goal.</w:t>
+      </w:r>
+    </w:p>
+    <w:p>
+      <w:pPr>
+        <w:pStyle w:val="Heading3"/>
+      </w:pPr>
+      <w:r>
+        <w:t>Extend the reasoning</w:t>
+      </w:r>
+    </w:p>
+    <w:p>
+      <w:pPr>
+        <w:spacing w:line="336" w:lineRule="auto" w:after="180"/>
+        <w:shd w:fill="F5F1FB"/>
+      </w:pPr>
+      <w:r>
+        <w:rPr>
+          <w:b w:val="0"/>
+        </w:rPr>
+        <w:t xml:space="preserve">Extension: Transform </w:t>
+      </w:r>
+      <w:r>
+        <w:rPr>
+          <w:b/>
+        </w:rPr>
+        <w:t>training</w:t>
+      </w:r>
+      <w:r>
+        <w:rPr>
+          <w:b w:val="0"/>
+        </w:rPr>
+        <w:t xml:space="preserve"> but leave query numerically at 5. Require a </w:t>
+      </w:r>
+      <w:r>
+        <w:rPr>
+          <w:b/>
+        </w:rPr>
+        <w:t>prediction</w:t>
+      </w:r>
+      <w:r>
+        <w:rPr>
+          <w:b w:val="0"/>
+        </w:rPr>
+        <w:t xml:space="preserve"> and a reason before comparing. Expected result: Distances become 15 and 55, incorrectly selecting healthy.</w:t>
+      </w:r>
+    </w:p>
+    <w:p>
+      <w:pPr>
+        <w:spacing w:line="336" w:lineRule="auto" w:after="180"/>
+        <w:shd w:fill="F5F1FB"/>
+      </w:pPr>
+      <w:r>
+        <w:rPr>
+          <w:b w:val="0"/>
+        </w:rPr>
+        <w:t xml:space="preserve">Reason: The query is now compared in inconsistent units; the changed result is a </w:t>
+      </w:r>
+      <w:r>
+        <w:rPr>
+          <w:b/>
+        </w:rPr>
+        <w:t>pipeline</w:t>
+      </w:r>
+      <w:r>
+        <w:rPr>
+          <w:b w:val="0"/>
+        </w:rPr>
+        <w:t xml:space="preserve"> defect.</w:t>
+      </w:r>
+    </w:p>
+    <w:p>
+      <w:pPr>
+        <w:pStyle w:val="Heading3"/>
+      </w:pPr>
+      <w:r>
+        <w:t>Protect the independent attempt</w:t>
+      </w:r>
+    </w:p>
+    <w:p>
+      <w:pPr>
+        <w:spacing w:line="336" w:lineRule="auto" w:after="180"/>
+        <w:shd w:fill="FFF5E6"/>
+      </w:pPr>
+      <w:r>
+        <w:rPr>
+          <w:b w:val="0"/>
+        </w:rPr>
         <w:t>Independent assessment: withhold the reserved answer until the learner has attempted the new case. Record support separately from correctness.</w:t>
       </w:r>
     </w:p>
@@ -3928,13 +9150,46 @@
       </w:tr>
     </w:tbl>
     <w:p>
-      <w:r>
+      <w:pPr>
+        <w:pStyle w:val="Heading3"/>
+      </w:pPr>
+      <w:r>
+        <w:t>Project checkpoint</w:t>
+      </w:r>
+    </w:p>
+    <w:p>
+      <w:pPr>
+        <w:spacing w:line="336" w:lineRule="auto" w:after="180"/>
+        <w:shd w:fill="EDF7F3"/>
+      </w:pPr>
+      <w:r>
+        <w:rPr>
+          <w:b w:val="0"/>
+        </w:rPr>
         <w:t>Project checkpoint: Test changed cases. Keep normal, boundary and failure cases; compare expected and observed results.</w:t>
       </w:r>
     </w:p>
     <w:p>
-      <w:r>
-        <w:t>Use the weekly teacher answer for topic-specific reasoning. A saved progress tick is an activity record; judge mastery from the learner’s explanation and evidence.</w:t>
+      <w:pPr>
+        <w:spacing w:line="336" w:lineRule="auto" w:after="180"/>
+      </w:pPr>
+      <w:r>
+        <w:rPr>
+          <w:b w:val="0"/>
+        </w:rPr>
+        <w:t xml:space="preserve">Use the weekly teacher answer for topic-specific reasoning. A saved progress tick is an activity record; judge mastery from the learner’s explanation and </w:t>
+      </w:r>
+      <w:r>
+        <w:rPr>
+          <w:b/>
+        </w:rPr>
+        <w:t>evidence</w:t>
+      </w:r>
+      <w:r>
+        <w:rPr>
+          <w:b w:val="0"/>
+        </w:rPr>
+        <w:t>.</w:t>
       </w:r>
     </w:p>
     <w:p>
@@ -3947,27 +9202,1160 @@
     </w:p>
     <w:p>
       <w:r>
-        <w:t>Use the two formative questions as supported practice, not as independent mastery scores. Discuss the deciding evidence rather than accepting a guessed selection.</w:t>
-      </w:r>
-    </w:p>
-    <w:p>
-      <w:r>
+        <w:t>Use feedback, earlier review and portfolios purposefully. Apply the coding routine only when this lesson has an executable lab.</w:t>
+      </w:r>
+    </w:p>
+    <w:p>
+      <w:pPr>
+        <w:spacing w:line="336" w:lineRule="auto" w:after="180"/>
+      </w:pPr>
+      <w:r>
+        <w:rPr>
+          <w:b w:val="0"/>
+        </w:rPr>
+        <w:t xml:space="preserve">Use the two formative questions as supported practice, not as independent mastery scores. Discuss the deciding </w:t>
+      </w:r>
+      <w:r>
+        <w:rPr>
+          <w:b/>
+        </w:rPr>
+        <w:t>evidence</w:t>
+      </w:r>
+      <w:r>
+        <w:rPr>
+          <w:b w:val="0"/>
+        </w:rPr>
+        <w:t xml:space="preserve"> rather than accepting a guessed selection.</w:t>
+      </w:r>
+    </w:p>
+    <w:p>
+      <w:pPr>
+        <w:spacing w:line="336" w:lineRule="auto" w:after="180"/>
+      </w:pPr>
+      <w:r>
+        <w:rPr>
+          <w:b w:val="0"/>
+        </w:rPr>
         <w:t>The feedback comes from the reviewed public worked case. Do not reveal the separately reserved independent teacher answer until the learner has attempted that case.</w:t>
       </w:r>
     </w:p>
     <w:p>
-      <w:r>
-        <w:t>Ask students to predict before running code. Preserve errors and actual outputs; collect a changed test and an explanation. The branch-boundary and indexing lessons deliberately include failure cases.</w:t>
-      </w:r>
-    </w:p>
-    <w:p>
-      <w:r>
+      <w:pPr>
+        <w:spacing w:line="336" w:lineRule="auto" w:after="180"/>
+      </w:pPr>
+      <w:r>
+        <w:rPr>
+          <w:b w:val="0"/>
+        </w:rPr>
+        <w:t xml:space="preserve">Ask students to </w:t>
+      </w:r>
+      <w:r>
+        <w:rPr>
+          <w:b/>
+        </w:rPr>
+        <w:t>predict</w:t>
+      </w:r>
+      <w:r>
+        <w:rPr>
+          <w:b w:val="0"/>
+        </w:rPr>
+        <w:t xml:space="preserve"> before running code. Preserve errors and actual </w:t>
+      </w:r>
+      <w:r>
+        <w:rPr>
+          <w:b/>
+        </w:rPr>
+        <w:t>output</w:t>
+      </w:r>
+      <w:r>
+        <w:rPr>
+          <w:b w:val="0"/>
+        </w:rPr>
+        <w:t>s; collect a changed test and an explanation. The branch-boundary and indexing lessons deliberately include failure cases.</w:t>
+      </w:r>
+    </w:p>
+    <w:p>
+      <w:pPr>
+        <w:spacing w:line="336" w:lineRule="auto" w:after="180"/>
+      </w:pPr>
+      <w:r>
+        <w:rPr>
+          <w:b w:val="0"/>
+        </w:rPr>
         <w:t>Use the earlier worked-explanation links to address a specific missing building block, then return to the current question. Adapt this suggestion after observing the learner; it is not an automatic diagnosis.</w:t>
       </w:r>
     </w:p>
     <w:p>
-      <w:r>
-        <w:t>Collect the completed-work portfolio as evidence. Record support separately from correctness, and assess explanation, trace/test and limitations. Progress ticks and quiz selections alone do not establish mastery.</w:t>
+      <w:pPr>
+        <w:spacing w:line="336" w:lineRule="auto" w:after="180"/>
+      </w:pPr>
+      <w:r>
+        <w:rPr>
+          <w:b w:val="0"/>
+        </w:rPr>
+        <w:t xml:space="preserve">Collect the completed-work portfolio as </w:t>
+      </w:r>
+      <w:r>
+        <w:rPr>
+          <w:b/>
+        </w:rPr>
+        <w:t>evidence</w:t>
+      </w:r>
+      <w:r>
+        <w:rPr>
+          <w:b w:val="0"/>
+        </w:rPr>
+        <w:t>. Record support separately from correctness, and assess explanation, trace/test and limitations. Progress ticks and quiz selections alone do not establish mastery.</w:t>
+      </w:r>
+    </w:p>
+    <w:p>
+      <w:pPr>
+        <w:pStyle w:val="Heading1"/>
+      </w:pPr>
+      <w:r>
+        <w:t>10. Visual concept journey</w:t>
+      </w:r>
+    </w:p>
+    <w:p>
+      <w:r>
+        <w:t>Show one Train a Classifier graphic at a time, request a prediction and discuss its trace before the independent assessment.</w:t>
+      </w:r>
+    </w:p>
+    <w:p>
+      <w:pPr>
+        <w:spacing w:line="336" w:lineRule="auto" w:after="180"/>
+      </w:pPr>
+      <w:r>
+        <w:rPr>
+          <w:b w:val="0"/>
+        </w:rPr>
+        <w:t xml:space="preserve">Use one picture at a time. Hide a worked result before asking for a </w:t>
+      </w:r>
+      <w:r>
+        <w:rPr>
+          <w:b/>
+        </w:rPr>
+        <w:t>prediction</w:t>
+      </w:r>
+      <w:r>
+        <w:rPr>
+          <w:b w:val="0"/>
+        </w:rPr>
+        <w:t>, then reveal it for feedback. These are supported teaching cases; retain the separate independent assessment for a fresh first attempt.</w:t>
+      </w:r>
+    </w:p>
+    <w:p>
+      <w:pPr>
+        <w:pStyle w:val="Heading3"/>
+      </w:pPr>
+      <w:r>
+        <w:t>01. Train a Classifier: the case</w:t>
+      </w:r>
+    </w:p>
+    <w:p>
+      <w:r>
+        <w:drawing>
+          <wp:inline xmlns:a="http://schemas.openxmlformats.org/drawingml/2006/main" xmlns:pic="http://schemas.openxmlformats.org/drawingml/2006/picture">
+            <wp:extent cx="5486400" cy="3142488"/>
+            <wp:docPr id="2" name="Picture 2" descr="Separate a reproducible fitted pipeline from merely displaying predictions. Supplied facts: Toy training lengths are [2, 6] cm with labels [healthy, spotted]. Pipeline converts cm to mm, then uses k=1 absolute distance. Query is 5 cm. All inputs and outcomes in this worked example are invented classroom data; no real model run is claimed."/>
+            <wp:cNvGraphicFramePr>
+              <a:graphicFrameLocks noChangeAspect="1"/>
+            </wp:cNvGraphicFramePr>
+            <a:graphic>
+              <a:graphicData uri="http://schemas.openxmlformats.org/drawingml/2006/picture">
+                <pic:pic>
+                  <pic:nvPicPr>
+                    <pic:cNvPr id="0" name="academy-story-ai-4-13-01.png"/>
+                    <pic:cNvPicPr/>
+                  </pic:nvPicPr>
+                  <pic:blipFill>
+                    <a:blip r:embed="rId10"/>
+                    <a:stretch>
+                      <a:fillRect/>
+                    </a:stretch>
+                  </pic:blipFill>
+                  <pic:spPr>
+                    <a:xfrm>
+                      <a:off x="0" y="0"/>
+                      <a:ext cx="5486400" cy="3142488"/>
+                    </a:xfrm>
+                    <a:prstGeom prst="rect"/>
+                  </pic:spPr>
+                </pic:pic>
+              </a:graphicData>
+            </a:graphic>
+          </wp:inline>
+        </w:drawing>
+      </w:r>
+    </w:p>
+    <w:p>
+      <w:pPr>
+        <w:spacing w:line="336" w:lineRule="auto" w:after="180"/>
+      </w:pPr>
+      <w:r>
+        <w:rPr>
+          <w:b w:val="0"/>
+        </w:rPr>
+        <w:t xml:space="preserve">Separate a reproducible fitted </w:t>
+      </w:r>
+      <w:r>
+        <w:rPr>
+          <w:b/>
+        </w:rPr>
+        <w:t>pipeline</w:t>
+      </w:r>
+      <w:r>
+        <w:rPr>
+          <w:b w:val="0"/>
+        </w:rPr>
+        <w:t xml:space="preserve"> from merely displaying </w:t>
+      </w:r>
+      <w:r>
+        <w:rPr>
+          <w:b/>
+        </w:rPr>
+        <w:t>prediction</w:t>
+      </w:r>
+      <w:r>
+        <w:rPr>
+          <w:b w:val="0"/>
+        </w:rPr>
+        <w:t xml:space="preserve">s. Supplied facts: Toy </w:t>
+      </w:r>
+      <w:r>
+        <w:rPr>
+          <w:b/>
+        </w:rPr>
+        <w:t>training</w:t>
+      </w:r>
+      <w:r>
+        <w:rPr>
+          <w:b w:val="0"/>
+        </w:rPr>
+        <w:t xml:space="preserve"> lengths are [2, 6] cm with labels [healthy, spotted]. </w:t>
+      </w:r>
+      <w:r>
+        <w:rPr>
+          <w:b/>
+        </w:rPr>
+        <w:t>Pipeline</w:t>
+      </w:r>
+      <w:r>
+        <w:rPr>
+          <w:b w:val="0"/>
+        </w:rPr>
+        <w:t xml:space="preserve"> converts cm to mm, then uses k=1 absolute distance.</w:t>
+      </w:r>
+    </w:p>
+    <w:p>
+      <w:pPr>
+        <w:spacing w:line="336" w:lineRule="auto" w:after="180"/>
+      </w:pPr>
+      <w:r>
+        <w:rPr>
+          <w:b w:val="0"/>
+        </w:rPr>
+        <w:t xml:space="preserve">Query is 5 cm. All </w:t>
+      </w:r>
+      <w:r>
+        <w:rPr>
+          <w:b/>
+        </w:rPr>
+        <w:t>input</w:t>
+      </w:r>
+      <w:r>
+        <w:rPr>
+          <w:b w:val="0"/>
+        </w:rPr>
+        <w:t>s and outcomes in this worked example are invented classroom data; no real model run is claimed.</w:t>
+      </w:r>
+    </w:p>
+    <w:p>
+      <w:pPr>
+        <w:spacing w:line="336" w:lineRule="auto" w:after="180"/>
+        <w:shd w:fill="F5F1FB"/>
+      </w:pPr>
+      <w:r>
+        <w:rPr>
+          <w:b w:val="0"/>
+        </w:rPr>
+        <w:t>Point to the given fact that matters most. Explain why it matters.</w:t>
+      </w:r>
+    </w:p>
+    <w:p>
+      <w:pPr>
+        <w:pStyle w:val="Heading3"/>
+      </w:pPr>
+      <w:r>
+        <w:t>Discuss while showing the picture</w:t>
+      </w:r>
+    </w:p>
+    <w:p>
+      <w:pPr>
+        <w:spacing w:line="336" w:lineRule="auto" w:after="180"/>
+        <w:shd w:fill="F1F6F8"/>
+      </w:pPr>
+      <w:r>
+        <w:rPr>
+          <w:b w:val="0"/>
+        </w:rPr>
+        <w:t>Teacher prompt: Point to the given fact that matters most. Explain why it matters. Ask learners to describe one label or arrow in ordinary words. Use the adjacent transcript if the image is difficult to see.</w:t>
+      </w:r>
+    </w:p>
+    <w:p>
+      <w:pPr>
+        <w:pStyle w:val="Heading3"/>
+      </w:pPr>
+      <w:r>
+        <w:t>02. Follow the deciding steps</w:t>
+      </w:r>
+    </w:p>
+    <w:p>
+      <w:r>
+        <w:drawing>
+          <wp:inline xmlns:a="http://schemas.openxmlformats.org/drawingml/2006/main" xmlns:pic="http://schemas.openxmlformats.org/drawingml/2006/picture">
+            <wp:extent cx="5486400" cy="3182112"/>
+            <wp:docPr id="3" name="Picture 3" descr="Fit transform: The declared conversion produces training lengths 20 and 60 mm. → Transform query: 5 cm becomes 50 mm using the same conversion. → Predict neighbour: Distances 30 and 10 mm select the spotted training record."/>
+            <wp:cNvGraphicFramePr>
+              <a:graphicFrameLocks noChangeAspect="1"/>
+            </wp:cNvGraphicFramePr>
+            <a:graphic>
+              <a:graphicData uri="http://schemas.openxmlformats.org/drawingml/2006/picture">
+                <pic:pic>
+                  <pic:nvPicPr>
+                    <pic:cNvPr id="0" name="academy-story-ai-4-13-02.png"/>
+                    <pic:cNvPicPr/>
+                  </pic:nvPicPr>
+                  <pic:blipFill>
+                    <a:blip r:embed="rId11"/>
+                    <a:stretch>
+                      <a:fillRect/>
+                    </a:stretch>
+                  </pic:blipFill>
+                  <pic:spPr>
+                    <a:xfrm>
+                      <a:off x="0" y="0"/>
+                      <a:ext cx="5486400" cy="3182112"/>
+                    </a:xfrm>
+                    <a:prstGeom prst="rect"/>
+                  </pic:spPr>
+                </pic:pic>
+              </a:graphicData>
+            </a:graphic>
+          </wp:inline>
+        </w:drawing>
+      </w:r>
+    </w:p>
+    <w:p>
+      <w:pPr>
+        <w:spacing w:line="336" w:lineRule="auto" w:after="180"/>
+      </w:pPr>
+      <w:r>
+        <w:rPr>
+          <w:b w:val="0"/>
+        </w:rPr>
+        <w:t xml:space="preserve">Fit transform: The declared conversion produces </w:t>
+      </w:r>
+      <w:r>
+        <w:rPr>
+          <w:b/>
+        </w:rPr>
+        <w:t>training</w:t>
+      </w:r>
+      <w:r>
+        <w:rPr>
+          <w:b w:val="0"/>
+        </w:rPr>
+        <w:t xml:space="preserve"> lengths 20 and 60 mm. → Transform query: 5 cm becomes 50 mm using the same conversion. → </w:t>
+      </w:r>
+      <w:r>
+        <w:rPr>
+          <w:b/>
+        </w:rPr>
+        <w:t>Predict</w:t>
+      </w:r>
+      <w:r>
+        <w:rPr>
+          <w:b w:val="0"/>
+        </w:rPr>
+        <w:t xml:space="preserve"> neighbour: Distances 30 and 10 mm select the spotted </w:t>
+      </w:r>
+      <w:r>
+        <w:rPr>
+          <w:b/>
+        </w:rPr>
+        <w:t>training</w:t>
+      </w:r>
+      <w:r>
+        <w:rPr>
+          <w:b w:val="0"/>
+        </w:rPr>
+        <w:t xml:space="preserve"> record.</w:t>
+      </w:r>
+    </w:p>
+    <w:p>
+      <w:pPr>
+        <w:spacing w:line="336" w:lineRule="auto" w:after="180"/>
+        <w:shd w:fill="F5F1FB"/>
+      </w:pPr>
+      <w:r>
+        <w:rPr>
+          <w:b w:val="0"/>
+        </w:rPr>
+        <w:t xml:space="preserve">Point to each numbered stage and explain which recorded </w:t>
+      </w:r>
+      <w:r>
+        <w:rPr>
+          <w:b/>
+        </w:rPr>
+        <w:t>input</w:t>
+      </w:r>
+      <w:r>
+        <w:rPr>
+          <w:b w:val="0"/>
+        </w:rPr>
+        <w:t xml:space="preserve"> it uses.</w:t>
+      </w:r>
+    </w:p>
+    <w:p>
+      <w:pPr>
+        <w:pStyle w:val="Heading3"/>
+      </w:pPr>
+      <w:r>
+        <w:t>Discuss while showing the picture</w:t>
+      </w:r>
+    </w:p>
+    <w:p>
+      <w:pPr>
+        <w:spacing w:line="336" w:lineRule="auto" w:after="180"/>
+        <w:shd w:fill="F1F6F8"/>
+      </w:pPr>
+      <w:r>
+        <w:rPr>
+          <w:b w:val="0"/>
+        </w:rPr>
+        <w:t xml:space="preserve">Teacher prompt: Point to each numbered stage and explain which recorded </w:t>
+      </w:r>
+      <w:r>
+        <w:rPr>
+          <w:b/>
+        </w:rPr>
+        <w:t>input</w:t>
+      </w:r>
+      <w:r>
+        <w:rPr>
+          <w:b w:val="0"/>
+        </w:rPr>
+        <w:t xml:space="preserve"> it uses. Ask learners to describe one label or arrow in ordinary words. Use the adjacent transcript if the image is difficult to see.</w:t>
+      </w:r>
+    </w:p>
+    <w:p>
+      <w:pPr>
+        <w:pStyle w:val="Heading3"/>
+      </w:pPr>
+      <w:r>
+        <w:t>03. Separate search from later scoring</w:t>
+      </w:r>
+    </w:p>
+    <w:p>
+      <w:r>
+        <w:drawing>
+          <wp:inline xmlns:a="http://schemas.openxmlformats.org/drawingml/2006/main" xmlns:pic="http://schemas.openxmlformats.org/drawingml/2006/picture">
+            <wp:extent cx="5486400" cy="2834640"/>
+            <wp:docPr id="4" name="Picture 4" descr="Separate search from later scoring. Try cutoffs 3 5 7 | Training labels | Count 1 0 1 errors. Store cutoff 5 | Smallest training error | Freeze this rule. Compare with baseline | Same validation rows | Report both scores"/>
+            <wp:cNvGraphicFramePr>
+              <a:graphicFrameLocks noChangeAspect="1"/>
+            </wp:cNvGraphicFramePr>
+            <a:graphic>
+              <a:graphicData uri="http://schemas.openxmlformats.org/drawingml/2006/picture">
+                <pic:pic>
+                  <pic:nvPicPr>
+                    <pic:cNvPr id="0" name="academy-story-ai-4-13-03.png"/>
+                    <pic:cNvPicPr/>
+                  </pic:nvPicPr>
+                  <pic:blipFill>
+                    <a:blip r:embed="rId12"/>
+                    <a:stretch>
+                      <a:fillRect/>
+                    </a:stretch>
+                  </pic:blipFill>
+                  <pic:spPr>
+                    <a:xfrm>
+                      <a:off x="0" y="0"/>
+                      <a:ext cx="5486400" cy="2834640"/>
+                    </a:xfrm>
+                    <a:prstGeom prst="rect"/>
+                  </pic:spPr>
+                </pic:pic>
+              </a:graphicData>
+            </a:graphic>
+          </wp:inline>
+        </w:drawing>
+      </w:r>
+    </w:p>
+    <w:p>
+      <w:pPr>
+        <w:spacing w:line="336" w:lineRule="auto" w:after="180"/>
+      </w:pPr>
+      <w:r>
+        <w:rPr>
+          <w:b w:val="0"/>
+        </w:rPr>
+        <w:t xml:space="preserve">Separate search from later scoring. Try cutoffs 3 5 7 | </w:t>
+      </w:r>
+      <w:r>
+        <w:rPr>
+          <w:b/>
+        </w:rPr>
+        <w:t>Training</w:t>
+      </w:r>
+      <w:r>
+        <w:rPr>
+          <w:b w:val="0"/>
+        </w:rPr>
+        <w:t xml:space="preserve"> labels | Count 1 0 1 errors. Store cutoff 5 | Smallest </w:t>
+      </w:r>
+      <w:r>
+        <w:rPr>
+          <w:b/>
+        </w:rPr>
+        <w:t>training error</w:t>
+      </w:r>
+      <w:r>
+        <w:rPr>
+          <w:b w:val="0"/>
+        </w:rPr>
+        <w:t xml:space="preserve"> | Freeze this rule. Compare with baseline | Same validation rows | Report both scores</w:t>
+      </w:r>
+    </w:p>
+    <w:p>
+      <w:pPr>
+        <w:spacing w:line="336" w:lineRule="auto" w:after="180"/>
+        <w:shd w:fill="F5F1FB"/>
+      </w:pPr>
+      <w:r>
+        <w:rPr>
+          <w:b w:val="0"/>
+        </w:rPr>
+        <w:t>Read the labels and values. Explain the relationship the model shows.</w:t>
+      </w:r>
+    </w:p>
+    <w:p>
+      <w:pPr>
+        <w:pStyle w:val="Heading3"/>
+      </w:pPr>
+      <w:r>
+        <w:t>Discuss while showing the picture</w:t>
+      </w:r>
+    </w:p>
+    <w:p>
+      <w:pPr>
+        <w:spacing w:line="336" w:lineRule="auto" w:after="180"/>
+        <w:shd w:fill="F1F6F8"/>
+      </w:pPr>
+      <w:r>
+        <w:rPr>
+          <w:b w:val="0"/>
+        </w:rPr>
+        <w:t>Teacher prompt: Read the labels and values. Explain the relationship the model shows. Ask learners to describe one label or arrow in ordinary words. Use the adjacent transcript if the image is difficult to see.</w:t>
+      </w:r>
+    </w:p>
+    <w:p>
+      <w:pPr>
+        <w:pStyle w:val="Heading3"/>
+      </w:pPr>
+      <w:r>
+        <w:t>04. Change one thing. Trace what follows.</w:t>
+      </w:r>
+    </w:p>
+    <w:p>
+      <w:r>
+        <w:drawing>
+          <wp:inline xmlns:a="http://schemas.openxmlformats.org/drawingml/2006/main" xmlns:pic="http://schemas.openxmlformats.org/drawingml/2006/picture">
+            <wp:extent cx="5486400" cy="3026664"/>
+            <wp:docPr id="5" name="Picture 5" descr="Original case: Distances 30 and 10 mm select the spotted training record. Changed condition: Transform training but leave query numerically at 5. Expected result: Distances become 15 and 55, incorrectly selecting healthy. Reason: The query is now compared in inconsistent units; the changed result is a pipeline defect."/>
+            <wp:cNvGraphicFramePr>
+              <a:graphicFrameLocks noChangeAspect="1"/>
+            </wp:cNvGraphicFramePr>
+            <a:graphic>
+              <a:graphicData uri="http://schemas.openxmlformats.org/drawingml/2006/picture">
+                <pic:pic>
+                  <pic:nvPicPr>
+                    <pic:cNvPr id="0" name="academy-story-ai-4-13-04.png"/>
+                    <pic:cNvPicPr/>
+                  </pic:nvPicPr>
+                  <pic:blipFill>
+                    <a:blip r:embed="rId13"/>
+                    <a:stretch>
+                      <a:fillRect/>
+                    </a:stretch>
+                  </pic:blipFill>
+                  <pic:spPr>
+                    <a:xfrm>
+                      <a:off x="0" y="0"/>
+                      <a:ext cx="5486400" cy="3026664"/>
+                    </a:xfrm>
+                    <a:prstGeom prst="rect"/>
+                  </pic:spPr>
+                </pic:pic>
+              </a:graphicData>
+            </a:graphic>
+          </wp:inline>
+        </w:drawing>
+      </w:r>
+    </w:p>
+    <w:p>
+      <w:pPr>
+        <w:spacing w:line="336" w:lineRule="auto" w:after="180"/>
+      </w:pPr>
+      <w:r>
+        <w:rPr>
+          <w:b w:val="0"/>
+        </w:rPr>
+        <w:t xml:space="preserve">Original case: Distances 30 and 10 mm select the spotted </w:t>
+      </w:r>
+      <w:r>
+        <w:rPr>
+          <w:b/>
+        </w:rPr>
+        <w:t>training</w:t>
+      </w:r>
+      <w:r>
+        <w:rPr>
+          <w:b w:val="0"/>
+        </w:rPr>
+        <w:t xml:space="preserve"> record. Changed condition: Transform </w:t>
+      </w:r>
+      <w:r>
+        <w:rPr>
+          <w:b/>
+        </w:rPr>
+        <w:t>training</w:t>
+      </w:r>
+      <w:r>
+        <w:rPr>
+          <w:b w:val="0"/>
+        </w:rPr>
+        <w:t xml:space="preserve"> but leave query numerically at 5. Expected result: Distances become 15 and 55, incorrectly selecting healthy.</w:t>
+      </w:r>
+    </w:p>
+    <w:p>
+      <w:pPr>
+        <w:spacing w:line="336" w:lineRule="auto" w:after="180"/>
+      </w:pPr>
+      <w:r>
+        <w:rPr>
+          <w:b w:val="0"/>
+        </w:rPr>
+        <w:t xml:space="preserve">Reason: The query is now compared in inconsistent units; the changed result is a </w:t>
+      </w:r>
+      <w:r>
+        <w:rPr>
+          <w:b/>
+        </w:rPr>
+        <w:t>pipeline</w:t>
+      </w:r>
+      <w:r>
+        <w:rPr>
+          <w:b w:val="0"/>
+        </w:rPr>
+        <w:t xml:space="preserve"> defect.</w:t>
+      </w:r>
+    </w:p>
+    <w:p>
+      <w:pPr>
+        <w:spacing w:line="336" w:lineRule="auto" w:after="180"/>
+        <w:shd w:fill="F5F1FB"/>
+      </w:pPr>
+      <w:r>
+        <w:rPr>
+          <w:b/>
+        </w:rPr>
+        <w:t>Predict</w:t>
+      </w:r>
+      <w:r>
+        <w:rPr>
+          <w:b w:val="0"/>
+        </w:rPr>
+        <w:t xml:space="preserve"> before checking the worked changed-case result. Name what changed and what the supplied facts allow you to conclude.</w:t>
+      </w:r>
+    </w:p>
+    <w:p>
+      <w:pPr>
+        <w:pStyle w:val="Heading3"/>
+      </w:pPr>
+      <w:r>
+        <w:t>Discuss while showing the picture</w:t>
+      </w:r>
+    </w:p>
+    <w:p>
+      <w:pPr>
+        <w:spacing w:line="336" w:lineRule="auto" w:after="180"/>
+        <w:shd w:fill="F1F6F8"/>
+      </w:pPr>
+      <w:r>
+        <w:rPr>
+          <w:b w:val="0"/>
+        </w:rPr>
+        <w:t xml:space="preserve">Teacher prompt: </w:t>
+      </w:r>
+      <w:r>
+        <w:rPr>
+          <w:b/>
+        </w:rPr>
+        <w:t>Predict</w:t>
+      </w:r>
+      <w:r>
+        <w:rPr>
+          <w:b w:val="0"/>
+        </w:rPr>
+        <w:t xml:space="preserve"> before checking the worked changed-case result. Name what changed and what the supplied facts allow you to conclude. Ask learners to describe one label or arrow in ordinary words.</w:t>
+      </w:r>
+    </w:p>
+    <w:p>
+      <w:pPr>
+        <w:spacing w:line="336" w:lineRule="auto" w:after="180"/>
+        <w:shd w:fill="F1F6F8"/>
+      </w:pPr>
+      <w:r>
+        <w:rPr>
+          <w:b w:val="0"/>
+        </w:rPr>
+        <w:t xml:space="preserve">Use the adjacent transcript if the image is difficult to see. Changed-case reasoning: The query is now compared in inconsistent units; the changed result is a </w:t>
+      </w:r>
+      <w:r>
+        <w:rPr>
+          <w:b/>
+        </w:rPr>
+        <w:t>pipeline</w:t>
+      </w:r>
+      <w:r>
+        <w:rPr>
+          <w:b w:val="0"/>
+        </w:rPr>
+        <w:t xml:space="preserve"> defect.</w:t>
+      </w:r>
+    </w:p>
+    <w:p>
+      <w:pPr>
+        <w:pStyle w:val="Heading3"/>
+      </w:pPr>
+      <w:r>
+        <w:t>05. Connect the explanation to its limit</w:t>
+      </w:r>
+    </w:p>
+    <w:p>
+      <w:r>
+        <w:drawing>
+          <wp:inline xmlns:a="http://schemas.openxmlformats.org/drawingml/2006/main" xmlns:pic="http://schemas.openxmlformats.org/drawingml/2006/picture">
+            <wp:extent cx="5486400" cy="2834640"/>
+            <wp:docPr id="6" name="Picture 6" descr="Read the picture in order. Distances 30 and 10 mm select the spotted training record. The arrows show which recorded input or intermediate result each decision uses. Explain the deciding step aloud before checking the changed case; pointing to the final answer alone does not show how it follows. Limit: A reproducible toy pipeline can still perform poorly; evaluation must use separate records and appropriate group splits."/>
+            <wp:cNvGraphicFramePr>
+              <a:graphicFrameLocks noChangeAspect="1"/>
+            </wp:cNvGraphicFramePr>
+            <a:graphic>
+              <a:graphicData uri="http://schemas.openxmlformats.org/drawingml/2006/picture">
+                <pic:pic>
+                  <pic:nvPicPr>
+                    <pic:cNvPr id="0" name="academy-story-ai-4-13-05.png"/>
+                    <pic:cNvPicPr/>
+                  </pic:nvPicPr>
+                  <pic:blipFill>
+                    <a:blip r:embed="rId14"/>
+                    <a:stretch>
+                      <a:fillRect/>
+                    </a:stretch>
+                  </pic:blipFill>
+                  <pic:spPr>
+                    <a:xfrm>
+                      <a:off x="0" y="0"/>
+                      <a:ext cx="5486400" cy="2834640"/>
+                    </a:xfrm>
+                    <a:prstGeom prst="rect"/>
+                  </pic:spPr>
+                </pic:pic>
+              </a:graphicData>
+            </a:graphic>
+          </wp:inline>
+        </w:drawing>
+      </w:r>
+    </w:p>
+    <w:p>
+      <w:pPr>
+        <w:spacing w:line="336" w:lineRule="auto" w:after="180"/>
+      </w:pPr>
+      <w:r>
+        <w:rPr>
+          <w:b w:val="0"/>
+        </w:rPr>
+        <w:t xml:space="preserve">Read the picture in order. Distances 30 and 10 mm select the spotted </w:t>
+      </w:r>
+      <w:r>
+        <w:rPr>
+          <w:b/>
+        </w:rPr>
+        <w:t>training</w:t>
+      </w:r>
+      <w:r>
+        <w:rPr>
+          <w:b w:val="0"/>
+        </w:rPr>
+        <w:t xml:space="preserve"> record. The arrows show which recorded </w:t>
+      </w:r>
+      <w:r>
+        <w:rPr>
+          <w:b/>
+        </w:rPr>
+        <w:t>input</w:t>
+      </w:r>
+      <w:r>
+        <w:rPr>
+          <w:b w:val="0"/>
+        </w:rPr>
+        <w:t xml:space="preserve"> or intermediate result each decision uses.</w:t>
+      </w:r>
+    </w:p>
+    <w:p>
+      <w:pPr>
+        <w:spacing w:line="336" w:lineRule="auto" w:after="180"/>
+      </w:pPr>
+      <w:r>
+        <w:rPr>
+          <w:b w:val="0"/>
+        </w:rPr>
+        <w:t>Explain the deciding step aloud before checking the changed case; pointing to the final answer alone does not show how it follows.</w:t>
+      </w:r>
+    </w:p>
+    <w:p>
+      <w:pPr>
+        <w:spacing w:line="336" w:lineRule="auto" w:after="180"/>
+      </w:pPr>
+      <w:r>
+        <w:rPr>
+          <w:b w:val="0"/>
+        </w:rPr>
+        <w:t xml:space="preserve">Limit: A reproducible toy </w:t>
+      </w:r>
+      <w:r>
+        <w:rPr>
+          <w:b/>
+        </w:rPr>
+        <w:t>pipeline</w:t>
+      </w:r>
+      <w:r>
+        <w:rPr>
+          <w:b w:val="0"/>
+        </w:rPr>
+        <w:t xml:space="preserve"> can still perform poorly; evaluation must use separate records and appropriate group splits.</w:t>
+      </w:r>
+    </w:p>
+    <w:p>
+      <w:pPr>
+        <w:spacing w:line="336" w:lineRule="auto" w:after="180"/>
+        <w:shd w:fill="F5F1FB"/>
+      </w:pPr>
+      <w:r>
+        <w:rPr>
+          <w:b w:val="0"/>
+        </w:rPr>
+        <w:t>Explain the case, then point to a limit on the claim.</w:t>
+      </w:r>
+    </w:p>
+    <w:p>
+      <w:pPr>
+        <w:pStyle w:val="Heading3"/>
+      </w:pPr>
+      <w:r>
+        <w:t>Discuss while showing the picture</w:t>
+      </w:r>
+    </w:p>
+    <w:p>
+      <w:pPr>
+        <w:spacing w:line="336" w:lineRule="auto" w:after="180"/>
+        <w:shd w:fill="F1F6F8"/>
+      </w:pPr>
+      <w:r>
+        <w:rPr>
+          <w:b w:val="0"/>
+        </w:rPr>
+        <w:t>Teacher prompt: Explain the case, then point to a limit on the claim. Ask learners to describe one label or arrow in ordinary words. Use the adjacent transcript if the image is difficult to see.</w:t>
+      </w:r>
+    </w:p>
+    <w:p>
+      <w:pPr>
+        <w:spacing w:line="336" w:lineRule="auto" w:after="180"/>
+        <w:shd w:fill="F1F6F8"/>
+      </w:pPr>
+      <w:r>
+        <w:rPr>
+          <w:b w:val="0"/>
+        </w:rPr>
+        <w:t xml:space="preserve">Keep the stated scope: A reproducible toy </w:t>
+      </w:r>
+      <w:r>
+        <w:rPr>
+          <w:b/>
+        </w:rPr>
+        <w:t>pipeline</w:t>
+      </w:r>
+      <w:r>
+        <w:rPr>
+          <w:b w:val="0"/>
+        </w:rPr>
+        <w:t xml:space="preserve"> can still perform poorly; evaluation must use separate records and appropriate group splits.</w:t>
+      </w:r>
+    </w:p>
+    <w:p>
+      <w:pPr>
+        <w:pStyle w:val="Heading3"/>
+      </w:pPr>
+      <w:r>
+        <w:t>06. Make the idea visible in your project</w:t>
+      </w:r>
+    </w:p>
+    <w:p>
+      <w:r>
+        <w:drawing>
+          <wp:inline xmlns:a="http://schemas.openxmlformats.org/drawingml/2006/main" xmlns:pic="http://schemas.openxmlformats.org/drawingml/2006/picture">
+            <wp:extent cx="5486400" cy="3681984"/>
+            <wp:docPr id="7" name="Picture 7" descr="For your Responsible Plant Classifier, save the input, procedure, observed result and limitation of this check. Label this worked example as practice; use a different, previously unreviewed case when checking independent understanding. Draw your input, deciding step, result and limit. Supported question: Which pipeline record would help another team reproduce the result? Point to the relevant step in the picture, then write the changed result and the rule or evidence that supports it."/>
+            <wp:cNvGraphicFramePr>
+              <a:graphicFrameLocks noChangeAspect="1"/>
+            </wp:cNvGraphicFramePr>
+            <a:graphic>
+              <a:graphicData uri="http://schemas.openxmlformats.org/drawingml/2006/picture">
+                <pic:pic>
+                  <pic:nvPicPr>
+                    <pic:cNvPr id="0" name="academy-story-ai-4-13-06.png"/>
+                    <pic:cNvPicPr/>
+                  </pic:nvPicPr>
+                  <pic:blipFill>
+                    <a:blip r:embed="rId15"/>
+                    <a:stretch>
+                      <a:fillRect/>
+                    </a:stretch>
+                  </pic:blipFill>
+                  <pic:spPr>
+                    <a:xfrm>
+                      <a:off x="0" y="0"/>
+                      <a:ext cx="5486400" cy="3681984"/>
+                    </a:xfrm>
+                    <a:prstGeom prst="rect"/>
+                  </pic:spPr>
+                </pic:pic>
+              </a:graphicData>
+            </a:graphic>
+          </wp:inline>
+        </w:drawing>
+      </w:r>
+    </w:p>
+    <w:p>
+      <w:pPr>
+        <w:spacing w:line="336" w:lineRule="auto" w:after="180"/>
+      </w:pPr>
+      <w:r>
+        <w:rPr>
+          <w:b w:val="0"/>
+        </w:rPr>
+        <w:t xml:space="preserve">For your Responsible Plant Classifier, save the </w:t>
+      </w:r>
+      <w:r>
+        <w:rPr>
+          <w:b/>
+        </w:rPr>
+        <w:t>input</w:t>
+      </w:r>
+      <w:r>
+        <w:rPr>
+          <w:b w:val="0"/>
+        </w:rPr>
+        <w:t>, procedure, observed result and limitation of this check.</w:t>
+      </w:r>
+    </w:p>
+    <w:p>
+      <w:pPr>
+        <w:spacing w:line="336" w:lineRule="auto" w:after="180"/>
+      </w:pPr>
+      <w:r>
+        <w:rPr>
+          <w:b w:val="0"/>
+        </w:rPr>
+        <w:t xml:space="preserve">Label this worked example as practice; use a different, previously unreviewed case when checking independent understanding. Draw your </w:t>
+      </w:r>
+      <w:r>
+        <w:rPr>
+          <w:b/>
+        </w:rPr>
+        <w:t>input</w:t>
+      </w:r>
+      <w:r>
+        <w:rPr>
+          <w:b w:val="0"/>
+        </w:rPr>
+        <w:t>, deciding step, result and limit.</w:t>
+      </w:r>
+    </w:p>
+    <w:p>
+      <w:pPr>
+        <w:spacing w:line="336" w:lineRule="auto" w:after="180"/>
+      </w:pPr>
+      <w:r>
+        <w:rPr>
+          <w:b w:val="0"/>
+        </w:rPr>
+        <w:t xml:space="preserve">Supported question: Which </w:t>
+      </w:r>
+      <w:r>
+        <w:rPr>
+          <w:b/>
+        </w:rPr>
+        <w:t>pipeline</w:t>
+      </w:r>
+      <w:r>
+        <w:rPr>
+          <w:b w:val="0"/>
+        </w:rPr>
+        <w:t xml:space="preserve"> record would help another team </w:t>
+      </w:r>
+      <w:r>
+        <w:rPr>
+          <w:b/>
+        </w:rPr>
+        <w:t>reproduce</w:t>
+      </w:r>
+      <w:r>
+        <w:rPr>
+          <w:b w:val="0"/>
+        </w:rPr>
+        <w:t xml:space="preserve"> the result? Point to the relevant step in the picture, then write the changed result and the rule or </w:t>
+      </w:r>
+      <w:r>
+        <w:rPr>
+          <w:b/>
+        </w:rPr>
+        <w:t>evidence</w:t>
+      </w:r>
+      <w:r>
+        <w:rPr>
+          <w:b w:val="0"/>
+        </w:rPr>
+        <w:t xml:space="preserve"> that supports it.</w:t>
+      </w:r>
+    </w:p>
+    <w:p>
+      <w:pPr>
+        <w:spacing w:line="336" w:lineRule="auto" w:after="180"/>
+        <w:shd w:fill="F5F1FB"/>
+      </w:pPr>
+      <w:r>
+        <w:rPr>
+          <w:b w:val="0"/>
+        </w:rPr>
+        <w:t xml:space="preserve">Draw your project trace and justify the deciding step using </w:t>
+      </w:r>
+      <w:r>
+        <w:rPr>
+          <w:b/>
+        </w:rPr>
+        <w:t>evidence</w:t>
+      </w:r>
+      <w:r>
+        <w:rPr>
+          <w:b w:val="0"/>
+        </w:rPr>
+        <w:t>.</w:t>
+      </w:r>
+    </w:p>
+    <w:p>
+      <w:pPr>
+        <w:pStyle w:val="Heading3"/>
+      </w:pPr>
+      <w:r>
+        <w:t>Discuss while showing the picture</w:t>
+      </w:r>
+    </w:p>
+    <w:p>
+      <w:pPr>
+        <w:spacing w:line="336" w:lineRule="auto" w:after="180"/>
+        <w:shd w:fill="F1F6F8"/>
+      </w:pPr>
+      <w:r>
+        <w:rPr>
+          <w:b w:val="0"/>
+        </w:rPr>
+        <w:t xml:space="preserve">Teacher prompt: Draw your project trace and justify the deciding step using </w:t>
+      </w:r>
+      <w:r>
+        <w:rPr>
+          <w:b/>
+        </w:rPr>
+        <w:t>evidence</w:t>
+      </w:r>
+      <w:r>
+        <w:rPr>
+          <w:b w:val="0"/>
+        </w:rPr>
+        <w:t>. Ask learners to describe one label or arrow in ordinary words. Use the adjacent transcript if the image is difficult to see.</w:t>
+      </w:r>
+    </w:p>
+    <w:p>
+      <w:pPr>
+        <w:spacing w:line="336" w:lineRule="auto" w:after="180"/>
+        <w:shd w:fill="F1F6F8"/>
+      </w:pPr>
+      <w:r>
+        <w:rPr>
+          <w:b w:val="0"/>
+        </w:rPr>
+        <w:t xml:space="preserve">Supported practice key: Record </w:t>
+      </w:r>
+      <w:r>
+        <w:rPr>
+          <w:b/>
+        </w:rPr>
+        <w:t>training</w:t>
+      </w:r>
+      <w:r>
+        <w:rPr>
+          <w:b w:val="0"/>
+        </w:rPr>
+        <w:t xml:space="preserve"> </w:t>
+      </w:r>
+      <w:r>
+        <w:rPr>
+          <w:b/>
+        </w:rPr>
+        <w:t>input</w:t>
+      </w:r>
+      <w:r>
+        <w:rPr>
+          <w:b w:val="0"/>
+        </w:rPr>
+        <w:t>s/labels, unit conversion, k=1, distance rule and query transformation; correct result is spotted from distance10 mm.</w:t>
+      </w:r>
+    </w:p>
+    <w:p>
+      <w:pPr>
+        <w:spacing w:line="336" w:lineRule="auto" w:after="180"/>
+        <w:shd w:fill="F1F6F8"/>
+      </w:pPr>
+      <w:r>
+        <w:rPr>
+          <w:b w:val="0"/>
+        </w:rPr>
+        <w:t xml:space="preserve">Changed-case check: Distances become 15 and 55, incorrectly selecting healthy. The query is now compared in inconsistent units; the changed result is a </w:t>
+      </w:r>
+      <w:r>
+        <w:rPr>
+          <w:b/>
+        </w:rPr>
+        <w:t>pipeline</w:t>
+      </w:r>
+      <w:r>
+        <w:rPr>
+          <w:b w:val="0"/>
+        </w:rPr>
+        <w:t xml:space="preserve"> defect.</w:t>
       </w:r>
     </w:p>
     <w:sectPr>

--- a/downloads/teacher/ai-4-week-13.docx
+++ b/downloads/teacher/ai-4-week-13.docx
@@ -219,7 +219,7 @@
           </w:tcPr>
           <w:p>
             <w:r>
-              <w:t>Sections 9 and 11–14. Give extra time to finish the full task set; use Section 15 when the week includes a coding lab.</w:t>
+              <w:t>Use “Run the investigation”, “Connect your project”, “Show what you know”, “Study a complete case” and “Try a new case independently”. Give extra time for the full task set. If this week has a coding lab, use its named section; section numbers can change when extra explanations are included.</w:t>
             </w:r>
           </w:p>
         </w:tc>
@@ -3406,6 +3406,26 @@
     <w:p>
       <w:r>
         <w:t>Demonstrate Train a Classifier, reduce support deliberately and check individual reasoning before discussing answers.</w:t>
+      </w:r>
+    </w:p>
+    <w:p>
+      <w:pPr>
+        <w:pStyle w:val="Heading3"/>
+      </w:pPr>
+      <w:r>
+        <w:t>Choose the pacing route</w:t>
+      </w:r>
+    </w:p>
+    <w:p>
+      <w:pPr>
+        <w:spacing w:line="336" w:lineRule="auto" w:after="180"/>
+        <w:shd w:fill="F1F6F8"/>
+      </w:pPr>
+      <w:r>
+        <w:rPr>
+          <w:b w:val="0"/>
+        </w:rPr>
+        <w:t>Compact alternative: this two-session sequence covers selected core tasks. Use the three-session weekly plan for the full lesson, independent transfer, feedback and project work; allow extra time for extensions.</w:t>
       </w:r>
     </w:p>
     <w:p>
@@ -8657,7 +8677,7 @@
           </w:tcPr>
           <w:p>
             <w:r>
-              <w:t>Sections 9 and 11–14. Give extra time to finish the full task set; use Section 15 when the week includes a coding lab.</w:t>
+              <w:t>Use “Run the investigation”, “Connect your project”, “Show what you know”, “Study a complete case” and “Try a new case independently”. Give extra time for the full task set. If this week has a coding lab, use its named section; section numbers can change when extra explanations are included.</w:t>
             </w:r>
           </w:p>
         </w:tc>
